--- a/ElectroJoule.docx
+++ b/ElectroJoule.docx
@@ -31166,7 +31166,7 @@
           <w:rPr>
             <w:noProof/>
           </w:rPr>
-          <w:t>16</w:t>
+          <w:t>12</w:t>
         </w:r>
         <w:r>
           <w:fldChar w:fldCharType="end"/>
@@ -46760,7 +46760,7 @@
 </file>
 
 <file path=customXml/itemProps1.xml><?xml version="1.0" encoding="utf-8"?>
-<ds:datastoreItem xmlns:ds="http://schemas.openxmlformats.org/officeDocument/2006/customXml" ds:itemID="{7809B4A2-1C1E-40FF-9D76-14DB897A2741}">
+<ds:datastoreItem xmlns:ds="http://schemas.openxmlformats.org/officeDocument/2006/customXml" ds:itemID="{3CF3873E-AC04-4313-89B2-AD53864046E8}">
   <ds:schemaRefs>
     <ds:schemaRef ds:uri="http://schemas.openxmlformats.org/officeDocument/2006/bibliography"/>
   </ds:schemaRefs>

--- a/ElectroJoule.docx
+++ b/ElectroJoule.docx
@@ -195,10 +195,14 @@
       <w:r>
         <w:br w:type="page"/>
       </w:r>
-      <w:bookmarkStart w:id="0" w:name="_GoBack"/>
-      <w:bookmarkEnd w:id="0"/>
-    </w:p>
-    <w:p/>
+    </w:p>
+    <w:p>
+      <w:pPr>
+        <w:rPr>
+          <w:u w:val="single"/>
+        </w:rPr>
+      </w:pPr>
+    </w:p>
     <w:p/>
     <w:sdt>
       <w:sdtPr>
@@ -259,7 +263,7 @@
           <w:r>
             <w:fldChar w:fldCharType="separate"/>
           </w:r>
-          <w:hyperlink w:anchor="_Toc203732308" w:history="1">
+          <w:hyperlink w:anchor="_Toc203735634" w:history="1">
             <w:r>
               <w:rPr>
                 <w:rStyle w:val="Hipervnculo"/>
@@ -287,7 +291,7 @@
                 <w:noProof/>
                 <w:webHidden/>
               </w:rPr>
-              <w:instrText xml:space="preserve"> PAGEREF _Toc203732308 \h </w:instrText>
+              <w:instrText xml:space="preserve"> PAGEREF _Toc203735634 \h </w:instrText>
             </w:r>
             <w:r>
               <w:rPr>
@@ -327,7 +331,7 @@
               <w:lang w:eastAsia="es-AR"/>
             </w:rPr>
           </w:pPr>
-          <w:hyperlink w:anchor="_Toc203732309" w:history="1">
+          <w:hyperlink w:anchor="_Toc203735635" w:history="1">
             <w:r>
               <w:rPr>
                 <w:rStyle w:val="Hipervnculo"/>
@@ -355,7 +359,7 @@
                 <w:noProof/>
                 <w:webHidden/>
               </w:rPr>
-              <w:instrText xml:space="preserve"> PAGEREF _Toc203732309 \h </w:instrText>
+              <w:instrText xml:space="preserve"> PAGEREF _Toc203735635 \h </w:instrText>
             </w:r>
             <w:r>
               <w:rPr>
@@ -395,7 +399,7 @@
               <w:lang w:eastAsia="es-AR"/>
             </w:rPr>
           </w:pPr>
-          <w:hyperlink w:anchor="_Toc203732310" w:history="1">
+          <w:hyperlink w:anchor="_Toc203735636" w:history="1">
             <w:r>
               <w:rPr>
                 <w:rStyle w:val="Hipervnculo"/>
@@ -424,7 +428,7 @@
                 <w:noProof/>
                 <w:webHidden/>
               </w:rPr>
-              <w:instrText xml:space="preserve"> PAGEREF _Toc203732310 \h </w:instrText>
+              <w:instrText xml:space="preserve"> PAGEREF _Toc203735636 \h </w:instrText>
             </w:r>
             <w:r>
               <w:rPr>
@@ -467,7 +471,7 @@
               <w:lang w:eastAsia="es-AR"/>
             </w:rPr>
           </w:pPr>
-          <w:hyperlink w:anchor="_Toc203732311" w:history="1">
+          <w:hyperlink w:anchor="_Toc203735637" w:history="1">
             <w:r>
               <w:rPr>
                 <w:rStyle w:val="Hipervnculo"/>
@@ -494,7 +498,7 @@
                 <w:noProof/>
                 <w:webHidden/>
               </w:rPr>
-              <w:instrText xml:space="preserve"> PAGEREF _Toc203732311 \h </w:instrText>
+              <w:instrText xml:space="preserve"> PAGEREF _Toc203735637 \h </w:instrText>
             </w:r>
             <w:r>
               <w:rPr>
@@ -537,7 +541,7 @@
               <w:lang w:eastAsia="es-AR"/>
             </w:rPr>
           </w:pPr>
-          <w:hyperlink w:anchor="_Toc203732312" w:history="1">
+          <w:hyperlink w:anchor="_Toc203735638" w:history="1">
             <w:r>
               <w:rPr>
                 <w:rStyle w:val="Hipervnculo"/>
@@ -564,7 +568,7 @@
                 <w:noProof/>
                 <w:webHidden/>
               </w:rPr>
-              <w:instrText xml:space="preserve"> PAGEREF _Toc203732312 \h </w:instrText>
+              <w:instrText xml:space="preserve"> PAGEREF _Toc203735638 \h </w:instrText>
             </w:r>
             <w:r>
               <w:rPr>
@@ -607,7 +611,7 @@
               <w:lang w:eastAsia="es-AR"/>
             </w:rPr>
           </w:pPr>
-          <w:hyperlink w:anchor="_Toc203732313" w:history="1">
+          <w:hyperlink w:anchor="_Toc203735639" w:history="1">
             <w:r>
               <w:rPr>
                 <w:rStyle w:val="Hipervnculo"/>
@@ -634,7 +638,7 @@
                 <w:noProof/>
                 <w:webHidden/>
               </w:rPr>
-              <w:instrText xml:space="preserve"> PAGEREF _Toc203732313 \h </w:instrText>
+              <w:instrText xml:space="preserve"> PAGEREF _Toc203735639 \h </w:instrText>
             </w:r>
             <w:r>
               <w:rPr>
@@ -677,7 +681,7 @@
               <w:lang w:eastAsia="es-AR"/>
             </w:rPr>
           </w:pPr>
-          <w:hyperlink w:anchor="_Toc203732314" w:history="1">
+          <w:hyperlink w:anchor="_Toc203735640" w:history="1">
             <w:r>
               <w:rPr>
                 <w:rStyle w:val="Hipervnculo"/>
@@ -704,7 +708,7 @@
                 <w:noProof/>
                 <w:webHidden/>
               </w:rPr>
-              <w:instrText xml:space="preserve"> PAGEREF _Toc203732314 \h </w:instrText>
+              <w:instrText xml:space="preserve"> PAGEREF _Toc203735640 \h </w:instrText>
             </w:r>
             <w:r>
               <w:rPr>
@@ -744,7 +748,7 @@
               <w:lang w:eastAsia="es-AR"/>
             </w:rPr>
           </w:pPr>
-          <w:hyperlink w:anchor="_Toc203732315" w:history="1">
+          <w:hyperlink w:anchor="_Toc203735641" w:history="1">
             <w:r>
               <w:rPr>
                 <w:rStyle w:val="Hipervnculo"/>
@@ -772,7 +776,7 @@
                 <w:noProof/>
                 <w:webHidden/>
               </w:rPr>
-              <w:instrText xml:space="preserve"> PAGEREF _Toc203732315 \h </w:instrText>
+              <w:instrText xml:space="preserve"> PAGEREF _Toc203735641 \h </w:instrText>
             </w:r>
             <w:r>
               <w:rPr>
@@ -815,7 +819,7 @@
               <w:lang w:eastAsia="es-AR"/>
             </w:rPr>
           </w:pPr>
-          <w:hyperlink w:anchor="_Toc203732316" w:history="1">
+          <w:hyperlink w:anchor="_Toc203735642" w:history="1">
             <w:r>
               <w:rPr>
                 <w:rStyle w:val="Hipervnculo"/>
@@ -843,7 +847,7 @@
                 <w:noProof/>
                 <w:webHidden/>
               </w:rPr>
-              <w:instrText xml:space="preserve"> PAGEREF _Toc203732316 \h </w:instrText>
+              <w:instrText xml:space="preserve"> PAGEREF _Toc203735642 \h </w:instrText>
             </w:r>
             <w:r>
               <w:rPr>
@@ -886,7 +890,7 @@
               <w:lang w:eastAsia="es-AR"/>
             </w:rPr>
           </w:pPr>
-          <w:hyperlink w:anchor="_Toc203732317" w:history="1">
+          <w:hyperlink w:anchor="_Toc203735643" w:history="1">
             <w:r>
               <w:rPr>
                 <w:rStyle w:val="Hipervnculo"/>
@@ -914,7 +918,7 @@
                 <w:noProof/>
                 <w:webHidden/>
               </w:rPr>
-              <w:instrText xml:space="preserve"> PAGEREF _Toc203732317 \h </w:instrText>
+              <w:instrText xml:space="preserve"> PAGEREF _Toc203735643 \h </w:instrText>
             </w:r>
             <w:r>
               <w:rPr>
@@ -957,7 +961,7 @@
               <w:lang w:eastAsia="es-AR"/>
             </w:rPr>
           </w:pPr>
-          <w:hyperlink w:anchor="_Toc203732318" w:history="1">
+          <w:hyperlink w:anchor="_Toc203735644" w:history="1">
             <w:r>
               <w:rPr>
                 <w:rStyle w:val="Hipervnculo"/>
@@ -985,7 +989,7 @@
                 <w:noProof/>
                 <w:webHidden/>
               </w:rPr>
-              <w:instrText xml:space="preserve"> PAGEREF _Toc203732318 \h </w:instrText>
+              <w:instrText xml:space="preserve"> PAGEREF _Toc203735644 \h </w:instrText>
             </w:r>
             <w:r>
               <w:rPr>
@@ -1028,7 +1032,7 @@
               <w:lang w:eastAsia="es-AR"/>
             </w:rPr>
           </w:pPr>
-          <w:hyperlink w:anchor="_Toc203732319" w:history="1">
+          <w:hyperlink w:anchor="_Toc203735645" w:history="1">
             <w:r>
               <w:rPr>
                 <w:rStyle w:val="Hipervnculo"/>
@@ -1056,7 +1060,7 @@
                 <w:noProof/>
                 <w:webHidden/>
               </w:rPr>
-              <w:instrText xml:space="preserve"> PAGEREF _Toc203732319 \h </w:instrText>
+              <w:instrText xml:space="preserve"> PAGEREF _Toc203735645 \h </w:instrText>
             </w:r>
             <w:r>
               <w:rPr>
@@ -1099,7 +1103,7 @@
               <w:lang w:eastAsia="es-AR"/>
             </w:rPr>
           </w:pPr>
-          <w:hyperlink w:anchor="_Toc203732320" w:history="1">
+          <w:hyperlink w:anchor="_Toc203735646" w:history="1">
             <w:r>
               <w:rPr>
                 <w:rStyle w:val="Hipervnculo"/>
@@ -1127,7 +1131,7 @@
                 <w:noProof/>
                 <w:webHidden/>
               </w:rPr>
-              <w:instrText xml:space="preserve"> PAGEREF _Toc203732320 \h </w:instrText>
+              <w:instrText xml:space="preserve"> PAGEREF _Toc203735646 \h </w:instrText>
             </w:r>
             <w:r>
               <w:rPr>
@@ -1170,7 +1174,7 @@
               <w:lang w:eastAsia="es-AR"/>
             </w:rPr>
           </w:pPr>
-          <w:hyperlink w:anchor="_Toc203732321" w:history="1">
+          <w:hyperlink w:anchor="_Toc203735647" w:history="1">
             <w:r>
               <w:rPr>
                 <w:rStyle w:val="Hipervnculo"/>
@@ -1198,7 +1202,7 @@
                 <w:noProof/>
                 <w:webHidden/>
               </w:rPr>
-              <w:instrText xml:space="preserve"> PAGEREF _Toc203732321 \h </w:instrText>
+              <w:instrText xml:space="preserve"> PAGEREF _Toc203735647 \h </w:instrText>
             </w:r>
             <w:r>
               <w:rPr>
@@ -1241,7 +1245,7 @@
               <w:lang w:eastAsia="es-AR"/>
             </w:rPr>
           </w:pPr>
-          <w:hyperlink w:anchor="_Toc203732322" w:history="1">
+          <w:hyperlink w:anchor="_Toc203735648" w:history="1">
             <w:r>
               <w:rPr>
                 <w:rStyle w:val="Hipervnculo"/>
@@ -1269,7 +1273,7 @@
                 <w:noProof/>
                 <w:webHidden/>
               </w:rPr>
-              <w:instrText xml:space="preserve"> PAGEREF _Toc203732322 \h </w:instrText>
+              <w:instrText xml:space="preserve"> PAGEREF _Toc203735648 \h </w:instrText>
             </w:r>
             <w:r>
               <w:rPr>
@@ -1312,7 +1316,7 @@
               <w:lang w:eastAsia="es-AR"/>
             </w:rPr>
           </w:pPr>
-          <w:hyperlink w:anchor="_Toc203732323" w:history="1">
+          <w:hyperlink w:anchor="_Toc203735649" w:history="1">
             <w:r>
               <w:rPr>
                 <w:rStyle w:val="Hipervnculo"/>
@@ -1340,7 +1344,7 @@
                 <w:noProof/>
                 <w:webHidden/>
               </w:rPr>
-              <w:instrText xml:space="preserve"> PAGEREF _Toc203732323 \h </w:instrText>
+              <w:instrText xml:space="preserve"> PAGEREF _Toc203735649 \h </w:instrText>
             </w:r>
             <w:r>
               <w:rPr>
@@ -1383,7 +1387,7 @@
               <w:lang w:eastAsia="es-AR"/>
             </w:rPr>
           </w:pPr>
-          <w:hyperlink w:anchor="_Toc203732324" w:history="1">
+          <w:hyperlink w:anchor="_Toc203735650" w:history="1">
             <w:r>
               <w:rPr>
                 <w:rStyle w:val="Hipervnculo"/>
@@ -1411,7 +1415,7 @@
                 <w:noProof/>
                 <w:webHidden/>
               </w:rPr>
-              <w:instrText xml:space="preserve"> PAGEREF _Toc203732324 \h </w:instrText>
+              <w:instrText xml:space="preserve"> PAGEREF _Toc203735650 \h </w:instrText>
             </w:r>
             <w:r>
               <w:rPr>
@@ -1454,7 +1458,7 @@
               <w:lang w:eastAsia="es-AR"/>
             </w:rPr>
           </w:pPr>
-          <w:hyperlink w:anchor="_Toc203732325" w:history="1">
+          <w:hyperlink w:anchor="_Toc203735651" w:history="1">
             <w:r>
               <w:rPr>
                 <w:rStyle w:val="Hipervnculo"/>
@@ -1482,7 +1486,7 @@
                 <w:noProof/>
                 <w:webHidden/>
               </w:rPr>
-              <w:instrText xml:space="preserve"> PAGEREF _Toc203732325 \h </w:instrText>
+              <w:instrText xml:space="preserve"> PAGEREF _Toc203735651 \h </w:instrText>
             </w:r>
             <w:r>
               <w:rPr>
@@ -1525,7 +1529,7 @@
               <w:lang w:eastAsia="es-AR"/>
             </w:rPr>
           </w:pPr>
-          <w:hyperlink w:anchor="_Toc203732326" w:history="1">
+          <w:hyperlink w:anchor="_Toc203735652" w:history="1">
             <w:r>
               <w:rPr>
                 <w:rStyle w:val="Hipervnculo"/>
@@ -1552,7 +1556,7 @@
                 <w:noProof/>
                 <w:webHidden/>
               </w:rPr>
-              <w:instrText xml:space="preserve"> PAGEREF _Toc203732326 \h </w:instrText>
+              <w:instrText xml:space="preserve"> PAGEREF _Toc203735652 \h </w:instrText>
             </w:r>
             <w:r>
               <w:rPr>
@@ -1595,7 +1599,7 @@
               <w:lang w:eastAsia="es-AR"/>
             </w:rPr>
           </w:pPr>
-          <w:hyperlink w:anchor="_Toc203732327" w:history="1">
+          <w:hyperlink w:anchor="_Toc203735653" w:history="1">
             <w:r>
               <w:rPr>
                 <w:rStyle w:val="Hipervnculo"/>
@@ -1622,7 +1626,7 @@
                 <w:noProof/>
                 <w:webHidden/>
               </w:rPr>
-              <w:instrText xml:space="preserve"> PAGEREF _Toc203732327 \h </w:instrText>
+              <w:instrText xml:space="preserve"> PAGEREF _Toc203735653 \h </w:instrText>
             </w:r>
             <w:r>
               <w:rPr>
@@ -1665,7 +1669,7 @@
               <w:lang w:eastAsia="es-AR"/>
             </w:rPr>
           </w:pPr>
-          <w:hyperlink w:anchor="_Toc203732328" w:history="1">
+          <w:hyperlink w:anchor="_Toc203735654" w:history="1">
             <w:r>
               <w:rPr>
                 <w:rStyle w:val="Hipervnculo"/>
@@ -1692,7 +1696,7 @@
                 <w:noProof/>
                 <w:webHidden/>
               </w:rPr>
-              <w:instrText xml:space="preserve"> PAGEREF _Toc203732328 \h </w:instrText>
+              <w:instrText xml:space="preserve"> PAGEREF _Toc203735654 \h </w:instrText>
             </w:r>
             <w:r>
               <w:rPr>
@@ -1735,7 +1739,7 @@
               <w:lang w:eastAsia="es-AR"/>
             </w:rPr>
           </w:pPr>
-          <w:hyperlink w:anchor="_Toc203732329" w:history="1">
+          <w:hyperlink w:anchor="_Toc203735655" w:history="1">
             <w:r>
               <w:rPr>
                 <w:rStyle w:val="Hipervnculo"/>
@@ -1762,7 +1766,7 @@
                 <w:noProof/>
                 <w:webHidden/>
               </w:rPr>
-              <w:instrText xml:space="preserve"> PAGEREF _Toc203732329 \h </w:instrText>
+              <w:instrText xml:space="preserve"> PAGEREF _Toc203735655 \h </w:instrText>
             </w:r>
             <w:r>
               <w:rPr>
@@ -1805,7 +1809,7 @@
               <w:lang w:eastAsia="es-AR"/>
             </w:rPr>
           </w:pPr>
-          <w:hyperlink w:anchor="_Toc203732330" w:history="1">
+          <w:hyperlink w:anchor="_Toc203735656" w:history="1">
             <w:r>
               <w:rPr>
                 <w:rStyle w:val="Hipervnculo"/>
@@ -1832,7 +1836,7 @@
                 <w:noProof/>
                 <w:webHidden/>
               </w:rPr>
-              <w:instrText xml:space="preserve"> PAGEREF _Toc203732330 \h </w:instrText>
+              <w:instrText xml:space="preserve"> PAGEREF _Toc203735656 \h </w:instrText>
             </w:r>
             <w:r>
               <w:rPr>
@@ -1852,7 +1856,7 @@
                 <w:noProof/>
                 <w:webHidden/>
               </w:rPr>
-              <w:t>15</w:t>
+              <w:t>14</w:t>
             </w:r>
             <w:r>
               <w:rPr>
@@ -1875,7 +1879,7 @@
               <w:lang w:eastAsia="es-AR"/>
             </w:rPr>
           </w:pPr>
-          <w:hyperlink w:anchor="_Toc203732331" w:history="1">
+          <w:hyperlink w:anchor="_Toc203735657" w:history="1">
             <w:r>
               <w:rPr>
                 <w:rStyle w:val="Hipervnculo"/>
@@ -1903,7 +1907,7 @@
                 <w:noProof/>
                 <w:webHidden/>
               </w:rPr>
-              <w:instrText xml:space="preserve"> PAGEREF _Toc203732331 \h </w:instrText>
+              <w:instrText xml:space="preserve"> PAGEREF _Toc203735657 \h </w:instrText>
             </w:r>
             <w:r>
               <w:rPr>
@@ -1943,7 +1947,7 @@
               <w:lang w:eastAsia="es-AR"/>
             </w:rPr>
           </w:pPr>
-          <w:hyperlink w:anchor="_Toc203732332" w:history="1">
+          <w:hyperlink w:anchor="_Toc203735658" w:history="1">
             <w:r>
               <w:rPr>
                 <w:rStyle w:val="Hipervnculo"/>
@@ -1971,7 +1975,7 @@
                 <w:noProof/>
                 <w:webHidden/>
               </w:rPr>
-              <w:instrText xml:space="preserve"> PAGEREF _Toc203732332 \h </w:instrText>
+              <w:instrText xml:space="preserve"> PAGEREF _Toc203735658 \h </w:instrText>
             </w:r>
             <w:r>
               <w:rPr>
@@ -2014,7 +2018,7 @@
               <w:lang w:eastAsia="es-AR"/>
             </w:rPr>
           </w:pPr>
-          <w:hyperlink w:anchor="_Toc203732333" w:history="1">
+          <w:hyperlink w:anchor="_Toc203735659" w:history="1">
             <w:r>
               <w:rPr>
                 <w:rStyle w:val="Hipervnculo"/>
@@ -2042,7 +2046,7 @@
                 <w:noProof/>
                 <w:webHidden/>
               </w:rPr>
-              <w:instrText xml:space="preserve"> PAGEREF _Toc203732333 \h </w:instrText>
+              <w:instrText xml:space="preserve"> PAGEREF _Toc203735659 \h </w:instrText>
             </w:r>
             <w:r>
               <w:rPr>
@@ -2085,7 +2089,7 @@
               <w:lang w:eastAsia="es-AR"/>
             </w:rPr>
           </w:pPr>
-          <w:hyperlink w:anchor="_Toc203732334" w:history="1">
+          <w:hyperlink w:anchor="_Toc203735660" w:history="1">
             <w:r>
               <w:rPr>
                 <w:rStyle w:val="Hipervnculo"/>
@@ -2112,7 +2116,7 @@
                 <w:noProof/>
                 <w:webHidden/>
               </w:rPr>
-              <w:instrText xml:space="preserve"> PAGEREF _Toc203732334 \h </w:instrText>
+              <w:instrText xml:space="preserve"> PAGEREF _Toc203735660 \h </w:instrText>
             </w:r>
             <w:r>
               <w:rPr>
@@ -2155,7 +2159,7 @@
               <w:lang w:eastAsia="es-AR"/>
             </w:rPr>
           </w:pPr>
-          <w:hyperlink w:anchor="_Toc203732335" w:history="1">
+          <w:hyperlink w:anchor="_Toc203735661" w:history="1">
             <w:r>
               <w:rPr>
                 <w:rStyle w:val="Hipervnculo"/>
@@ -2182,7 +2186,7 @@
                 <w:noProof/>
                 <w:webHidden/>
               </w:rPr>
-              <w:instrText xml:space="preserve"> PAGEREF _Toc203732335 \h </w:instrText>
+              <w:instrText xml:space="preserve"> PAGEREF _Toc203735661 \h </w:instrText>
             </w:r>
             <w:r>
               <w:rPr>
@@ -2225,7 +2229,7 @@
               <w:lang w:eastAsia="es-AR"/>
             </w:rPr>
           </w:pPr>
-          <w:hyperlink w:anchor="_Toc203732336" w:history="1">
+          <w:hyperlink w:anchor="_Toc203735662" w:history="1">
             <w:r>
               <w:rPr>
                 <w:rStyle w:val="Hipervnculo"/>
@@ -2252,7 +2256,7 @@
                 <w:noProof/>
                 <w:webHidden/>
               </w:rPr>
-              <w:instrText xml:space="preserve"> PAGEREF _Toc203732336 \h </w:instrText>
+              <w:instrText xml:space="preserve"> PAGEREF _Toc203735662 \h </w:instrText>
             </w:r>
             <w:r>
               <w:rPr>
@@ -2272,7 +2276,7 @@
                 <w:noProof/>
                 <w:webHidden/>
               </w:rPr>
-              <w:t>17</w:t>
+              <w:t>16</w:t>
             </w:r>
             <w:r>
               <w:rPr>
@@ -2295,7 +2299,7 @@
               <w:lang w:eastAsia="es-AR"/>
             </w:rPr>
           </w:pPr>
-          <w:hyperlink w:anchor="_Toc203732337" w:history="1">
+          <w:hyperlink w:anchor="_Toc203735663" w:history="1">
             <w:r>
               <w:rPr>
                 <w:rStyle w:val="Hipervnculo"/>
@@ -2322,7 +2326,7 @@
                 <w:noProof/>
                 <w:webHidden/>
               </w:rPr>
-              <w:instrText xml:space="preserve"> PAGEREF _Toc203732337 \h </w:instrText>
+              <w:instrText xml:space="preserve"> PAGEREF _Toc203735663 \h </w:instrText>
             </w:r>
             <w:r>
               <w:rPr>
@@ -2365,7 +2369,7 @@
               <w:lang w:eastAsia="es-AR"/>
             </w:rPr>
           </w:pPr>
-          <w:hyperlink w:anchor="_Toc203732338" w:history="1">
+          <w:hyperlink w:anchor="_Toc203735664" w:history="1">
             <w:r>
               <w:rPr>
                 <w:rStyle w:val="Hipervnculo"/>
@@ -2392,7 +2396,7 @@
                 <w:noProof/>
                 <w:webHidden/>
               </w:rPr>
-              <w:instrText xml:space="preserve"> PAGEREF _Toc203732338 \h </w:instrText>
+              <w:instrText xml:space="preserve"> PAGEREF _Toc203735664 \h </w:instrText>
             </w:r>
             <w:r>
               <w:rPr>
@@ -2435,7 +2439,7 @@
               <w:lang w:eastAsia="es-AR"/>
             </w:rPr>
           </w:pPr>
-          <w:hyperlink w:anchor="_Toc203732339" w:history="1">
+          <w:hyperlink w:anchor="_Toc203735665" w:history="1">
             <w:r>
               <w:rPr>
                 <w:rStyle w:val="Hipervnculo"/>
@@ -2462,7 +2466,7 @@
                 <w:noProof/>
                 <w:webHidden/>
               </w:rPr>
-              <w:instrText xml:space="preserve"> PAGEREF _Toc203732339 \h </w:instrText>
+              <w:instrText xml:space="preserve"> PAGEREF _Toc203735665 \h </w:instrText>
             </w:r>
             <w:r>
               <w:rPr>
@@ -2482,7 +2486,7 @@
                 <w:noProof/>
                 <w:webHidden/>
               </w:rPr>
-              <w:t>18</w:t>
+              <w:t>17</w:t>
             </w:r>
             <w:r>
               <w:rPr>
@@ -2505,7 +2509,7 @@
               <w:lang w:eastAsia="es-AR"/>
             </w:rPr>
           </w:pPr>
-          <w:hyperlink w:anchor="_Toc203732340" w:history="1">
+          <w:hyperlink w:anchor="_Toc203735666" w:history="1">
             <w:r>
               <w:rPr>
                 <w:rStyle w:val="Hipervnculo"/>
@@ -2532,7 +2536,7 @@
                 <w:noProof/>
                 <w:webHidden/>
               </w:rPr>
-              <w:instrText xml:space="preserve"> PAGEREF _Toc203732340 \h </w:instrText>
+              <w:instrText xml:space="preserve"> PAGEREF _Toc203735666 \h </w:instrText>
             </w:r>
             <w:r>
               <w:rPr>
@@ -2552,7 +2556,7 @@
                 <w:noProof/>
                 <w:webHidden/>
               </w:rPr>
-              <w:t>18</w:t>
+              <w:t>17</w:t>
             </w:r>
             <w:r>
               <w:rPr>
@@ -2575,7 +2579,7 @@
               <w:lang w:eastAsia="es-AR"/>
             </w:rPr>
           </w:pPr>
-          <w:hyperlink w:anchor="_Toc203732341" w:history="1">
+          <w:hyperlink w:anchor="_Toc203735667" w:history="1">
             <w:r>
               <w:rPr>
                 <w:rStyle w:val="Hipervnculo"/>
@@ -2602,7 +2606,7 @@
                 <w:noProof/>
                 <w:webHidden/>
               </w:rPr>
-              <w:instrText xml:space="preserve"> PAGEREF _Toc203732341 \h </w:instrText>
+              <w:instrText xml:space="preserve"> PAGEREF _Toc203735667 \h </w:instrText>
             </w:r>
             <w:r>
               <w:rPr>
@@ -2642,7 +2646,7 @@
               <w:lang w:eastAsia="es-AR"/>
             </w:rPr>
           </w:pPr>
-          <w:hyperlink w:anchor="_Toc203732342" w:history="1">
+          <w:hyperlink w:anchor="_Toc203735668" w:history="1">
             <w:r>
               <w:rPr>
                 <w:rStyle w:val="Hipervnculo"/>
@@ -2670,7 +2674,7 @@
                 <w:noProof/>
                 <w:webHidden/>
               </w:rPr>
-              <w:instrText xml:space="preserve"> PAGEREF _Toc203732342 \h </w:instrText>
+              <w:instrText xml:space="preserve"> PAGEREF _Toc203735668 \h </w:instrText>
             </w:r>
             <w:r>
               <w:rPr>
@@ -2690,7 +2694,7 @@
                 <w:noProof/>
                 <w:webHidden/>
               </w:rPr>
-              <w:t>19</w:t>
+              <w:t>18</w:t>
             </w:r>
             <w:r>
               <w:rPr>
@@ -2710,7 +2714,7 @@
               <w:lang w:eastAsia="es-AR"/>
             </w:rPr>
           </w:pPr>
-          <w:hyperlink w:anchor="_Toc203732343" w:history="1">
+          <w:hyperlink w:anchor="_Toc203735669" w:history="1">
             <w:r>
               <w:rPr>
                 <w:rStyle w:val="Hipervnculo"/>
@@ -2738,7 +2742,7 @@
                 <w:noProof/>
                 <w:webHidden/>
               </w:rPr>
-              <w:instrText xml:space="preserve"> PAGEREF _Toc203732343 \h </w:instrText>
+              <w:instrText xml:space="preserve"> PAGEREF _Toc203735669 \h </w:instrText>
             </w:r>
             <w:r>
               <w:rPr>
@@ -2778,7 +2782,7 @@
               <w:lang w:eastAsia="es-AR"/>
             </w:rPr>
           </w:pPr>
-          <w:hyperlink w:anchor="_Toc203732344" w:history="1">
+          <w:hyperlink w:anchor="_Toc203735670" w:history="1">
             <w:r>
               <w:rPr>
                 <w:rStyle w:val="Hipervnculo"/>
@@ -2805,7 +2809,7 @@
                 <w:noProof/>
                 <w:webHidden/>
               </w:rPr>
-              <w:instrText xml:space="preserve"> PAGEREF _Toc203732344 \h </w:instrText>
+              <w:instrText xml:space="preserve"> PAGEREF _Toc203735670 \h </w:instrText>
             </w:r>
             <w:r>
               <w:rPr>
@@ -2825,7 +2829,7 @@
                 <w:noProof/>
                 <w:webHidden/>
               </w:rPr>
-              <w:t>21</w:t>
+              <w:t>20</w:t>
             </w:r>
             <w:r>
               <w:rPr>
@@ -2848,7 +2852,7 @@
               <w:lang w:eastAsia="es-AR"/>
             </w:rPr>
           </w:pPr>
-          <w:hyperlink w:anchor="_Toc203732345" w:history="1">
+          <w:hyperlink w:anchor="_Toc203735671" w:history="1">
             <w:r>
               <w:rPr>
                 <w:rStyle w:val="Hipervnculo"/>
@@ -2875,7 +2879,7 @@
                 <w:noProof/>
                 <w:webHidden/>
               </w:rPr>
-              <w:instrText xml:space="preserve"> PAGEREF _Toc203732345 \h </w:instrText>
+              <w:instrText xml:space="preserve"> PAGEREF _Toc203735671 \h </w:instrText>
             </w:r>
             <w:r>
               <w:rPr>
@@ -2895,7 +2899,7 @@
                 <w:noProof/>
                 <w:webHidden/>
               </w:rPr>
-              <w:t>21</w:t>
+              <w:t>20</w:t>
             </w:r>
             <w:r>
               <w:rPr>
@@ -2918,7 +2922,7 @@
               <w:lang w:eastAsia="es-AR"/>
             </w:rPr>
           </w:pPr>
-          <w:hyperlink w:anchor="_Toc203732346" w:history="1">
+          <w:hyperlink w:anchor="_Toc203735672" w:history="1">
             <w:r>
               <w:rPr>
                 <w:rStyle w:val="Hipervnculo"/>
@@ -2945,7 +2949,7 @@
                 <w:noProof/>
                 <w:webHidden/>
               </w:rPr>
-              <w:instrText xml:space="preserve"> PAGEREF _Toc203732346 \h </w:instrText>
+              <w:instrText xml:space="preserve"> PAGEREF _Toc203735672 \h </w:instrText>
             </w:r>
             <w:r>
               <w:rPr>
@@ -2965,7 +2969,7 @@
                 <w:noProof/>
                 <w:webHidden/>
               </w:rPr>
-              <w:t>22</w:t>
+              <w:t>21</w:t>
             </w:r>
             <w:r>
               <w:rPr>
@@ -2988,7 +2992,7 @@
               <w:lang w:eastAsia="es-AR"/>
             </w:rPr>
           </w:pPr>
-          <w:hyperlink w:anchor="_Toc203732347" w:history="1">
+          <w:hyperlink w:anchor="_Toc203735673" w:history="1">
             <w:r>
               <w:rPr>
                 <w:rStyle w:val="Hipervnculo"/>
@@ -3015,7 +3019,7 @@
                 <w:noProof/>
                 <w:webHidden/>
               </w:rPr>
-              <w:instrText xml:space="preserve"> PAGEREF _Toc203732347 \h </w:instrText>
+              <w:instrText xml:space="preserve"> PAGEREF _Toc203735673 \h </w:instrText>
             </w:r>
             <w:r>
               <w:rPr>
@@ -3035,7 +3039,7 @@
                 <w:noProof/>
                 <w:webHidden/>
               </w:rPr>
-              <w:t>23</w:t>
+              <w:t>22</w:t>
             </w:r>
             <w:r>
               <w:rPr>
@@ -3058,7 +3062,7 @@
               <w:lang w:eastAsia="es-AR"/>
             </w:rPr>
           </w:pPr>
-          <w:hyperlink w:anchor="_Toc203732348" w:history="1">
+          <w:hyperlink w:anchor="_Toc203735674" w:history="1">
             <w:r>
               <w:rPr>
                 <w:rStyle w:val="Hipervnculo"/>
@@ -3085,7 +3089,7 @@
                 <w:noProof/>
                 <w:webHidden/>
               </w:rPr>
-              <w:instrText xml:space="preserve"> PAGEREF _Toc203732348 \h </w:instrText>
+              <w:instrText xml:space="preserve"> PAGEREF _Toc203735674 \h </w:instrText>
             </w:r>
             <w:r>
               <w:rPr>
@@ -3105,7 +3109,7 @@
                 <w:noProof/>
                 <w:webHidden/>
               </w:rPr>
-              <w:t>24</w:t>
+              <w:t>23</w:t>
             </w:r>
             <w:r>
               <w:rPr>
@@ -3128,7 +3132,7 @@
               <w:lang w:eastAsia="es-AR"/>
             </w:rPr>
           </w:pPr>
-          <w:hyperlink w:anchor="_Toc203732349" w:history="1">
+          <w:hyperlink w:anchor="_Toc203735675" w:history="1">
             <w:r>
               <w:rPr>
                 <w:rStyle w:val="Hipervnculo"/>
@@ -3155,7 +3159,7 @@
                 <w:noProof/>
                 <w:webHidden/>
               </w:rPr>
-              <w:instrText xml:space="preserve"> PAGEREF _Toc203732349 \h </w:instrText>
+              <w:instrText xml:space="preserve"> PAGEREF _Toc203735675 \h </w:instrText>
             </w:r>
             <w:r>
               <w:rPr>
@@ -3175,7 +3179,7 @@
                 <w:noProof/>
                 <w:webHidden/>
               </w:rPr>
-              <w:t>25</w:t>
+              <w:t>24</w:t>
             </w:r>
             <w:r>
               <w:rPr>
@@ -3195,7 +3199,7 @@
               <w:lang w:eastAsia="es-AR"/>
             </w:rPr>
           </w:pPr>
-          <w:hyperlink w:anchor="_Toc203732350" w:history="1">
+          <w:hyperlink w:anchor="_Toc203735676" w:history="1">
             <w:r>
               <w:rPr>
                 <w:rStyle w:val="Hipervnculo"/>
@@ -3222,7 +3226,7 @@
                 <w:noProof/>
                 <w:webHidden/>
               </w:rPr>
-              <w:instrText xml:space="preserve"> PAGEREF _Toc203732350 \h </w:instrText>
+              <w:instrText xml:space="preserve"> PAGEREF _Toc203735676 \h </w:instrText>
             </w:r>
             <w:r>
               <w:rPr>
@@ -3242,7 +3246,7 @@
                 <w:noProof/>
                 <w:webHidden/>
               </w:rPr>
-              <w:t>25</w:t>
+              <w:t>24</w:t>
             </w:r>
             <w:r>
               <w:rPr>
@@ -3262,7 +3266,7 @@
               <w:lang w:eastAsia="es-AR"/>
             </w:rPr>
           </w:pPr>
-          <w:hyperlink w:anchor="_Toc203732351" w:history="1">
+          <w:hyperlink w:anchor="_Toc203735677" w:history="1">
             <w:r>
               <w:rPr>
                 <w:rStyle w:val="Hipervnculo"/>
@@ -3290,7 +3294,7 @@
                 <w:noProof/>
                 <w:webHidden/>
               </w:rPr>
-              <w:instrText xml:space="preserve"> PAGEREF _Toc203732351 \h </w:instrText>
+              <w:instrText xml:space="preserve"> PAGEREF _Toc203735677 \h </w:instrText>
             </w:r>
             <w:r>
               <w:rPr>
@@ -3310,7 +3314,7 @@
                 <w:noProof/>
                 <w:webHidden/>
               </w:rPr>
-              <w:t>26</w:t>
+              <w:t>25</w:t>
             </w:r>
             <w:r>
               <w:rPr>
@@ -3333,7 +3337,7 @@
               <w:lang w:eastAsia="es-AR"/>
             </w:rPr>
           </w:pPr>
-          <w:hyperlink w:anchor="_Toc203732352" w:history="1">
+          <w:hyperlink w:anchor="_Toc203735678" w:history="1">
             <w:r>
               <w:rPr>
                 <w:rStyle w:val="Hipervnculo"/>
@@ -3360,7 +3364,7 @@
                 <w:noProof/>
                 <w:webHidden/>
               </w:rPr>
-              <w:instrText xml:space="preserve"> PAGEREF _Toc203732352 \h </w:instrText>
+              <w:instrText xml:space="preserve"> PAGEREF _Toc203735678 \h </w:instrText>
             </w:r>
             <w:r>
               <w:rPr>
@@ -3380,7 +3384,7 @@
                 <w:noProof/>
                 <w:webHidden/>
               </w:rPr>
-              <w:t>26</w:t>
+              <w:t>25</w:t>
             </w:r>
             <w:r>
               <w:rPr>
@@ -3403,7 +3407,7 @@
               <w:lang w:eastAsia="es-AR"/>
             </w:rPr>
           </w:pPr>
-          <w:hyperlink w:anchor="_Toc203732353" w:history="1">
+          <w:hyperlink w:anchor="_Toc203735679" w:history="1">
             <w:r>
               <w:rPr>
                 <w:rStyle w:val="Hipervnculo"/>
@@ -3430,7 +3434,7 @@
                 <w:noProof/>
                 <w:webHidden/>
               </w:rPr>
-              <w:instrText xml:space="preserve"> PAGEREF _Toc203732353 \h </w:instrText>
+              <w:instrText xml:space="preserve"> PAGEREF _Toc203735679 \h </w:instrText>
             </w:r>
             <w:r>
               <w:rPr>
@@ -3450,7 +3454,7 @@
                 <w:noProof/>
                 <w:webHidden/>
               </w:rPr>
-              <w:t>26</w:t>
+              <w:t>25</w:t>
             </w:r>
             <w:r>
               <w:rPr>
@@ -3473,7 +3477,7 @@
               <w:lang w:eastAsia="es-AR"/>
             </w:rPr>
           </w:pPr>
-          <w:hyperlink w:anchor="_Toc203732354" w:history="1">
+          <w:hyperlink w:anchor="_Toc203735680" w:history="1">
             <w:r>
               <w:rPr>
                 <w:rStyle w:val="Hipervnculo"/>
@@ -3500,7 +3504,7 @@
                 <w:noProof/>
                 <w:webHidden/>
               </w:rPr>
-              <w:instrText xml:space="preserve"> PAGEREF _Toc203732354 \h </w:instrText>
+              <w:instrText xml:space="preserve"> PAGEREF _Toc203735680 \h </w:instrText>
             </w:r>
             <w:r>
               <w:rPr>
@@ -3520,7 +3524,7 @@
                 <w:noProof/>
                 <w:webHidden/>
               </w:rPr>
-              <w:t>26</w:t>
+              <w:t>25</w:t>
             </w:r>
             <w:r>
               <w:rPr>
@@ -3543,7 +3547,7 @@
               <w:lang w:eastAsia="es-AR"/>
             </w:rPr>
           </w:pPr>
-          <w:hyperlink w:anchor="_Toc203732355" w:history="1">
+          <w:hyperlink w:anchor="_Toc203735681" w:history="1">
             <w:r>
               <w:rPr>
                 <w:rStyle w:val="Hipervnculo"/>
@@ -3570,7 +3574,7 @@
                 <w:noProof/>
                 <w:webHidden/>
               </w:rPr>
-              <w:instrText xml:space="preserve"> PAGEREF _Toc203732355 \h </w:instrText>
+              <w:instrText xml:space="preserve"> PAGEREF _Toc203735681 \h </w:instrText>
             </w:r>
             <w:r>
               <w:rPr>
@@ -3590,7 +3594,7 @@
                 <w:noProof/>
                 <w:webHidden/>
               </w:rPr>
-              <w:t>27</w:t>
+              <w:t>26</w:t>
             </w:r>
             <w:r>
               <w:rPr>
@@ -3613,7 +3617,7 @@
               <w:lang w:eastAsia="es-AR"/>
             </w:rPr>
           </w:pPr>
-          <w:hyperlink w:anchor="_Toc203732356" w:history="1">
+          <w:hyperlink w:anchor="_Toc203735682" w:history="1">
             <w:r>
               <w:rPr>
                 <w:rStyle w:val="Hipervnculo"/>
@@ -3640,7 +3644,7 @@
                 <w:noProof/>
                 <w:webHidden/>
               </w:rPr>
-              <w:instrText xml:space="preserve"> PAGEREF _Toc203732356 \h </w:instrText>
+              <w:instrText xml:space="preserve"> PAGEREF _Toc203735682 \h </w:instrText>
             </w:r>
             <w:r>
               <w:rPr>
@@ -3660,7 +3664,7 @@
                 <w:noProof/>
                 <w:webHidden/>
               </w:rPr>
-              <w:t>27</w:t>
+              <w:t>26</w:t>
             </w:r>
             <w:r>
               <w:rPr>
@@ -3683,7 +3687,7 @@
               <w:lang w:eastAsia="es-AR"/>
             </w:rPr>
           </w:pPr>
-          <w:hyperlink w:anchor="_Toc203732357" w:history="1">
+          <w:hyperlink w:anchor="_Toc203735683" w:history="1">
             <w:r>
               <w:rPr>
                 <w:rStyle w:val="Hipervnculo"/>
@@ -3710,7 +3714,7 @@
                 <w:noProof/>
                 <w:webHidden/>
               </w:rPr>
-              <w:instrText xml:space="preserve"> PAGEREF _Toc203732357 \h </w:instrText>
+              <w:instrText xml:space="preserve"> PAGEREF _Toc203735683 \h </w:instrText>
             </w:r>
             <w:r>
               <w:rPr>
@@ -3730,7 +3734,7 @@
                 <w:noProof/>
                 <w:webHidden/>
               </w:rPr>
-              <w:t>27</w:t>
+              <w:t>26</w:t>
             </w:r>
             <w:r>
               <w:rPr>
@@ -3753,7 +3757,7 @@
               <w:lang w:eastAsia="es-AR"/>
             </w:rPr>
           </w:pPr>
-          <w:hyperlink w:anchor="_Toc203732358" w:history="1">
+          <w:hyperlink w:anchor="_Toc203735684" w:history="1">
             <w:r>
               <w:rPr>
                 <w:rStyle w:val="Hipervnculo"/>
@@ -3780,7 +3784,7 @@
                 <w:noProof/>
                 <w:webHidden/>
               </w:rPr>
-              <w:instrText xml:space="preserve"> PAGEREF _Toc203732358 \h </w:instrText>
+              <w:instrText xml:space="preserve"> PAGEREF _Toc203735684 \h </w:instrText>
             </w:r>
             <w:r>
               <w:rPr>
@@ -3800,7 +3804,7 @@
                 <w:noProof/>
                 <w:webHidden/>
               </w:rPr>
-              <w:t>27</w:t>
+              <w:t>26</w:t>
             </w:r>
             <w:r>
               <w:rPr>
@@ -3823,7 +3827,7 @@
               <w:lang w:eastAsia="es-AR"/>
             </w:rPr>
           </w:pPr>
-          <w:hyperlink w:anchor="_Toc203732359" w:history="1">
+          <w:hyperlink w:anchor="_Toc203735685" w:history="1">
             <w:r>
               <w:rPr>
                 <w:rStyle w:val="Hipervnculo"/>
@@ -3850,7 +3854,7 @@
                 <w:noProof/>
                 <w:webHidden/>
               </w:rPr>
-              <w:instrText xml:space="preserve"> PAGEREF _Toc203732359 \h </w:instrText>
+              <w:instrText xml:space="preserve"> PAGEREF _Toc203735685 \h </w:instrText>
             </w:r>
             <w:r>
               <w:rPr>
@@ -3870,7 +3874,7 @@
                 <w:noProof/>
                 <w:webHidden/>
               </w:rPr>
-              <w:t>28</w:t>
+              <w:t>27</w:t>
             </w:r>
             <w:r>
               <w:rPr>
@@ -3893,7 +3897,7 @@
               <w:lang w:eastAsia="es-AR"/>
             </w:rPr>
           </w:pPr>
-          <w:hyperlink w:anchor="_Toc203732360" w:history="1">
+          <w:hyperlink w:anchor="_Toc203735686" w:history="1">
             <w:r>
               <w:rPr>
                 <w:rStyle w:val="Hipervnculo"/>
@@ -3920,7 +3924,7 @@
                 <w:noProof/>
                 <w:webHidden/>
               </w:rPr>
-              <w:instrText xml:space="preserve"> PAGEREF _Toc203732360 \h </w:instrText>
+              <w:instrText xml:space="preserve"> PAGEREF _Toc203735686 \h </w:instrText>
             </w:r>
             <w:r>
               <w:rPr>
@@ -3940,7 +3944,7 @@
                 <w:noProof/>
                 <w:webHidden/>
               </w:rPr>
-              <w:t>28</w:t>
+              <w:t>27</w:t>
             </w:r>
             <w:r>
               <w:rPr>
@@ -3963,7 +3967,7 @@
               <w:lang w:eastAsia="es-AR"/>
             </w:rPr>
           </w:pPr>
-          <w:hyperlink w:anchor="_Toc203732361" w:history="1">
+          <w:hyperlink w:anchor="_Toc203735687" w:history="1">
             <w:r>
               <w:rPr>
                 <w:rStyle w:val="Hipervnculo"/>
@@ -3990,7 +3994,7 @@
                 <w:noProof/>
                 <w:webHidden/>
               </w:rPr>
-              <w:instrText xml:space="preserve"> PAGEREF _Toc203732361 \h </w:instrText>
+              <w:instrText xml:space="preserve"> PAGEREF _Toc203735687 \h </w:instrText>
             </w:r>
             <w:r>
               <w:rPr>
@@ -4010,7 +4014,7 @@
                 <w:noProof/>
                 <w:webHidden/>
               </w:rPr>
-              <w:t>28</w:t>
+              <w:t>27</w:t>
             </w:r>
             <w:r>
               <w:rPr>
@@ -4033,7 +4037,7 @@
               <w:lang w:eastAsia="es-AR"/>
             </w:rPr>
           </w:pPr>
-          <w:hyperlink w:anchor="_Toc203732362" w:history="1">
+          <w:hyperlink w:anchor="_Toc203735688" w:history="1">
             <w:r>
               <w:rPr>
                 <w:rStyle w:val="Hipervnculo"/>
@@ -4060,7 +4064,7 @@
                 <w:noProof/>
                 <w:webHidden/>
               </w:rPr>
-              <w:instrText xml:space="preserve"> PAGEREF _Toc203732362 \h </w:instrText>
+              <w:instrText xml:space="preserve"> PAGEREF _Toc203735688 \h </w:instrText>
             </w:r>
             <w:r>
               <w:rPr>
@@ -4080,7 +4084,7 @@
                 <w:noProof/>
                 <w:webHidden/>
               </w:rPr>
-              <w:t>28</w:t>
+              <w:t>27</w:t>
             </w:r>
             <w:r>
               <w:rPr>
@@ -4103,7 +4107,7 @@
               <w:lang w:eastAsia="es-AR"/>
             </w:rPr>
           </w:pPr>
-          <w:hyperlink w:anchor="_Toc203732363" w:history="1">
+          <w:hyperlink w:anchor="_Toc203735689" w:history="1">
             <w:r>
               <w:rPr>
                 <w:rStyle w:val="Hipervnculo"/>
@@ -4130,7 +4134,7 @@
                 <w:noProof/>
                 <w:webHidden/>
               </w:rPr>
-              <w:instrText xml:space="preserve"> PAGEREF _Toc203732363 \h </w:instrText>
+              <w:instrText xml:space="preserve"> PAGEREF _Toc203735689 \h </w:instrText>
             </w:r>
             <w:r>
               <w:rPr>
@@ -4150,7 +4154,7 @@
                 <w:noProof/>
                 <w:webHidden/>
               </w:rPr>
-              <w:t>28</w:t>
+              <w:t>27</w:t>
             </w:r>
             <w:r>
               <w:rPr>
@@ -4173,7 +4177,7 @@
               <w:lang w:eastAsia="es-AR"/>
             </w:rPr>
           </w:pPr>
-          <w:hyperlink w:anchor="_Toc203732364" w:history="1">
+          <w:hyperlink w:anchor="_Toc203735690" w:history="1">
             <w:r>
               <w:rPr>
                 <w:rStyle w:val="Hipervnculo"/>
@@ -4200,7 +4204,7 @@
                 <w:noProof/>
                 <w:webHidden/>
               </w:rPr>
-              <w:instrText xml:space="preserve"> PAGEREF _Toc203732364 \h </w:instrText>
+              <w:instrText xml:space="preserve"> PAGEREF _Toc203735690 \h </w:instrText>
             </w:r>
             <w:r>
               <w:rPr>
@@ -4220,7 +4224,7 @@
                 <w:noProof/>
                 <w:webHidden/>
               </w:rPr>
-              <w:t>29</w:t>
+              <w:t>28</w:t>
             </w:r>
             <w:r>
               <w:rPr>
@@ -4243,7 +4247,7 @@
               <w:lang w:eastAsia="es-AR"/>
             </w:rPr>
           </w:pPr>
-          <w:hyperlink w:anchor="_Toc203732365" w:history="1">
+          <w:hyperlink w:anchor="_Toc203735691" w:history="1">
             <w:r>
               <w:rPr>
                 <w:rStyle w:val="Hipervnculo"/>
@@ -4270,7 +4274,7 @@
                 <w:noProof/>
                 <w:webHidden/>
               </w:rPr>
-              <w:instrText xml:space="preserve"> PAGEREF _Toc203732365 \h </w:instrText>
+              <w:instrText xml:space="preserve"> PAGEREF _Toc203735691 \h </w:instrText>
             </w:r>
             <w:r>
               <w:rPr>
@@ -4290,7 +4294,7 @@
                 <w:noProof/>
                 <w:webHidden/>
               </w:rPr>
-              <w:t>29</w:t>
+              <w:t>28</w:t>
             </w:r>
             <w:r>
               <w:rPr>
@@ -4313,7 +4317,7 @@
               <w:lang w:eastAsia="es-AR"/>
             </w:rPr>
           </w:pPr>
-          <w:hyperlink w:anchor="_Toc203732366" w:history="1">
+          <w:hyperlink w:anchor="_Toc203735692" w:history="1">
             <w:r>
               <w:rPr>
                 <w:rStyle w:val="Hipervnculo"/>
@@ -4340,7 +4344,7 @@
                 <w:noProof/>
                 <w:webHidden/>
               </w:rPr>
-              <w:instrText xml:space="preserve"> PAGEREF _Toc203732366 \h </w:instrText>
+              <w:instrText xml:space="preserve"> PAGEREF _Toc203735692 \h </w:instrText>
             </w:r>
             <w:r>
               <w:rPr>
@@ -4360,7 +4364,7 @@
                 <w:noProof/>
                 <w:webHidden/>
               </w:rPr>
-              <w:t>29</w:t>
+              <w:t>28</w:t>
             </w:r>
             <w:r>
               <w:rPr>
@@ -4383,7 +4387,7 @@
               <w:lang w:eastAsia="es-AR"/>
             </w:rPr>
           </w:pPr>
-          <w:hyperlink w:anchor="_Toc203732367" w:history="1">
+          <w:hyperlink w:anchor="_Toc203735693" w:history="1">
             <w:r>
               <w:rPr>
                 <w:rStyle w:val="Hipervnculo"/>
@@ -4410,7 +4414,7 @@
                 <w:noProof/>
                 <w:webHidden/>
               </w:rPr>
-              <w:instrText xml:space="preserve"> PAGEREF _Toc203732367 \h </w:instrText>
+              <w:instrText xml:space="preserve"> PAGEREF _Toc203735693 \h </w:instrText>
             </w:r>
             <w:r>
               <w:rPr>
@@ -4430,7 +4434,7 @@
                 <w:noProof/>
                 <w:webHidden/>
               </w:rPr>
-              <w:t>29</w:t>
+              <w:t>28</w:t>
             </w:r>
             <w:r>
               <w:rPr>
@@ -4453,7 +4457,7 @@
               <w:lang w:eastAsia="es-AR"/>
             </w:rPr>
           </w:pPr>
-          <w:hyperlink w:anchor="_Toc203732368" w:history="1">
+          <w:hyperlink w:anchor="_Toc203735694" w:history="1">
             <w:r>
               <w:rPr>
                 <w:rStyle w:val="Hipervnculo"/>
@@ -4480,7 +4484,7 @@
                 <w:noProof/>
                 <w:webHidden/>
               </w:rPr>
-              <w:instrText xml:space="preserve"> PAGEREF _Toc203732368 \h </w:instrText>
+              <w:instrText xml:space="preserve"> PAGEREF _Toc203735694 \h </w:instrText>
             </w:r>
             <w:r>
               <w:rPr>
@@ -4500,7 +4504,7 @@
                 <w:noProof/>
                 <w:webHidden/>
               </w:rPr>
-              <w:t>29</w:t>
+              <w:t>28</w:t>
             </w:r>
             <w:r>
               <w:rPr>
@@ -4523,7 +4527,7 @@
               <w:lang w:eastAsia="es-AR"/>
             </w:rPr>
           </w:pPr>
-          <w:hyperlink w:anchor="_Toc203732369" w:history="1">
+          <w:hyperlink w:anchor="_Toc203735695" w:history="1">
             <w:r>
               <w:rPr>
                 <w:rStyle w:val="Hipervnculo"/>
@@ -4550,7 +4554,7 @@
                 <w:noProof/>
                 <w:webHidden/>
               </w:rPr>
-              <w:instrText xml:space="preserve"> PAGEREF _Toc203732369 \h </w:instrText>
+              <w:instrText xml:space="preserve"> PAGEREF _Toc203735695 \h </w:instrText>
             </w:r>
             <w:r>
               <w:rPr>
@@ -4570,7 +4574,7 @@
                 <w:noProof/>
                 <w:webHidden/>
               </w:rPr>
-              <w:t>30</w:t>
+              <w:t>29</w:t>
             </w:r>
             <w:r>
               <w:rPr>
@@ -4593,7 +4597,7 @@
               <w:lang w:eastAsia="es-AR"/>
             </w:rPr>
           </w:pPr>
-          <w:hyperlink w:anchor="_Toc203732370" w:history="1">
+          <w:hyperlink w:anchor="_Toc203735696" w:history="1">
             <w:r>
               <w:rPr>
                 <w:rStyle w:val="Hipervnculo"/>
@@ -4620,7 +4624,7 @@
                 <w:noProof/>
                 <w:webHidden/>
               </w:rPr>
-              <w:instrText xml:space="preserve"> PAGEREF _Toc203732370 \h </w:instrText>
+              <w:instrText xml:space="preserve"> PAGEREF _Toc203735696 \h </w:instrText>
             </w:r>
             <w:r>
               <w:rPr>
@@ -4640,7 +4644,7 @@
                 <w:noProof/>
                 <w:webHidden/>
               </w:rPr>
-              <w:t>30</w:t>
+              <w:t>29</w:t>
             </w:r>
             <w:r>
               <w:rPr>
@@ -4663,7 +4667,7 @@
               <w:lang w:eastAsia="es-AR"/>
             </w:rPr>
           </w:pPr>
-          <w:hyperlink w:anchor="_Toc203732371" w:history="1">
+          <w:hyperlink w:anchor="_Toc203735697" w:history="1">
             <w:r>
               <w:rPr>
                 <w:rStyle w:val="Hipervnculo"/>
@@ -4690,7 +4694,7 @@
                 <w:noProof/>
                 <w:webHidden/>
               </w:rPr>
-              <w:instrText xml:space="preserve"> PAGEREF _Toc203732371 \h </w:instrText>
+              <w:instrText xml:space="preserve"> PAGEREF _Toc203735697 \h </w:instrText>
             </w:r>
             <w:r>
               <w:rPr>
@@ -4710,7 +4714,7 @@
                 <w:noProof/>
                 <w:webHidden/>
               </w:rPr>
-              <w:t>30</w:t>
+              <w:t>29</w:t>
             </w:r>
             <w:r>
               <w:rPr>
@@ -4733,7 +4737,7 @@
               <w:lang w:eastAsia="es-AR"/>
             </w:rPr>
           </w:pPr>
-          <w:hyperlink w:anchor="_Toc203732372" w:history="1">
+          <w:hyperlink w:anchor="_Toc203735698" w:history="1">
             <w:r>
               <w:rPr>
                 <w:rStyle w:val="Hipervnculo"/>
@@ -4760,7 +4764,7 @@
                 <w:noProof/>
                 <w:webHidden/>
               </w:rPr>
-              <w:instrText xml:space="preserve"> PAGEREF _Toc203732372 \h </w:instrText>
+              <w:instrText xml:space="preserve"> PAGEREF _Toc203735698 \h </w:instrText>
             </w:r>
             <w:r>
               <w:rPr>
@@ -4780,7 +4784,7 @@
                 <w:noProof/>
                 <w:webHidden/>
               </w:rPr>
-              <w:t>30</w:t>
+              <w:t>29</w:t>
             </w:r>
             <w:r>
               <w:rPr>
@@ -4803,7 +4807,7 @@
               <w:lang w:eastAsia="es-AR"/>
             </w:rPr>
           </w:pPr>
-          <w:hyperlink w:anchor="_Toc203732373" w:history="1">
+          <w:hyperlink w:anchor="_Toc203735699" w:history="1">
             <w:r>
               <w:rPr>
                 <w:rStyle w:val="Hipervnculo"/>
@@ -4830,7 +4834,7 @@
                 <w:noProof/>
                 <w:webHidden/>
               </w:rPr>
-              <w:instrText xml:space="preserve"> PAGEREF _Toc203732373 \h </w:instrText>
+              <w:instrText xml:space="preserve"> PAGEREF _Toc203735699 \h </w:instrText>
             </w:r>
             <w:r>
               <w:rPr>
@@ -4850,7 +4854,7 @@
                 <w:noProof/>
                 <w:webHidden/>
               </w:rPr>
-              <w:t>30</w:t>
+              <w:t>29</w:t>
             </w:r>
             <w:r>
               <w:rPr>
@@ -4873,7 +4877,7 @@
               <w:lang w:eastAsia="es-AR"/>
             </w:rPr>
           </w:pPr>
-          <w:hyperlink w:anchor="_Toc203732374" w:history="1">
+          <w:hyperlink w:anchor="_Toc203735700" w:history="1">
             <w:r>
               <w:rPr>
                 <w:rStyle w:val="Hipervnculo"/>
@@ -4900,7 +4904,7 @@
                 <w:noProof/>
                 <w:webHidden/>
               </w:rPr>
-              <w:instrText xml:space="preserve"> PAGEREF _Toc203732374 \h </w:instrText>
+              <w:instrText xml:space="preserve"> PAGEREF _Toc203735700 \h </w:instrText>
             </w:r>
             <w:r>
               <w:rPr>
@@ -4920,7 +4924,7 @@
                 <w:noProof/>
                 <w:webHidden/>
               </w:rPr>
-              <w:t>31</w:t>
+              <w:t>30</w:t>
             </w:r>
             <w:r>
               <w:rPr>
@@ -4943,7 +4947,7 @@
               <w:lang w:eastAsia="es-AR"/>
             </w:rPr>
           </w:pPr>
-          <w:hyperlink w:anchor="_Toc203732375" w:history="1">
+          <w:hyperlink w:anchor="_Toc203735701" w:history="1">
             <w:r>
               <w:rPr>
                 <w:rStyle w:val="Hipervnculo"/>
@@ -4970,7 +4974,7 @@
                 <w:noProof/>
                 <w:webHidden/>
               </w:rPr>
-              <w:instrText xml:space="preserve"> PAGEREF _Toc203732375 \h </w:instrText>
+              <w:instrText xml:space="preserve"> PAGEREF _Toc203735701 \h </w:instrText>
             </w:r>
             <w:r>
               <w:rPr>
@@ -4990,7 +4994,7 @@
                 <w:noProof/>
                 <w:webHidden/>
               </w:rPr>
-              <w:t>31</w:t>
+              <w:t>30</w:t>
             </w:r>
             <w:r>
               <w:rPr>
@@ -5013,7 +5017,7 @@
               <w:lang w:eastAsia="es-AR"/>
             </w:rPr>
           </w:pPr>
-          <w:hyperlink w:anchor="_Toc203732376" w:history="1">
+          <w:hyperlink w:anchor="_Toc203735702" w:history="1">
             <w:r>
               <w:rPr>
                 <w:rStyle w:val="Hipervnculo"/>
@@ -5040,7 +5044,7 @@
                 <w:noProof/>
                 <w:webHidden/>
               </w:rPr>
-              <w:instrText xml:space="preserve"> PAGEREF _Toc203732376 \h </w:instrText>
+              <w:instrText xml:space="preserve"> PAGEREF _Toc203735702 \h </w:instrText>
             </w:r>
             <w:r>
               <w:rPr>
@@ -5060,7 +5064,7 @@
                 <w:noProof/>
                 <w:webHidden/>
               </w:rPr>
-              <w:t>31</w:t>
+              <w:t>30</w:t>
             </w:r>
             <w:r>
               <w:rPr>
@@ -5083,7 +5087,7 @@
               <w:lang w:eastAsia="es-AR"/>
             </w:rPr>
           </w:pPr>
-          <w:hyperlink w:anchor="_Toc203732377" w:history="1">
+          <w:hyperlink w:anchor="_Toc203735703" w:history="1">
             <w:r>
               <w:rPr>
                 <w:rStyle w:val="Hipervnculo"/>
@@ -5110,7 +5114,7 @@
                 <w:noProof/>
                 <w:webHidden/>
               </w:rPr>
-              <w:instrText xml:space="preserve"> PAGEREF _Toc203732377 \h </w:instrText>
+              <w:instrText xml:space="preserve"> PAGEREF _Toc203735703 \h </w:instrText>
             </w:r>
             <w:r>
               <w:rPr>
@@ -5130,7 +5134,7 @@
                 <w:noProof/>
                 <w:webHidden/>
               </w:rPr>
-              <w:t>31</w:t>
+              <w:t>30</w:t>
             </w:r>
             <w:r>
               <w:rPr>
@@ -5153,7 +5157,7 @@
               <w:lang w:eastAsia="es-AR"/>
             </w:rPr>
           </w:pPr>
-          <w:hyperlink w:anchor="_Toc203732378" w:history="1">
+          <w:hyperlink w:anchor="_Toc203735704" w:history="1">
             <w:r>
               <w:rPr>
                 <w:rStyle w:val="Hipervnculo"/>
@@ -5180,7 +5184,7 @@
                 <w:noProof/>
                 <w:webHidden/>
               </w:rPr>
-              <w:instrText xml:space="preserve"> PAGEREF _Toc203732378 \h </w:instrText>
+              <w:instrText xml:space="preserve"> PAGEREF _Toc203735704 \h </w:instrText>
             </w:r>
             <w:r>
               <w:rPr>
@@ -5200,7 +5204,7 @@
                 <w:noProof/>
                 <w:webHidden/>
               </w:rPr>
-              <w:t>31</w:t>
+              <w:t>30</w:t>
             </w:r>
             <w:r>
               <w:rPr>
@@ -5223,7 +5227,7 @@
               <w:lang w:eastAsia="es-AR"/>
             </w:rPr>
           </w:pPr>
-          <w:hyperlink w:anchor="_Toc203732379" w:history="1">
+          <w:hyperlink w:anchor="_Toc203735705" w:history="1">
             <w:r>
               <w:rPr>
                 <w:rStyle w:val="Hipervnculo"/>
@@ -5250,7 +5254,7 @@
                 <w:noProof/>
                 <w:webHidden/>
               </w:rPr>
-              <w:instrText xml:space="preserve"> PAGEREF _Toc203732379 \h </w:instrText>
+              <w:instrText xml:space="preserve"> PAGEREF _Toc203735705 \h </w:instrText>
             </w:r>
             <w:r>
               <w:rPr>
@@ -5270,7 +5274,7 @@
                 <w:noProof/>
                 <w:webHidden/>
               </w:rPr>
-              <w:t>32</w:t>
+              <w:t>31</w:t>
             </w:r>
             <w:r>
               <w:rPr>
@@ -5293,7 +5297,7 @@
               <w:lang w:eastAsia="es-AR"/>
             </w:rPr>
           </w:pPr>
-          <w:hyperlink w:anchor="_Toc203732380" w:history="1">
+          <w:hyperlink w:anchor="_Toc203735706" w:history="1">
             <w:r>
               <w:rPr>
                 <w:rStyle w:val="Hipervnculo"/>
@@ -5320,7 +5324,7 @@
                 <w:noProof/>
                 <w:webHidden/>
               </w:rPr>
-              <w:instrText xml:space="preserve"> PAGEREF _Toc203732380 \h </w:instrText>
+              <w:instrText xml:space="preserve"> PAGEREF _Toc203735706 \h </w:instrText>
             </w:r>
             <w:r>
               <w:rPr>
@@ -5340,7 +5344,7 @@
                 <w:noProof/>
                 <w:webHidden/>
               </w:rPr>
-              <w:t>32</w:t>
+              <w:t>31</w:t>
             </w:r>
             <w:r>
               <w:rPr>
@@ -5363,7 +5367,7 @@
               <w:lang w:eastAsia="es-AR"/>
             </w:rPr>
           </w:pPr>
-          <w:hyperlink w:anchor="_Toc203732381" w:history="1">
+          <w:hyperlink w:anchor="_Toc203735707" w:history="1">
             <w:r>
               <w:rPr>
                 <w:rStyle w:val="Hipervnculo"/>
@@ -5390,7 +5394,7 @@
                 <w:noProof/>
                 <w:webHidden/>
               </w:rPr>
-              <w:instrText xml:space="preserve"> PAGEREF _Toc203732381 \h </w:instrText>
+              <w:instrText xml:space="preserve"> PAGEREF _Toc203735707 \h </w:instrText>
             </w:r>
             <w:r>
               <w:rPr>
@@ -5410,7 +5414,7 @@
                 <w:noProof/>
                 <w:webHidden/>
               </w:rPr>
-              <w:t>32</w:t>
+              <w:t>31</w:t>
             </w:r>
             <w:r>
               <w:rPr>
@@ -5433,7 +5437,7 @@
               <w:lang w:eastAsia="es-AR"/>
             </w:rPr>
           </w:pPr>
-          <w:hyperlink w:anchor="_Toc203732382" w:history="1">
+          <w:hyperlink w:anchor="_Toc203735708" w:history="1">
             <w:r>
               <w:rPr>
                 <w:rStyle w:val="Hipervnculo"/>
@@ -5460,7 +5464,7 @@
                 <w:noProof/>
                 <w:webHidden/>
               </w:rPr>
-              <w:instrText xml:space="preserve"> PAGEREF _Toc203732382 \h </w:instrText>
+              <w:instrText xml:space="preserve"> PAGEREF _Toc203735708 \h </w:instrText>
             </w:r>
             <w:r>
               <w:rPr>
@@ -5480,7 +5484,7 @@
                 <w:noProof/>
                 <w:webHidden/>
               </w:rPr>
-              <w:t>32</w:t>
+              <w:t>31</w:t>
             </w:r>
             <w:r>
               <w:rPr>
@@ -5503,7 +5507,7 @@
               <w:lang w:eastAsia="es-AR"/>
             </w:rPr>
           </w:pPr>
-          <w:hyperlink w:anchor="_Toc203732383" w:history="1">
+          <w:hyperlink w:anchor="_Toc203735709" w:history="1">
             <w:r>
               <w:rPr>
                 <w:rStyle w:val="Hipervnculo"/>
@@ -5530,7 +5534,7 @@
                 <w:noProof/>
                 <w:webHidden/>
               </w:rPr>
-              <w:instrText xml:space="preserve"> PAGEREF _Toc203732383 \h </w:instrText>
+              <w:instrText xml:space="preserve"> PAGEREF _Toc203735709 \h </w:instrText>
             </w:r>
             <w:r>
               <w:rPr>
@@ -5550,7 +5554,7 @@
                 <w:noProof/>
                 <w:webHidden/>
               </w:rPr>
-              <w:t>32</w:t>
+              <w:t>31</w:t>
             </w:r>
             <w:r>
               <w:rPr>
@@ -5573,7 +5577,7 @@
               <w:lang w:eastAsia="es-AR"/>
             </w:rPr>
           </w:pPr>
-          <w:hyperlink w:anchor="_Toc203732384" w:history="1">
+          <w:hyperlink w:anchor="_Toc203735710" w:history="1">
             <w:r>
               <w:rPr>
                 <w:rStyle w:val="Hipervnculo"/>
@@ -5600,7 +5604,7 @@
                 <w:noProof/>
                 <w:webHidden/>
               </w:rPr>
-              <w:instrText xml:space="preserve"> PAGEREF _Toc203732384 \h </w:instrText>
+              <w:instrText xml:space="preserve"> PAGEREF _Toc203735710 \h </w:instrText>
             </w:r>
             <w:r>
               <w:rPr>
@@ -5620,7 +5624,7 @@
                 <w:noProof/>
                 <w:webHidden/>
               </w:rPr>
-              <w:t>33</w:t>
+              <w:t>32</w:t>
             </w:r>
             <w:r>
               <w:rPr>
@@ -5643,7 +5647,7 @@
               <w:lang w:eastAsia="es-AR"/>
             </w:rPr>
           </w:pPr>
-          <w:hyperlink w:anchor="_Toc203732385" w:history="1">
+          <w:hyperlink w:anchor="_Toc203735711" w:history="1">
             <w:r>
               <w:rPr>
                 <w:rStyle w:val="Hipervnculo"/>
@@ -5670,7 +5674,7 @@
                 <w:noProof/>
                 <w:webHidden/>
               </w:rPr>
-              <w:instrText xml:space="preserve"> PAGEREF _Toc203732385 \h </w:instrText>
+              <w:instrText xml:space="preserve"> PAGEREF _Toc203735711 \h </w:instrText>
             </w:r>
             <w:r>
               <w:rPr>
@@ -5690,7 +5694,7 @@
                 <w:noProof/>
                 <w:webHidden/>
               </w:rPr>
-              <w:t>33</w:t>
+              <w:t>32</w:t>
             </w:r>
             <w:r>
               <w:rPr>
@@ -5713,7 +5717,7 @@
               <w:lang w:eastAsia="es-AR"/>
             </w:rPr>
           </w:pPr>
-          <w:hyperlink w:anchor="_Toc203732386" w:history="1">
+          <w:hyperlink w:anchor="_Toc203735712" w:history="1">
             <w:r>
               <w:rPr>
                 <w:rStyle w:val="Hipervnculo"/>
@@ -5740,7 +5744,7 @@
                 <w:noProof/>
                 <w:webHidden/>
               </w:rPr>
-              <w:instrText xml:space="preserve"> PAGEREF _Toc203732386 \h </w:instrText>
+              <w:instrText xml:space="preserve"> PAGEREF _Toc203735712 \h </w:instrText>
             </w:r>
             <w:r>
               <w:rPr>
@@ -5760,7 +5764,7 @@
                 <w:noProof/>
                 <w:webHidden/>
               </w:rPr>
-              <w:t>33</w:t>
+              <w:t>32</w:t>
             </w:r>
             <w:r>
               <w:rPr>
@@ -5783,7 +5787,7 @@
               <w:lang w:eastAsia="es-AR"/>
             </w:rPr>
           </w:pPr>
-          <w:hyperlink w:anchor="_Toc203732387" w:history="1">
+          <w:hyperlink w:anchor="_Toc203735713" w:history="1">
             <w:r>
               <w:rPr>
                 <w:rStyle w:val="Hipervnculo"/>
@@ -5810,7 +5814,7 @@
                 <w:noProof/>
                 <w:webHidden/>
               </w:rPr>
-              <w:instrText xml:space="preserve"> PAGEREF _Toc203732387 \h </w:instrText>
+              <w:instrText xml:space="preserve"> PAGEREF _Toc203735713 \h </w:instrText>
             </w:r>
             <w:r>
               <w:rPr>
@@ -5830,7 +5834,7 @@
                 <w:noProof/>
                 <w:webHidden/>
               </w:rPr>
-              <w:t>33</w:t>
+              <w:t>32</w:t>
             </w:r>
             <w:r>
               <w:rPr>
@@ -5853,7 +5857,7 @@
               <w:lang w:eastAsia="es-AR"/>
             </w:rPr>
           </w:pPr>
-          <w:hyperlink w:anchor="_Toc203732388" w:history="1">
+          <w:hyperlink w:anchor="_Toc203735714" w:history="1">
             <w:r>
               <w:rPr>
                 <w:rStyle w:val="Hipervnculo"/>
@@ -5880,7 +5884,7 @@
                 <w:noProof/>
                 <w:webHidden/>
               </w:rPr>
-              <w:instrText xml:space="preserve"> PAGEREF _Toc203732388 \h </w:instrText>
+              <w:instrText xml:space="preserve"> PAGEREF _Toc203735714 \h </w:instrText>
             </w:r>
             <w:r>
               <w:rPr>
@@ -5900,7 +5904,7 @@
                 <w:noProof/>
                 <w:webHidden/>
               </w:rPr>
-              <w:t>33</w:t>
+              <w:t>32</w:t>
             </w:r>
             <w:r>
               <w:rPr>
@@ -5920,7 +5924,7 @@
               <w:lang w:eastAsia="es-AR"/>
             </w:rPr>
           </w:pPr>
-          <w:hyperlink w:anchor="_Toc203732389" w:history="1">
+          <w:hyperlink w:anchor="_Toc203735715" w:history="1">
             <w:r>
               <w:rPr>
                 <w:rStyle w:val="Hipervnculo"/>
@@ -5947,7 +5951,7 @@
                 <w:noProof/>
                 <w:webHidden/>
               </w:rPr>
-              <w:instrText xml:space="preserve"> PAGEREF _Toc203732389 \h </w:instrText>
+              <w:instrText xml:space="preserve"> PAGEREF _Toc203735715 \h </w:instrText>
             </w:r>
             <w:r>
               <w:rPr>
@@ -5967,7 +5971,7 @@
                 <w:noProof/>
                 <w:webHidden/>
               </w:rPr>
-              <w:t>34</w:t>
+              <w:t>33</w:t>
             </w:r>
             <w:r>
               <w:rPr>
@@ -5990,7 +5994,7 @@
               <w:lang w:eastAsia="es-AR"/>
             </w:rPr>
           </w:pPr>
-          <w:hyperlink w:anchor="_Toc203732390" w:history="1">
+          <w:hyperlink w:anchor="_Toc203735716" w:history="1">
             <w:r>
               <w:rPr>
                 <w:rStyle w:val="Hipervnculo"/>
@@ -6017,7 +6021,7 @@
                 <w:noProof/>
                 <w:webHidden/>
               </w:rPr>
-              <w:instrText xml:space="preserve"> PAGEREF _Toc203732390 \h </w:instrText>
+              <w:instrText xml:space="preserve"> PAGEREF _Toc203735716 \h </w:instrText>
             </w:r>
             <w:r>
               <w:rPr>
@@ -6037,7 +6041,7 @@
                 <w:noProof/>
                 <w:webHidden/>
               </w:rPr>
-              <w:t>34</w:t>
+              <w:t>33</w:t>
             </w:r>
             <w:r>
               <w:rPr>
@@ -6060,7 +6064,7 @@
               <w:lang w:eastAsia="es-AR"/>
             </w:rPr>
           </w:pPr>
-          <w:hyperlink w:anchor="_Toc203732391" w:history="1">
+          <w:hyperlink w:anchor="_Toc203735717" w:history="1">
             <w:r>
               <w:rPr>
                 <w:rStyle w:val="Hipervnculo"/>
@@ -6087,7 +6091,7 @@
                 <w:noProof/>
                 <w:webHidden/>
               </w:rPr>
-              <w:instrText xml:space="preserve"> PAGEREF _Toc203732391 \h </w:instrText>
+              <w:instrText xml:space="preserve"> PAGEREF _Toc203735717 \h </w:instrText>
             </w:r>
             <w:r>
               <w:rPr>
@@ -6107,7 +6111,7 @@
                 <w:noProof/>
                 <w:webHidden/>
               </w:rPr>
-              <w:t>34</w:t>
+              <w:t>33</w:t>
             </w:r>
             <w:r>
               <w:rPr>
@@ -6130,7 +6134,7 @@
               <w:lang w:eastAsia="es-AR"/>
             </w:rPr>
           </w:pPr>
-          <w:hyperlink w:anchor="_Toc203732392" w:history="1">
+          <w:hyperlink w:anchor="_Toc203735718" w:history="1">
             <w:r>
               <w:rPr>
                 <w:rStyle w:val="Hipervnculo"/>
@@ -6157,7 +6161,7 @@
                 <w:noProof/>
                 <w:webHidden/>
               </w:rPr>
-              <w:instrText xml:space="preserve"> PAGEREF _Toc203732392 \h </w:instrText>
+              <w:instrText xml:space="preserve"> PAGEREF _Toc203735718 \h </w:instrText>
             </w:r>
             <w:r>
               <w:rPr>
@@ -6177,7 +6181,7 @@
                 <w:noProof/>
                 <w:webHidden/>
               </w:rPr>
-              <w:t>35</w:t>
+              <w:t>34</w:t>
             </w:r>
             <w:r>
               <w:rPr>
@@ -6200,7 +6204,7 @@
               <w:lang w:eastAsia="es-AR"/>
             </w:rPr>
           </w:pPr>
-          <w:hyperlink w:anchor="_Toc203732393" w:history="1">
+          <w:hyperlink w:anchor="_Toc203735719" w:history="1">
             <w:r>
               <w:rPr>
                 <w:rStyle w:val="Hipervnculo"/>
@@ -6227,7 +6231,7 @@
                 <w:noProof/>
                 <w:webHidden/>
               </w:rPr>
-              <w:instrText xml:space="preserve"> PAGEREF _Toc203732393 \h </w:instrText>
+              <w:instrText xml:space="preserve"> PAGEREF _Toc203735719 \h </w:instrText>
             </w:r>
             <w:r>
               <w:rPr>
@@ -6247,7 +6251,7 @@
                 <w:noProof/>
                 <w:webHidden/>
               </w:rPr>
-              <w:t>35</w:t>
+              <w:t>34</w:t>
             </w:r>
             <w:r>
               <w:rPr>
@@ -6270,7 +6274,7 @@
               <w:lang w:eastAsia="es-AR"/>
             </w:rPr>
           </w:pPr>
-          <w:hyperlink w:anchor="_Toc203732394" w:history="1">
+          <w:hyperlink w:anchor="_Toc203735720" w:history="1">
             <w:r>
               <w:rPr>
                 <w:rStyle w:val="Hipervnculo"/>
@@ -6297,7 +6301,7 @@
                 <w:noProof/>
                 <w:webHidden/>
               </w:rPr>
-              <w:instrText xml:space="preserve"> PAGEREF _Toc203732394 \h </w:instrText>
+              <w:instrText xml:space="preserve"> PAGEREF _Toc203735720 \h </w:instrText>
             </w:r>
             <w:r>
               <w:rPr>
@@ -6317,7 +6321,7 @@
                 <w:noProof/>
                 <w:webHidden/>
               </w:rPr>
-              <w:t>35</w:t>
+              <w:t>34</w:t>
             </w:r>
             <w:r>
               <w:rPr>
@@ -6340,7 +6344,7 @@
               <w:lang w:eastAsia="es-AR"/>
             </w:rPr>
           </w:pPr>
-          <w:hyperlink w:anchor="_Toc203732395" w:history="1">
+          <w:hyperlink w:anchor="_Toc203735721" w:history="1">
             <w:r>
               <w:rPr>
                 <w:rStyle w:val="Hipervnculo"/>
@@ -6367,7 +6371,7 @@
                 <w:noProof/>
                 <w:webHidden/>
               </w:rPr>
-              <w:instrText xml:space="preserve"> PAGEREF _Toc203732395 \h </w:instrText>
+              <w:instrText xml:space="preserve"> PAGEREF _Toc203735721 \h </w:instrText>
             </w:r>
             <w:r>
               <w:rPr>
@@ -6387,7 +6391,7 @@
                 <w:noProof/>
                 <w:webHidden/>
               </w:rPr>
-              <w:t>35</w:t>
+              <w:t>34</w:t>
             </w:r>
             <w:r>
               <w:rPr>
@@ -6410,7 +6414,7 @@
               <w:lang w:eastAsia="es-AR"/>
             </w:rPr>
           </w:pPr>
-          <w:hyperlink w:anchor="_Toc203732396" w:history="1">
+          <w:hyperlink w:anchor="_Toc203735722" w:history="1">
             <w:r>
               <w:rPr>
                 <w:rStyle w:val="Hipervnculo"/>
@@ -6437,7 +6441,7 @@
                 <w:noProof/>
                 <w:webHidden/>
               </w:rPr>
-              <w:instrText xml:space="preserve"> PAGEREF _Toc203732396 \h </w:instrText>
+              <w:instrText xml:space="preserve"> PAGEREF _Toc203735722 \h </w:instrText>
             </w:r>
             <w:r>
               <w:rPr>
@@ -6457,7 +6461,7 @@
                 <w:noProof/>
                 <w:webHidden/>
               </w:rPr>
-              <w:t>35</w:t>
+              <w:t>34</w:t>
             </w:r>
             <w:r>
               <w:rPr>
@@ -6480,7 +6484,7 @@
               <w:lang w:eastAsia="es-AR"/>
             </w:rPr>
           </w:pPr>
-          <w:hyperlink w:anchor="_Toc203732397" w:history="1">
+          <w:hyperlink w:anchor="_Toc203735723" w:history="1">
             <w:r>
               <w:rPr>
                 <w:rStyle w:val="Hipervnculo"/>
@@ -6507,7 +6511,7 @@
                 <w:noProof/>
                 <w:webHidden/>
               </w:rPr>
-              <w:instrText xml:space="preserve"> PAGEREF _Toc203732397 \h </w:instrText>
+              <w:instrText xml:space="preserve"> PAGEREF _Toc203735723 \h </w:instrText>
             </w:r>
             <w:r>
               <w:rPr>
@@ -6527,7 +6531,7 @@
                 <w:noProof/>
                 <w:webHidden/>
               </w:rPr>
-              <w:t>35</w:t>
+              <w:t>34</w:t>
             </w:r>
             <w:r>
               <w:rPr>
@@ -6550,7 +6554,7 @@
               <w:lang w:eastAsia="es-AR"/>
             </w:rPr>
           </w:pPr>
-          <w:hyperlink w:anchor="_Toc203732398" w:history="1">
+          <w:hyperlink w:anchor="_Toc203735724" w:history="1">
             <w:r>
               <w:rPr>
                 <w:rStyle w:val="Hipervnculo"/>
@@ -6577,7 +6581,7 @@
                 <w:noProof/>
                 <w:webHidden/>
               </w:rPr>
-              <w:instrText xml:space="preserve"> PAGEREF _Toc203732398 \h </w:instrText>
+              <w:instrText xml:space="preserve"> PAGEREF _Toc203735724 \h </w:instrText>
             </w:r>
             <w:r>
               <w:rPr>
@@ -6597,7 +6601,7 @@
                 <w:noProof/>
                 <w:webHidden/>
               </w:rPr>
-              <w:t>35</w:t>
+              <w:t>34</w:t>
             </w:r>
             <w:r>
               <w:rPr>
@@ -6620,7 +6624,7 @@
               <w:lang w:eastAsia="es-AR"/>
             </w:rPr>
           </w:pPr>
-          <w:hyperlink w:anchor="_Toc203732399" w:history="1">
+          <w:hyperlink w:anchor="_Toc203735725" w:history="1">
             <w:r>
               <w:rPr>
                 <w:rStyle w:val="Hipervnculo"/>
@@ -6647,7 +6651,7 @@
                 <w:noProof/>
                 <w:webHidden/>
               </w:rPr>
-              <w:instrText xml:space="preserve"> PAGEREF _Toc203732399 \h </w:instrText>
+              <w:instrText xml:space="preserve"> PAGEREF _Toc203735725 \h </w:instrText>
             </w:r>
             <w:r>
               <w:rPr>
@@ -6667,7 +6671,7 @@
                 <w:noProof/>
                 <w:webHidden/>
               </w:rPr>
-              <w:t>35</w:t>
+              <w:t>34</w:t>
             </w:r>
             <w:r>
               <w:rPr>
@@ -6687,7 +6691,7 @@
               <w:lang w:eastAsia="es-AR"/>
             </w:rPr>
           </w:pPr>
-          <w:hyperlink w:anchor="_Toc203732400" w:history="1">
+          <w:hyperlink w:anchor="_Toc203735726" w:history="1">
             <w:r>
               <w:rPr>
                 <w:rStyle w:val="Hipervnculo"/>
@@ -6714,7 +6718,7 @@
                 <w:noProof/>
                 <w:webHidden/>
               </w:rPr>
-              <w:instrText xml:space="preserve"> PAGEREF _Toc203732400 \h </w:instrText>
+              <w:instrText xml:space="preserve"> PAGEREF _Toc203735726 \h </w:instrText>
             </w:r>
             <w:r>
               <w:rPr>
@@ -6734,7 +6738,7 @@
                 <w:noProof/>
                 <w:webHidden/>
               </w:rPr>
-              <w:t>36</w:t>
+              <w:t>35</w:t>
             </w:r>
             <w:r>
               <w:rPr>
@@ -6757,7 +6761,7 @@
               <w:lang w:eastAsia="es-AR"/>
             </w:rPr>
           </w:pPr>
-          <w:hyperlink w:anchor="_Toc203732401" w:history="1">
+          <w:hyperlink w:anchor="_Toc203735727" w:history="1">
             <w:r>
               <w:rPr>
                 <w:rStyle w:val="Hipervnculo"/>
@@ -6784,7 +6788,7 @@
                 <w:noProof/>
                 <w:webHidden/>
               </w:rPr>
-              <w:instrText xml:space="preserve"> PAGEREF _Toc203732401 \h </w:instrText>
+              <w:instrText xml:space="preserve"> PAGEREF _Toc203735727 \h </w:instrText>
             </w:r>
             <w:r>
               <w:rPr>
@@ -6804,7 +6808,7 @@
                 <w:noProof/>
                 <w:webHidden/>
               </w:rPr>
-              <w:t>36</w:t>
+              <w:t>35</w:t>
             </w:r>
             <w:r>
               <w:rPr>
@@ -6827,7 +6831,7 @@
               <w:lang w:eastAsia="es-AR"/>
             </w:rPr>
           </w:pPr>
-          <w:hyperlink w:anchor="_Toc203732402" w:history="1">
+          <w:hyperlink w:anchor="_Toc203735728" w:history="1">
             <w:r>
               <w:rPr>
                 <w:rStyle w:val="Hipervnculo"/>
@@ -6854,7 +6858,7 @@
                 <w:noProof/>
                 <w:webHidden/>
               </w:rPr>
-              <w:instrText xml:space="preserve"> PAGEREF _Toc203732402 \h </w:instrText>
+              <w:instrText xml:space="preserve"> PAGEREF _Toc203735728 \h </w:instrText>
             </w:r>
             <w:r>
               <w:rPr>
@@ -6874,7 +6878,7 @@
                 <w:noProof/>
                 <w:webHidden/>
               </w:rPr>
-              <w:t>36</w:t>
+              <w:t>35</w:t>
             </w:r>
             <w:r>
               <w:rPr>
@@ -6897,7 +6901,7 @@
               <w:lang w:eastAsia="es-AR"/>
             </w:rPr>
           </w:pPr>
-          <w:hyperlink w:anchor="_Toc203732403" w:history="1">
+          <w:hyperlink w:anchor="_Toc203735729" w:history="1">
             <w:r>
               <w:rPr>
                 <w:rStyle w:val="Hipervnculo"/>
@@ -6924,7 +6928,7 @@
                 <w:noProof/>
                 <w:webHidden/>
               </w:rPr>
-              <w:instrText xml:space="preserve"> PAGEREF _Toc203732403 \h </w:instrText>
+              <w:instrText xml:space="preserve"> PAGEREF _Toc203735729 \h </w:instrText>
             </w:r>
             <w:r>
               <w:rPr>
@@ -6944,7 +6948,7 @@
                 <w:noProof/>
                 <w:webHidden/>
               </w:rPr>
-              <w:t>36</w:t>
+              <w:t>35</w:t>
             </w:r>
             <w:r>
               <w:rPr>
@@ -6967,7 +6971,7 @@
               <w:lang w:eastAsia="es-AR"/>
             </w:rPr>
           </w:pPr>
-          <w:hyperlink w:anchor="_Toc203732404" w:history="1">
+          <w:hyperlink w:anchor="_Toc203735730" w:history="1">
             <w:r>
               <w:rPr>
                 <w:rStyle w:val="Hipervnculo"/>
@@ -6994,7 +6998,7 @@
                 <w:noProof/>
                 <w:webHidden/>
               </w:rPr>
-              <w:instrText xml:space="preserve"> PAGEREF _Toc203732404 \h </w:instrText>
+              <w:instrText xml:space="preserve"> PAGEREF _Toc203735730 \h </w:instrText>
             </w:r>
             <w:r>
               <w:rPr>
@@ -7014,7 +7018,7 @@
                 <w:noProof/>
                 <w:webHidden/>
               </w:rPr>
-              <w:t>37</w:t>
+              <w:t>36</w:t>
             </w:r>
             <w:r>
               <w:rPr>
@@ -7037,7 +7041,7 @@
               <w:lang w:eastAsia="es-AR"/>
             </w:rPr>
           </w:pPr>
-          <w:hyperlink w:anchor="_Toc203732405" w:history="1">
+          <w:hyperlink w:anchor="_Toc203735731" w:history="1">
             <w:r>
               <w:rPr>
                 <w:rStyle w:val="Hipervnculo"/>
@@ -7064,7 +7068,7 @@
                 <w:noProof/>
                 <w:webHidden/>
               </w:rPr>
-              <w:instrText xml:space="preserve"> PAGEREF _Toc203732405 \h </w:instrText>
+              <w:instrText xml:space="preserve"> PAGEREF _Toc203735731 \h </w:instrText>
             </w:r>
             <w:r>
               <w:rPr>
@@ -7084,7 +7088,7 @@
                 <w:noProof/>
                 <w:webHidden/>
               </w:rPr>
-              <w:t>37</w:t>
+              <w:t>36</w:t>
             </w:r>
             <w:r>
               <w:rPr>
@@ -7104,7 +7108,7 @@
               <w:lang w:eastAsia="es-AR"/>
             </w:rPr>
           </w:pPr>
-          <w:hyperlink w:anchor="_Toc203732406" w:history="1">
+          <w:hyperlink w:anchor="_Toc203735732" w:history="1">
             <w:r>
               <w:rPr>
                 <w:rStyle w:val="Hipervnculo"/>
@@ -7132,7 +7136,7 @@
                 <w:noProof/>
                 <w:webHidden/>
               </w:rPr>
-              <w:instrText xml:space="preserve"> PAGEREF _Toc203732406 \h </w:instrText>
+              <w:instrText xml:space="preserve"> PAGEREF _Toc203735732 \h </w:instrText>
             </w:r>
             <w:r>
               <w:rPr>
@@ -7152,7 +7156,7 @@
                 <w:noProof/>
                 <w:webHidden/>
               </w:rPr>
-              <w:t>37</w:t>
+              <w:t>36</w:t>
             </w:r>
             <w:r>
               <w:rPr>
@@ -7172,7 +7176,7 @@
               <w:lang w:eastAsia="es-AR"/>
             </w:rPr>
           </w:pPr>
-          <w:hyperlink w:anchor="_Toc203732407" w:history="1">
+          <w:hyperlink w:anchor="_Toc203735733" w:history="1">
             <w:r>
               <w:rPr>
                 <w:rStyle w:val="Hipervnculo"/>
@@ -7200,7 +7204,7 @@
                 <w:noProof/>
                 <w:webHidden/>
               </w:rPr>
-              <w:instrText xml:space="preserve"> PAGEREF _Toc203732407 \h </w:instrText>
+              <w:instrText xml:space="preserve"> PAGEREF _Toc203735733 \h </w:instrText>
             </w:r>
             <w:r>
               <w:rPr>
@@ -7220,7 +7224,7 @@
                 <w:noProof/>
                 <w:webHidden/>
               </w:rPr>
-              <w:t>38</w:t>
+              <w:t>37</w:t>
             </w:r>
             <w:r>
               <w:rPr>
@@ -7243,7 +7247,7 @@
               <w:lang w:eastAsia="es-AR"/>
             </w:rPr>
           </w:pPr>
-          <w:hyperlink w:anchor="_Toc203732408" w:history="1">
+          <w:hyperlink w:anchor="_Toc203735734" w:history="1">
             <w:r>
               <w:rPr>
                 <w:rStyle w:val="Hipervnculo"/>
@@ -7271,7 +7275,7 @@
                 <w:noProof/>
                 <w:webHidden/>
               </w:rPr>
-              <w:instrText xml:space="preserve"> PAGEREF _Toc203732408 \h </w:instrText>
+              <w:instrText xml:space="preserve"> PAGEREF _Toc203735734 \h </w:instrText>
             </w:r>
             <w:r>
               <w:rPr>
@@ -7291,7 +7295,7 @@
                 <w:noProof/>
                 <w:webHidden/>
               </w:rPr>
-              <w:t>38</w:t>
+              <w:t>37</w:t>
             </w:r>
             <w:r>
               <w:rPr>
@@ -7314,7 +7318,7 @@
               <w:lang w:eastAsia="es-AR"/>
             </w:rPr>
           </w:pPr>
-          <w:hyperlink w:anchor="_Toc203732409" w:history="1">
+          <w:hyperlink w:anchor="_Toc203735735" w:history="1">
             <w:r>
               <w:rPr>
                 <w:rStyle w:val="Hipervnculo"/>
@@ -7341,7 +7345,7 @@
                 <w:noProof/>
                 <w:webHidden/>
               </w:rPr>
-              <w:instrText xml:space="preserve"> PAGEREF _Toc203732409 \h </w:instrText>
+              <w:instrText xml:space="preserve"> PAGEREF _Toc203735735 \h </w:instrText>
             </w:r>
             <w:r>
               <w:rPr>
@@ -7361,7 +7365,7 @@
                 <w:noProof/>
                 <w:webHidden/>
               </w:rPr>
-              <w:t>39</w:t>
+              <w:t>38</w:t>
             </w:r>
             <w:r>
               <w:rPr>
@@ -7384,7 +7388,7 @@
               <w:lang w:eastAsia="es-AR"/>
             </w:rPr>
           </w:pPr>
-          <w:hyperlink w:anchor="_Toc203732410" w:history="1">
+          <w:hyperlink w:anchor="_Toc203735736" w:history="1">
             <w:r>
               <w:rPr>
                 <w:rStyle w:val="Hipervnculo"/>
@@ -7411,7 +7415,7 @@
                 <w:noProof/>
                 <w:webHidden/>
               </w:rPr>
-              <w:instrText xml:space="preserve"> PAGEREF _Toc203732410 \h </w:instrText>
+              <w:instrText xml:space="preserve"> PAGEREF _Toc203735736 \h </w:instrText>
             </w:r>
             <w:r>
               <w:rPr>
@@ -7431,7 +7435,7 @@
                 <w:noProof/>
                 <w:webHidden/>
               </w:rPr>
-              <w:t>40</w:t>
+              <w:t>39</w:t>
             </w:r>
             <w:r>
               <w:rPr>
@@ -7454,7 +7458,7 @@
               <w:lang w:eastAsia="es-AR"/>
             </w:rPr>
           </w:pPr>
-          <w:hyperlink w:anchor="_Toc203732411" w:history="1">
+          <w:hyperlink w:anchor="_Toc203735737" w:history="1">
             <w:r>
               <w:rPr>
                 <w:rStyle w:val="Hipervnculo"/>
@@ -7481,7 +7485,7 @@
                 <w:noProof/>
                 <w:webHidden/>
               </w:rPr>
-              <w:instrText xml:space="preserve"> PAGEREF _Toc203732411 \h </w:instrText>
+              <w:instrText xml:space="preserve"> PAGEREF _Toc203735737 \h </w:instrText>
             </w:r>
             <w:r>
               <w:rPr>
@@ -7501,7 +7505,7 @@
                 <w:noProof/>
                 <w:webHidden/>
               </w:rPr>
-              <w:t>41</w:t>
+              <w:t>40</w:t>
             </w:r>
             <w:r>
               <w:rPr>
@@ -7524,7 +7528,7 @@
               <w:lang w:eastAsia="es-AR"/>
             </w:rPr>
           </w:pPr>
-          <w:hyperlink w:anchor="_Toc203732412" w:history="1">
+          <w:hyperlink w:anchor="_Toc203735738" w:history="1">
             <w:r>
               <w:rPr>
                 <w:rStyle w:val="Hipervnculo"/>
@@ -7551,7 +7555,7 @@
                 <w:noProof/>
                 <w:webHidden/>
               </w:rPr>
-              <w:instrText xml:space="preserve"> PAGEREF _Toc203732412 \h </w:instrText>
+              <w:instrText xml:space="preserve"> PAGEREF _Toc203735738 \h </w:instrText>
             </w:r>
             <w:r>
               <w:rPr>
@@ -7571,7 +7575,7 @@
                 <w:noProof/>
                 <w:webHidden/>
               </w:rPr>
-              <w:t>42</w:t>
+              <w:t>41</w:t>
             </w:r>
             <w:r>
               <w:rPr>
@@ -7594,7 +7598,7 @@
               <w:lang w:eastAsia="es-AR"/>
             </w:rPr>
           </w:pPr>
-          <w:hyperlink w:anchor="_Toc203732413" w:history="1">
+          <w:hyperlink w:anchor="_Toc203735739" w:history="1">
             <w:r>
               <w:rPr>
                 <w:rStyle w:val="Hipervnculo"/>
@@ -7621,7 +7625,7 @@
                 <w:noProof/>
                 <w:webHidden/>
               </w:rPr>
-              <w:instrText xml:space="preserve"> PAGEREF _Toc203732413 \h </w:instrText>
+              <w:instrText xml:space="preserve"> PAGEREF _Toc203735739 \h </w:instrText>
             </w:r>
             <w:r>
               <w:rPr>
@@ -7641,7 +7645,7 @@
                 <w:noProof/>
                 <w:webHidden/>
               </w:rPr>
-              <w:t>43</w:t>
+              <w:t>42</w:t>
             </w:r>
             <w:r>
               <w:rPr>
@@ -7664,7 +7668,7 @@
               <w:lang w:eastAsia="es-AR"/>
             </w:rPr>
           </w:pPr>
-          <w:hyperlink w:anchor="_Toc203732414" w:history="1">
+          <w:hyperlink w:anchor="_Toc203735740" w:history="1">
             <w:r>
               <w:rPr>
                 <w:rStyle w:val="Hipervnculo"/>
@@ -7691,7 +7695,7 @@
                 <w:noProof/>
                 <w:webHidden/>
               </w:rPr>
-              <w:instrText xml:space="preserve"> PAGEREF _Toc203732414 \h </w:instrText>
+              <w:instrText xml:space="preserve"> PAGEREF _Toc203735740 \h </w:instrText>
             </w:r>
             <w:r>
               <w:rPr>
@@ -7711,7 +7715,7 @@
                 <w:noProof/>
                 <w:webHidden/>
               </w:rPr>
-              <w:t>44</w:t>
+              <w:t>43</w:t>
             </w:r>
             <w:r>
               <w:rPr>
@@ -7734,7 +7738,7 @@
               <w:lang w:eastAsia="es-AR"/>
             </w:rPr>
           </w:pPr>
-          <w:hyperlink w:anchor="_Toc203732415" w:history="1">
+          <w:hyperlink w:anchor="_Toc203735741" w:history="1">
             <w:r>
               <w:rPr>
                 <w:rStyle w:val="Hipervnculo"/>
@@ -7761,7 +7765,7 @@
                 <w:noProof/>
                 <w:webHidden/>
               </w:rPr>
-              <w:instrText xml:space="preserve"> PAGEREF _Toc203732415 \h </w:instrText>
+              <w:instrText xml:space="preserve"> PAGEREF _Toc203735741 \h </w:instrText>
             </w:r>
             <w:r>
               <w:rPr>
@@ -7781,7 +7785,7 @@
                 <w:noProof/>
                 <w:webHidden/>
               </w:rPr>
-              <w:t>44</w:t>
+              <w:t>43</w:t>
             </w:r>
             <w:r>
               <w:rPr>
@@ -7804,7 +7808,7 @@
               <w:lang w:eastAsia="es-AR"/>
             </w:rPr>
           </w:pPr>
-          <w:hyperlink w:anchor="_Toc203732416" w:history="1">
+          <w:hyperlink w:anchor="_Toc203735742" w:history="1">
             <w:r>
               <w:rPr>
                 <w:rStyle w:val="Hipervnculo"/>
@@ -7832,7 +7836,7 @@
                 <w:noProof/>
                 <w:webHidden/>
               </w:rPr>
-              <w:instrText xml:space="preserve"> PAGEREF _Toc203732416 \h </w:instrText>
+              <w:instrText xml:space="preserve"> PAGEREF _Toc203735742 \h </w:instrText>
             </w:r>
             <w:r>
               <w:rPr>
@@ -7852,7 +7856,7 @@
                 <w:noProof/>
                 <w:webHidden/>
               </w:rPr>
-              <w:t>45</w:t>
+              <w:t>44</w:t>
             </w:r>
             <w:r>
               <w:rPr>
@@ -7872,7 +7876,7 @@
               <w:lang w:eastAsia="es-AR"/>
             </w:rPr>
           </w:pPr>
-          <w:hyperlink w:anchor="_Toc203732417" w:history="1">
+          <w:hyperlink w:anchor="_Toc203735743" w:history="1">
             <w:r>
               <w:rPr>
                 <w:rStyle w:val="Hipervnculo"/>
@@ -7900,7 +7904,7 @@
                 <w:noProof/>
                 <w:webHidden/>
               </w:rPr>
-              <w:instrText xml:space="preserve"> PAGEREF _Toc203732417 \h </w:instrText>
+              <w:instrText xml:space="preserve"> PAGEREF _Toc203735743 \h </w:instrText>
             </w:r>
             <w:r>
               <w:rPr>
@@ -7920,7 +7924,7 @@
                 <w:noProof/>
                 <w:webHidden/>
               </w:rPr>
-              <w:t>45</w:t>
+              <w:t>44</w:t>
             </w:r>
             <w:r>
               <w:rPr>
@@ -7943,7 +7947,7 @@
               <w:lang w:eastAsia="es-AR"/>
             </w:rPr>
           </w:pPr>
-          <w:hyperlink w:anchor="_Toc203732418" w:history="1">
+          <w:hyperlink w:anchor="_Toc203735744" w:history="1">
             <w:r>
               <w:rPr>
                 <w:rStyle w:val="Hipervnculo"/>
@@ -7970,7 +7974,7 @@
                 <w:noProof/>
                 <w:webHidden/>
               </w:rPr>
-              <w:instrText xml:space="preserve"> PAGEREF _Toc203732418 \h </w:instrText>
+              <w:instrText xml:space="preserve"> PAGEREF _Toc203735744 \h </w:instrText>
             </w:r>
             <w:r>
               <w:rPr>
@@ -7990,7 +7994,7 @@
                 <w:noProof/>
                 <w:webHidden/>
               </w:rPr>
-              <w:t>45</w:t>
+              <w:t>44</w:t>
             </w:r>
             <w:r>
               <w:rPr>
@@ -8013,7 +8017,7 @@
               <w:lang w:eastAsia="es-AR"/>
             </w:rPr>
           </w:pPr>
-          <w:hyperlink w:anchor="_Toc203732419" w:history="1">
+          <w:hyperlink w:anchor="_Toc203735745" w:history="1">
             <w:r>
               <w:rPr>
                 <w:rStyle w:val="Hipervnculo"/>
@@ -8040,7 +8044,7 @@
                 <w:noProof/>
                 <w:webHidden/>
               </w:rPr>
-              <w:instrText xml:space="preserve"> PAGEREF _Toc203732419 \h </w:instrText>
+              <w:instrText xml:space="preserve"> PAGEREF _Toc203735745 \h </w:instrText>
             </w:r>
             <w:r>
               <w:rPr>
@@ -8060,7 +8064,7 @@
                 <w:noProof/>
                 <w:webHidden/>
               </w:rPr>
-              <w:t>45</w:t>
+              <w:t>44</w:t>
             </w:r>
             <w:r>
               <w:rPr>
@@ -8083,7 +8087,7 @@
               <w:lang w:eastAsia="es-AR"/>
             </w:rPr>
           </w:pPr>
-          <w:hyperlink w:anchor="_Toc203732420" w:history="1">
+          <w:hyperlink w:anchor="_Toc203735746" w:history="1">
             <w:r>
               <w:rPr>
                 <w:rStyle w:val="Hipervnculo"/>
@@ -8110,7 +8114,7 @@
                 <w:noProof/>
                 <w:webHidden/>
               </w:rPr>
-              <w:instrText xml:space="preserve"> PAGEREF _Toc203732420 \h </w:instrText>
+              <w:instrText xml:space="preserve"> PAGEREF _Toc203735746 \h </w:instrText>
             </w:r>
             <w:r>
               <w:rPr>
@@ -8130,7 +8134,7 @@
                 <w:noProof/>
                 <w:webHidden/>
               </w:rPr>
-              <w:t>46</w:t>
+              <w:t>45</w:t>
             </w:r>
             <w:r>
               <w:rPr>
@@ -8153,7 +8157,7 @@
               <w:lang w:eastAsia="es-AR"/>
             </w:rPr>
           </w:pPr>
-          <w:hyperlink w:anchor="_Toc203732421" w:history="1">
+          <w:hyperlink w:anchor="_Toc203735747" w:history="1">
             <w:r>
               <w:rPr>
                 <w:rStyle w:val="Hipervnculo"/>
@@ -8180,7 +8184,7 @@
                 <w:noProof/>
                 <w:webHidden/>
               </w:rPr>
-              <w:instrText xml:space="preserve"> PAGEREF _Toc203732421 \h </w:instrText>
+              <w:instrText xml:space="preserve"> PAGEREF _Toc203735747 \h </w:instrText>
             </w:r>
             <w:r>
               <w:rPr>
@@ -8200,7 +8204,7 @@
                 <w:noProof/>
                 <w:webHidden/>
               </w:rPr>
-              <w:t>48</w:t>
+              <w:t>47</w:t>
             </w:r>
             <w:r>
               <w:rPr>
@@ -8223,7 +8227,7 @@
               <w:lang w:eastAsia="es-AR"/>
             </w:rPr>
           </w:pPr>
-          <w:hyperlink w:anchor="_Toc203732422" w:history="1">
+          <w:hyperlink w:anchor="_Toc203735748" w:history="1">
             <w:r>
               <w:rPr>
                 <w:rStyle w:val="Hipervnculo"/>
@@ -8250,7 +8254,7 @@
                 <w:noProof/>
                 <w:webHidden/>
               </w:rPr>
-              <w:instrText xml:space="preserve"> PAGEREF _Toc203732422 \h </w:instrText>
+              <w:instrText xml:space="preserve"> PAGEREF _Toc203735748 \h </w:instrText>
             </w:r>
             <w:r>
               <w:rPr>
@@ -8270,7 +8274,7 @@
                 <w:noProof/>
                 <w:webHidden/>
               </w:rPr>
-              <w:t>49</w:t>
+              <w:t>48</w:t>
             </w:r>
             <w:r>
               <w:rPr>
@@ -8293,7 +8297,7 @@
               <w:lang w:eastAsia="es-AR"/>
             </w:rPr>
           </w:pPr>
-          <w:hyperlink w:anchor="_Toc203732423" w:history="1">
+          <w:hyperlink w:anchor="_Toc203735749" w:history="1">
             <w:r>
               <w:rPr>
                 <w:rStyle w:val="Hipervnculo"/>
@@ -8320,7 +8324,7 @@
                 <w:noProof/>
                 <w:webHidden/>
               </w:rPr>
-              <w:instrText xml:space="preserve"> PAGEREF _Toc203732423 \h </w:instrText>
+              <w:instrText xml:space="preserve"> PAGEREF _Toc203735749 \h </w:instrText>
             </w:r>
             <w:r>
               <w:rPr>
@@ -8340,7 +8344,7 @@
                 <w:noProof/>
                 <w:webHidden/>
               </w:rPr>
-              <w:t>52</w:t>
+              <w:t>51</w:t>
             </w:r>
             <w:r>
               <w:rPr>
@@ -8363,7 +8367,7 @@
               <w:lang w:eastAsia="es-AR"/>
             </w:rPr>
           </w:pPr>
-          <w:hyperlink w:anchor="_Toc203732424" w:history="1">
+          <w:hyperlink w:anchor="_Toc203735750" w:history="1">
             <w:r>
               <w:rPr>
                 <w:rStyle w:val="Hipervnculo"/>
@@ -8390,7 +8394,7 @@
                 <w:noProof/>
                 <w:webHidden/>
               </w:rPr>
-              <w:instrText xml:space="preserve"> PAGEREF _Toc203732424 \h </w:instrText>
+              <w:instrText xml:space="preserve"> PAGEREF _Toc203735750 \h </w:instrText>
             </w:r>
             <w:r>
               <w:rPr>
@@ -8410,7 +8414,7 @@
                 <w:noProof/>
                 <w:webHidden/>
               </w:rPr>
-              <w:t>54</w:t>
+              <w:t>53</w:t>
             </w:r>
             <w:r>
               <w:rPr>
@@ -8433,7 +8437,7 @@
               <w:lang w:eastAsia="es-AR"/>
             </w:rPr>
           </w:pPr>
-          <w:hyperlink w:anchor="_Toc203732425" w:history="1">
+          <w:hyperlink w:anchor="_Toc203735751" w:history="1">
             <w:r>
               <w:rPr>
                 <w:rStyle w:val="Hipervnculo"/>
@@ -8460,7 +8464,7 @@
                 <w:noProof/>
                 <w:webHidden/>
               </w:rPr>
-              <w:instrText xml:space="preserve"> PAGEREF _Toc203732425 \h </w:instrText>
+              <w:instrText xml:space="preserve"> PAGEREF _Toc203735751 \h </w:instrText>
             </w:r>
             <w:r>
               <w:rPr>
@@ -8480,7 +8484,7 @@
                 <w:noProof/>
                 <w:webHidden/>
               </w:rPr>
-              <w:t>54</w:t>
+              <w:t>53</w:t>
             </w:r>
             <w:r>
               <w:rPr>
@@ -8503,7 +8507,7 @@
               <w:lang w:eastAsia="es-AR"/>
             </w:rPr>
           </w:pPr>
-          <w:hyperlink w:anchor="_Toc203732426" w:history="1">
+          <w:hyperlink w:anchor="_Toc203735752" w:history="1">
             <w:r>
               <w:rPr>
                 <w:rStyle w:val="Hipervnculo"/>
@@ -8530,7 +8534,7 @@
                 <w:noProof/>
                 <w:webHidden/>
               </w:rPr>
-              <w:instrText xml:space="preserve"> PAGEREF _Toc203732426 \h </w:instrText>
+              <w:instrText xml:space="preserve"> PAGEREF _Toc203735752 \h </w:instrText>
             </w:r>
             <w:r>
               <w:rPr>
@@ -8550,7 +8554,7 @@
                 <w:noProof/>
                 <w:webHidden/>
               </w:rPr>
-              <w:t>55</w:t>
+              <w:t>54</w:t>
             </w:r>
             <w:r>
               <w:rPr>
@@ -8573,7 +8577,7 @@
               <w:lang w:eastAsia="es-AR"/>
             </w:rPr>
           </w:pPr>
-          <w:hyperlink w:anchor="_Toc203732427" w:history="1">
+          <w:hyperlink w:anchor="_Toc203735753" w:history="1">
             <w:r>
               <w:rPr>
                 <w:rStyle w:val="Hipervnculo"/>
@@ -8600,7 +8604,7 @@
                 <w:noProof/>
                 <w:webHidden/>
               </w:rPr>
-              <w:instrText xml:space="preserve"> PAGEREF _Toc203732427 \h </w:instrText>
+              <w:instrText xml:space="preserve"> PAGEREF _Toc203735753 \h </w:instrText>
             </w:r>
             <w:r>
               <w:rPr>
@@ -8620,7 +8624,7 @@
                 <w:noProof/>
                 <w:webHidden/>
               </w:rPr>
-              <w:t>57</w:t>
+              <w:t>56</w:t>
             </w:r>
             <w:r>
               <w:rPr>
@@ -8643,7 +8647,7 @@
               <w:lang w:eastAsia="es-AR"/>
             </w:rPr>
           </w:pPr>
-          <w:hyperlink w:anchor="_Toc203732428" w:history="1">
+          <w:hyperlink w:anchor="_Toc203735754" w:history="1">
             <w:r>
               <w:rPr>
                 <w:rStyle w:val="Hipervnculo"/>
@@ -8670,7 +8674,7 @@
                 <w:noProof/>
                 <w:webHidden/>
               </w:rPr>
-              <w:instrText xml:space="preserve"> PAGEREF _Toc203732428 \h </w:instrText>
+              <w:instrText xml:space="preserve"> PAGEREF _Toc203735754 \h </w:instrText>
             </w:r>
             <w:r>
               <w:rPr>
@@ -8690,7 +8694,7 @@
                 <w:noProof/>
                 <w:webHidden/>
               </w:rPr>
-              <w:t>59</w:t>
+              <w:t>58</w:t>
             </w:r>
             <w:r>
               <w:rPr>
@@ -8713,7 +8717,7 @@
               <w:lang w:eastAsia="es-AR"/>
             </w:rPr>
           </w:pPr>
-          <w:hyperlink w:anchor="_Toc203732429" w:history="1">
+          <w:hyperlink w:anchor="_Toc203735755" w:history="1">
             <w:r>
               <w:rPr>
                 <w:rStyle w:val="Hipervnculo"/>
@@ -8740,7 +8744,7 @@
                 <w:noProof/>
                 <w:webHidden/>
               </w:rPr>
-              <w:instrText xml:space="preserve"> PAGEREF _Toc203732429 \h </w:instrText>
+              <w:instrText xml:space="preserve"> PAGEREF _Toc203735755 \h </w:instrText>
             </w:r>
             <w:r>
               <w:rPr>
@@ -8760,7 +8764,7 @@
                 <w:noProof/>
                 <w:webHidden/>
               </w:rPr>
-              <w:t>61</w:t>
+              <w:t>60</w:t>
             </w:r>
             <w:r>
               <w:rPr>
@@ -8783,13 +8787,13 @@
               <w:lang w:eastAsia="es-AR"/>
             </w:rPr>
           </w:pPr>
-          <w:hyperlink w:anchor="_Toc203732430" w:history="1">
+          <w:hyperlink w:anchor="_Toc203735756" w:history="1">
             <w:r>
               <w:rPr>
                 <w:rStyle w:val="Hipervnculo"/>
                 <w:noProof/>
               </w:rPr>
-              <w:t>CU0010 – Crear Proveedor</w:t>
+              <w:t>CU010 – Crear Proveedor</w:t>
             </w:r>
             <w:r>
               <w:rPr>
@@ -8810,7 +8814,7 @@
                 <w:noProof/>
                 <w:webHidden/>
               </w:rPr>
-              <w:instrText xml:space="preserve"> PAGEREF _Toc203732430 \h </w:instrText>
+              <w:instrText xml:space="preserve"> PAGEREF _Toc203735756 \h </w:instrText>
             </w:r>
             <w:r>
               <w:rPr>
@@ -8830,7 +8834,7 @@
                 <w:noProof/>
                 <w:webHidden/>
               </w:rPr>
-              <w:t>61</w:t>
+              <w:t>60</w:t>
             </w:r>
             <w:r>
               <w:rPr>
@@ -8853,7 +8857,7 @@
               <w:lang w:eastAsia="es-AR"/>
             </w:rPr>
           </w:pPr>
-          <w:hyperlink w:anchor="_Toc203732431" w:history="1">
+          <w:hyperlink w:anchor="_Toc203735757" w:history="1">
             <w:r>
               <w:rPr>
                 <w:rStyle w:val="Hipervnculo"/>
@@ -8880,7 +8884,7 @@
                 <w:noProof/>
                 <w:webHidden/>
               </w:rPr>
-              <w:instrText xml:space="preserve"> PAGEREF _Toc203732431 \h </w:instrText>
+              <w:instrText xml:space="preserve"> PAGEREF _Toc203735757 \h </w:instrText>
             </w:r>
             <w:r>
               <w:rPr>
@@ -8900,7 +8904,7 @@
                 <w:noProof/>
                 <w:webHidden/>
               </w:rPr>
-              <w:t>62</w:t>
+              <w:t>61</w:t>
             </w:r>
             <w:r>
               <w:rPr>
@@ -8923,7 +8927,7 @@
               <w:lang w:eastAsia="es-AR"/>
             </w:rPr>
           </w:pPr>
-          <w:hyperlink w:anchor="_Toc203732432" w:history="1">
+          <w:hyperlink w:anchor="_Toc203735758" w:history="1">
             <w:r>
               <w:rPr>
                 <w:rStyle w:val="Hipervnculo"/>
@@ -8950,7 +8954,7 @@
                 <w:noProof/>
                 <w:webHidden/>
               </w:rPr>
-              <w:instrText xml:space="preserve"> PAGEREF _Toc203732432 \h </w:instrText>
+              <w:instrText xml:space="preserve"> PAGEREF _Toc203735758 \h </w:instrText>
             </w:r>
             <w:r>
               <w:rPr>
@@ -8970,7 +8974,7 @@
                 <w:noProof/>
                 <w:webHidden/>
               </w:rPr>
-              <w:t>64</w:t>
+              <w:t>63</w:t>
             </w:r>
             <w:r>
               <w:rPr>
@@ -8993,7 +8997,7 @@
               <w:lang w:eastAsia="es-AR"/>
             </w:rPr>
           </w:pPr>
-          <w:hyperlink w:anchor="_Toc203732433" w:history="1">
+          <w:hyperlink w:anchor="_Toc203735759" w:history="1">
             <w:r>
               <w:rPr>
                 <w:rStyle w:val="Hipervnculo"/>
@@ -9020,7 +9024,7 @@
                 <w:noProof/>
                 <w:webHidden/>
               </w:rPr>
-              <w:instrText xml:space="preserve"> PAGEREF _Toc203732433 \h </w:instrText>
+              <w:instrText xml:space="preserve"> PAGEREF _Toc203735759 \h </w:instrText>
             </w:r>
             <w:r>
               <w:rPr>
@@ -9040,7 +9044,7 @@
                 <w:noProof/>
                 <w:webHidden/>
               </w:rPr>
-              <w:t>67</w:t>
+              <w:t>66</w:t>
             </w:r>
             <w:r>
               <w:rPr>
@@ -9063,7 +9067,7 @@
               <w:lang w:eastAsia="es-AR"/>
             </w:rPr>
           </w:pPr>
-          <w:hyperlink w:anchor="_Toc203732434" w:history="1">
+          <w:hyperlink w:anchor="_Toc203735760" w:history="1">
             <w:r>
               <w:rPr>
                 <w:rStyle w:val="Hipervnculo"/>
@@ -9090,7 +9094,7 @@
                 <w:noProof/>
                 <w:webHidden/>
               </w:rPr>
-              <w:instrText xml:space="preserve"> PAGEREF _Toc203732434 \h </w:instrText>
+              <w:instrText xml:space="preserve"> PAGEREF _Toc203735760 \h </w:instrText>
             </w:r>
             <w:r>
               <w:rPr>
@@ -9110,7 +9114,7 @@
                 <w:noProof/>
                 <w:webHidden/>
               </w:rPr>
-              <w:t>69</w:t>
+              <w:t>68</w:t>
             </w:r>
             <w:r>
               <w:rPr>
@@ -9133,7 +9137,7 @@
               <w:lang w:eastAsia="es-AR"/>
             </w:rPr>
           </w:pPr>
-          <w:hyperlink w:anchor="_Toc203732435" w:history="1">
+          <w:hyperlink w:anchor="_Toc203735761" w:history="1">
             <w:r>
               <w:rPr>
                 <w:rStyle w:val="Hipervnculo"/>
@@ -9160,7 +9164,7 @@
                 <w:noProof/>
                 <w:webHidden/>
               </w:rPr>
-              <w:instrText xml:space="preserve"> PAGEREF _Toc203732435 \h </w:instrText>
+              <w:instrText xml:space="preserve"> PAGEREF _Toc203735761 \h </w:instrText>
             </w:r>
             <w:r>
               <w:rPr>
@@ -9180,7 +9184,7 @@
                 <w:noProof/>
                 <w:webHidden/>
               </w:rPr>
-              <w:t>69</w:t>
+              <w:t>68</w:t>
             </w:r>
             <w:r>
               <w:rPr>
@@ -9203,7 +9207,7 @@
               <w:lang w:eastAsia="es-AR"/>
             </w:rPr>
           </w:pPr>
-          <w:hyperlink w:anchor="_Toc203732436" w:history="1">
+          <w:hyperlink w:anchor="_Toc203735762" w:history="1">
             <w:r>
               <w:rPr>
                 <w:rStyle w:val="Hipervnculo"/>
@@ -9230,7 +9234,7 @@
                 <w:noProof/>
                 <w:webHidden/>
               </w:rPr>
-              <w:instrText xml:space="preserve"> PAGEREF _Toc203732436 \h </w:instrText>
+              <w:instrText xml:space="preserve"> PAGEREF _Toc203735762 \h </w:instrText>
             </w:r>
             <w:r>
               <w:rPr>
@@ -9250,7 +9254,7 @@
                 <w:noProof/>
                 <w:webHidden/>
               </w:rPr>
-              <w:t>71</w:t>
+              <w:t>70</w:t>
             </w:r>
             <w:r>
               <w:rPr>
@@ -9273,7 +9277,7 @@
               <w:lang w:eastAsia="es-AR"/>
             </w:rPr>
           </w:pPr>
-          <w:hyperlink w:anchor="_Toc203732437" w:history="1">
+          <w:hyperlink w:anchor="_Toc203735763" w:history="1">
             <w:r>
               <w:rPr>
                 <w:rStyle w:val="Hipervnculo"/>
@@ -9300,7 +9304,7 @@
                 <w:noProof/>
                 <w:webHidden/>
               </w:rPr>
-              <w:instrText xml:space="preserve"> PAGEREF _Toc203732437 \h </w:instrText>
+              <w:instrText xml:space="preserve"> PAGEREF _Toc203735763 \h </w:instrText>
             </w:r>
             <w:r>
               <w:rPr>
@@ -9320,7 +9324,7 @@
                 <w:noProof/>
                 <w:webHidden/>
               </w:rPr>
-              <w:t>72</w:t>
+              <w:t>71</w:t>
             </w:r>
             <w:r>
               <w:rPr>
@@ -9343,7 +9347,7 @@
               <w:lang w:eastAsia="es-AR"/>
             </w:rPr>
           </w:pPr>
-          <w:hyperlink w:anchor="_Toc203732438" w:history="1">
+          <w:hyperlink w:anchor="_Toc203735764" w:history="1">
             <w:r>
               <w:rPr>
                 <w:rStyle w:val="Hipervnculo"/>
@@ -9370,7 +9374,7 @@
                 <w:noProof/>
                 <w:webHidden/>
               </w:rPr>
-              <w:instrText xml:space="preserve"> PAGEREF _Toc203732438 \h </w:instrText>
+              <w:instrText xml:space="preserve"> PAGEREF _Toc203735764 \h </w:instrText>
             </w:r>
             <w:r>
               <w:rPr>
@@ -9390,7 +9394,7 @@
                 <w:noProof/>
                 <w:webHidden/>
               </w:rPr>
-              <w:t>75</w:t>
+              <w:t>74</w:t>
             </w:r>
             <w:r>
               <w:rPr>
@@ -9413,7 +9417,7 @@
               <w:lang w:eastAsia="es-AR"/>
             </w:rPr>
           </w:pPr>
-          <w:hyperlink w:anchor="_Toc203732439" w:history="1">
+          <w:hyperlink w:anchor="_Toc203735765" w:history="1">
             <w:r>
               <w:rPr>
                 <w:rStyle w:val="Hipervnculo"/>
@@ -9440,7 +9444,7 @@
                 <w:noProof/>
                 <w:webHidden/>
               </w:rPr>
-              <w:instrText xml:space="preserve"> PAGEREF _Toc203732439 \h </w:instrText>
+              <w:instrText xml:space="preserve"> PAGEREF _Toc203735765 \h </w:instrText>
             </w:r>
             <w:r>
               <w:rPr>
@@ -9460,7 +9464,7 @@
                 <w:noProof/>
                 <w:webHidden/>
               </w:rPr>
-              <w:t>77</w:t>
+              <w:t>76</w:t>
             </w:r>
             <w:r>
               <w:rPr>
@@ -9483,7 +9487,7 @@
               <w:lang w:eastAsia="es-AR"/>
             </w:rPr>
           </w:pPr>
-          <w:hyperlink w:anchor="_Toc203732440" w:history="1">
+          <w:hyperlink w:anchor="_Toc203735766" w:history="1">
             <w:r>
               <w:rPr>
                 <w:rStyle w:val="Hipervnculo"/>
@@ -9510,7 +9514,7 @@
                 <w:noProof/>
                 <w:webHidden/>
               </w:rPr>
-              <w:instrText xml:space="preserve"> PAGEREF _Toc203732440 \h </w:instrText>
+              <w:instrText xml:space="preserve"> PAGEREF _Toc203735766 \h </w:instrText>
             </w:r>
             <w:r>
               <w:rPr>
@@ -9530,7 +9534,7 @@
                 <w:noProof/>
                 <w:webHidden/>
               </w:rPr>
-              <w:t>77</w:t>
+              <w:t>76</w:t>
             </w:r>
             <w:r>
               <w:rPr>
@@ -9553,7 +9557,7 @@
               <w:lang w:eastAsia="es-AR"/>
             </w:rPr>
           </w:pPr>
-          <w:hyperlink w:anchor="_Toc203732441" w:history="1">
+          <w:hyperlink w:anchor="_Toc203735767" w:history="1">
             <w:r>
               <w:rPr>
                 <w:rStyle w:val="Hipervnculo"/>
@@ -9580,7 +9584,7 @@
                 <w:noProof/>
                 <w:webHidden/>
               </w:rPr>
-              <w:instrText xml:space="preserve"> PAGEREF _Toc203732441 \h </w:instrText>
+              <w:instrText xml:space="preserve"> PAGEREF _Toc203735767 \h </w:instrText>
             </w:r>
             <w:r>
               <w:rPr>
@@ -9600,7 +9604,7 @@
                 <w:noProof/>
                 <w:webHidden/>
               </w:rPr>
-              <w:t>79</w:t>
+              <w:t>78</w:t>
             </w:r>
             <w:r>
               <w:rPr>
@@ -9623,7 +9627,7 @@
               <w:lang w:eastAsia="es-AR"/>
             </w:rPr>
           </w:pPr>
-          <w:hyperlink w:anchor="_Toc203732442" w:history="1">
+          <w:hyperlink w:anchor="_Toc203735768" w:history="1">
             <w:r>
               <w:rPr>
                 <w:rStyle w:val="Hipervnculo"/>
@@ -9650,7 +9654,7 @@
                 <w:noProof/>
                 <w:webHidden/>
               </w:rPr>
-              <w:instrText xml:space="preserve"> PAGEREF _Toc203732442 \h </w:instrText>
+              <w:instrText xml:space="preserve"> PAGEREF _Toc203735768 \h </w:instrText>
             </w:r>
             <w:r>
               <w:rPr>
@@ -9670,7 +9674,7 @@
                 <w:noProof/>
                 <w:webHidden/>
               </w:rPr>
-              <w:t>80</w:t>
+              <w:t>79</w:t>
             </w:r>
             <w:r>
               <w:rPr>
@@ -9693,7 +9697,7 @@
               <w:lang w:eastAsia="es-AR"/>
             </w:rPr>
           </w:pPr>
-          <w:hyperlink w:anchor="_Toc203732443" w:history="1">
+          <w:hyperlink w:anchor="_Toc203735769" w:history="1">
             <w:r>
               <w:rPr>
                 <w:rStyle w:val="Hipervnculo"/>
@@ -9720,7 +9724,7 @@
                 <w:noProof/>
                 <w:webHidden/>
               </w:rPr>
-              <w:instrText xml:space="preserve"> PAGEREF _Toc203732443 \h </w:instrText>
+              <w:instrText xml:space="preserve"> PAGEREF _Toc203735769 \h </w:instrText>
             </w:r>
             <w:r>
               <w:rPr>
@@ -9740,7 +9744,7 @@
                 <w:noProof/>
                 <w:webHidden/>
               </w:rPr>
-              <w:t>83</w:t>
+              <w:t>82</w:t>
             </w:r>
             <w:r>
               <w:rPr>
@@ -9763,7 +9767,7 @@
               <w:lang w:eastAsia="es-AR"/>
             </w:rPr>
           </w:pPr>
-          <w:hyperlink w:anchor="_Toc203732444" w:history="1">
+          <w:hyperlink w:anchor="_Toc203735770" w:history="1">
             <w:r>
               <w:rPr>
                 <w:rStyle w:val="Hipervnculo"/>
@@ -9790,7 +9794,7 @@
                 <w:noProof/>
                 <w:webHidden/>
               </w:rPr>
-              <w:instrText xml:space="preserve"> PAGEREF _Toc203732444 \h </w:instrText>
+              <w:instrText xml:space="preserve"> PAGEREF _Toc203735770 \h </w:instrText>
             </w:r>
             <w:r>
               <w:rPr>
@@ -9810,7 +9814,7 @@
                 <w:noProof/>
                 <w:webHidden/>
               </w:rPr>
-              <w:t>85</w:t>
+              <w:t>84</w:t>
             </w:r>
             <w:r>
               <w:rPr>
@@ -9833,7 +9837,7 @@
               <w:lang w:eastAsia="es-AR"/>
             </w:rPr>
           </w:pPr>
-          <w:hyperlink w:anchor="_Toc203732445" w:history="1">
+          <w:hyperlink w:anchor="_Toc203735771" w:history="1">
             <w:r>
               <w:rPr>
                 <w:rStyle w:val="Hipervnculo"/>
@@ -9860,7 +9864,7 @@
                 <w:noProof/>
                 <w:webHidden/>
               </w:rPr>
-              <w:instrText xml:space="preserve"> PAGEREF _Toc203732445 \h </w:instrText>
+              <w:instrText xml:space="preserve"> PAGEREF _Toc203735771 \h </w:instrText>
             </w:r>
             <w:r>
               <w:rPr>
@@ -9880,7 +9884,7 @@
                 <w:noProof/>
                 <w:webHidden/>
               </w:rPr>
-              <w:t>85</w:t>
+              <w:t>84</w:t>
             </w:r>
             <w:r>
               <w:rPr>
@@ -9903,7 +9907,7 @@
               <w:lang w:eastAsia="es-AR"/>
             </w:rPr>
           </w:pPr>
-          <w:hyperlink w:anchor="_Toc203732446" w:history="1">
+          <w:hyperlink w:anchor="_Toc203735772" w:history="1">
             <w:r>
               <w:rPr>
                 <w:rStyle w:val="Hipervnculo"/>
@@ -9930,7 +9934,7 @@
                 <w:noProof/>
                 <w:webHidden/>
               </w:rPr>
-              <w:instrText xml:space="preserve"> PAGEREF _Toc203732446 \h </w:instrText>
+              <w:instrText xml:space="preserve"> PAGEREF _Toc203735772 \h </w:instrText>
             </w:r>
             <w:r>
               <w:rPr>
@@ -9950,7 +9954,7 @@
                 <w:noProof/>
                 <w:webHidden/>
               </w:rPr>
-              <w:t>87</w:t>
+              <w:t>86</w:t>
             </w:r>
             <w:r>
               <w:rPr>
@@ -9973,7 +9977,7 @@
               <w:lang w:eastAsia="es-AR"/>
             </w:rPr>
           </w:pPr>
-          <w:hyperlink w:anchor="_Toc203732447" w:history="1">
+          <w:hyperlink w:anchor="_Toc203735773" w:history="1">
             <w:r>
               <w:rPr>
                 <w:rStyle w:val="Hipervnculo"/>
@@ -10000,7 +10004,7 @@
                 <w:noProof/>
                 <w:webHidden/>
               </w:rPr>
-              <w:instrText xml:space="preserve"> PAGEREF _Toc203732447 \h </w:instrText>
+              <w:instrText xml:space="preserve"> PAGEREF _Toc203735773 \h </w:instrText>
             </w:r>
             <w:r>
               <w:rPr>
@@ -10020,7 +10024,7 @@
                 <w:noProof/>
                 <w:webHidden/>
               </w:rPr>
-              <w:t>88</w:t>
+              <w:t>87</w:t>
             </w:r>
             <w:r>
               <w:rPr>
@@ -10043,7 +10047,7 @@
               <w:lang w:eastAsia="es-AR"/>
             </w:rPr>
           </w:pPr>
-          <w:hyperlink w:anchor="_Toc203732448" w:history="1">
+          <w:hyperlink w:anchor="_Toc203735774" w:history="1">
             <w:r>
               <w:rPr>
                 <w:rStyle w:val="Hipervnculo"/>
@@ -10070,7 +10074,7 @@
                 <w:noProof/>
                 <w:webHidden/>
               </w:rPr>
-              <w:instrText xml:space="preserve"> PAGEREF _Toc203732448 \h </w:instrText>
+              <w:instrText xml:space="preserve"> PAGEREF _Toc203735774 \h </w:instrText>
             </w:r>
             <w:r>
               <w:rPr>
@@ -10090,7 +10094,7 @@
                 <w:noProof/>
                 <w:webHidden/>
               </w:rPr>
-              <w:t>91</w:t>
+              <w:t>90</w:t>
             </w:r>
             <w:r>
               <w:rPr>
@@ -10113,7 +10117,7 @@
               <w:lang w:eastAsia="es-AR"/>
             </w:rPr>
           </w:pPr>
-          <w:hyperlink w:anchor="_Toc203732449" w:history="1">
+          <w:hyperlink w:anchor="_Toc203735775" w:history="1">
             <w:r>
               <w:rPr>
                 <w:rStyle w:val="Hipervnculo"/>
@@ -10140,7 +10144,7 @@
                 <w:noProof/>
                 <w:webHidden/>
               </w:rPr>
-              <w:instrText xml:space="preserve"> PAGEREF _Toc203732449 \h </w:instrText>
+              <w:instrText xml:space="preserve"> PAGEREF _Toc203735775 \h </w:instrText>
             </w:r>
             <w:r>
               <w:rPr>
@@ -10160,7 +10164,7 @@
                 <w:noProof/>
                 <w:webHidden/>
               </w:rPr>
-              <w:t>93</w:t>
+              <w:t>92</w:t>
             </w:r>
             <w:r>
               <w:rPr>
@@ -10183,7 +10187,7 @@
               <w:lang w:eastAsia="es-AR"/>
             </w:rPr>
           </w:pPr>
-          <w:hyperlink w:anchor="_Toc203732450" w:history="1">
+          <w:hyperlink w:anchor="_Toc203735776" w:history="1">
             <w:r>
               <w:rPr>
                 <w:rStyle w:val="Hipervnculo"/>
@@ -10210,7 +10214,7 @@
                 <w:noProof/>
                 <w:webHidden/>
               </w:rPr>
-              <w:instrText xml:space="preserve"> PAGEREF _Toc203732450 \h </w:instrText>
+              <w:instrText xml:space="preserve"> PAGEREF _Toc203735776 \h </w:instrText>
             </w:r>
             <w:r>
               <w:rPr>
@@ -10230,7 +10234,7 @@
                 <w:noProof/>
                 <w:webHidden/>
               </w:rPr>
-              <w:t>93</w:t>
+              <w:t>92</w:t>
             </w:r>
             <w:r>
               <w:rPr>
@@ -10253,7 +10257,7 @@
               <w:lang w:eastAsia="es-AR"/>
             </w:rPr>
           </w:pPr>
-          <w:hyperlink w:anchor="_Toc203732451" w:history="1">
+          <w:hyperlink w:anchor="_Toc203735777" w:history="1">
             <w:r>
               <w:rPr>
                 <w:rStyle w:val="Hipervnculo"/>
@@ -10280,7 +10284,7 @@
                 <w:noProof/>
                 <w:webHidden/>
               </w:rPr>
-              <w:instrText xml:space="preserve"> PAGEREF _Toc203732451 \h </w:instrText>
+              <w:instrText xml:space="preserve"> PAGEREF _Toc203735777 \h </w:instrText>
             </w:r>
             <w:r>
               <w:rPr>
@@ -10300,7 +10304,7 @@
                 <w:noProof/>
                 <w:webHidden/>
               </w:rPr>
-              <w:t>94</w:t>
+              <w:t>93</w:t>
             </w:r>
             <w:r>
               <w:rPr>
@@ -10323,7 +10327,7 @@
               <w:lang w:eastAsia="es-AR"/>
             </w:rPr>
           </w:pPr>
-          <w:hyperlink w:anchor="_Toc203732452" w:history="1">
+          <w:hyperlink w:anchor="_Toc203735778" w:history="1">
             <w:r>
               <w:rPr>
                 <w:rStyle w:val="Hipervnculo"/>
@@ -10350,7 +10354,7 @@
                 <w:noProof/>
                 <w:webHidden/>
               </w:rPr>
-              <w:instrText xml:space="preserve"> PAGEREF _Toc203732452 \h </w:instrText>
+              <w:instrText xml:space="preserve"> PAGEREF _Toc203735778 \h </w:instrText>
             </w:r>
             <w:r>
               <w:rPr>
@@ -10370,7 +10374,7 @@
                 <w:noProof/>
                 <w:webHidden/>
               </w:rPr>
-              <w:t>95</w:t>
+              <w:t>94</w:t>
             </w:r>
             <w:r>
               <w:rPr>
@@ -10393,7 +10397,7 @@
               <w:lang w:eastAsia="es-AR"/>
             </w:rPr>
           </w:pPr>
-          <w:hyperlink w:anchor="_Toc203732453" w:history="1">
+          <w:hyperlink w:anchor="_Toc203735779" w:history="1">
             <w:r>
               <w:rPr>
                 <w:rStyle w:val="Hipervnculo"/>
@@ -10420,7 +10424,7 @@
                 <w:noProof/>
                 <w:webHidden/>
               </w:rPr>
-              <w:instrText xml:space="preserve"> PAGEREF _Toc203732453 \h </w:instrText>
+              <w:instrText xml:space="preserve"> PAGEREF _Toc203735779 \h </w:instrText>
             </w:r>
             <w:r>
               <w:rPr>
@@ -10440,7 +10444,7 @@
                 <w:noProof/>
                 <w:webHidden/>
               </w:rPr>
-              <w:t>96</w:t>
+              <w:t>95</w:t>
             </w:r>
             <w:r>
               <w:rPr>
@@ -10463,7 +10467,7 @@
               <w:lang w:eastAsia="es-AR"/>
             </w:rPr>
           </w:pPr>
-          <w:hyperlink w:anchor="_Toc203732454" w:history="1">
+          <w:hyperlink w:anchor="_Toc203735780" w:history="1">
             <w:r>
               <w:rPr>
                 <w:rStyle w:val="Hipervnculo"/>
@@ -10490,7 +10494,7 @@
                 <w:noProof/>
                 <w:webHidden/>
               </w:rPr>
-              <w:instrText xml:space="preserve"> PAGEREF _Toc203732454 \h </w:instrText>
+              <w:instrText xml:space="preserve"> PAGEREF _Toc203735780 \h </w:instrText>
             </w:r>
             <w:r>
               <w:rPr>
@@ -10510,7 +10514,7 @@
                 <w:noProof/>
                 <w:webHidden/>
               </w:rPr>
-              <w:t>97</w:t>
+              <w:t>96</w:t>
             </w:r>
             <w:r>
               <w:rPr>
@@ -10530,7 +10534,7 @@
               <w:lang w:eastAsia="es-AR"/>
             </w:rPr>
           </w:pPr>
-          <w:hyperlink w:anchor="_Toc203732455" w:history="1">
+          <w:hyperlink w:anchor="_Toc203735781" w:history="1">
             <w:r>
               <w:rPr>
                 <w:rStyle w:val="Hipervnculo"/>
@@ -10558,7 +10562,7 @@
                 <w:noProof/>
                 <w:webHidden/>
               </w:rPr>
-              <w:instrText xml:space="preserve"> PAGEREF _Toc203732455 \h </w:instrText>
+              <w:instrText xml:space="preserve"> PAGEREF _Toc203735781 \h </w:instrText>
             </w:r>
             <w:r>
               <w:rPr>
@@ -10578,7 +10582,7 @@
                 <w:noProof/>
                 <w:webHidden/>
               </w:rPr>
-              <w:t>99</w:t>
+              <w:t>98</w:t>
             </w:r>
             <w:r>
               <w:rPr>
@@ -10601,7 +10605,7 @@
               <w:lang w:eastAsia="es-AR"/>
             </w:rPr>
           </w:pPr>
-          <w:hyperlink w:anchor="_Toc203732456" w:history="1">
+          <w:hyperlink w:anchor="_Toc203735782" w:history="1">
             <w:r>
               <w:rPr>
                 <w:rStyle w:val="Hipervnculo"/>
@@ -10629,7 +10633,7 @@
                 <w:noProof/>
                 <w:webHidden/>
               </w:rPr>
-              <w:instrText xml:space="preserve"> PAGEREF _Toc203732456 \h </w:instrText>
+              <w:instrText xml:space="preserve"> PAGEREF _Toc203735782 \h </w:instrText>
             </w:r>
             <w:r>
               <w:rPr>
@@ -10649,7 +10653,7 @@
                 <w:noProof/>
                 <w:webHidden/>
               </w:rPr>
-              <w:t>99</w:t>
+              <w:t>98</w:t>
             </w:r>
             <w:r>
               <w:rPr>
@@ -10672,7 +10676,7 @@
               <w:lang w:eastAsia="es-AR"/>
             </w:rPr>
           </w:pPr>
-          <w:hyperlink w:anchor="_Toc203732457" w:history="1">
+          <w:hyperlink w:anchor="_Toc203735783" w:history="1">
             <w:r>
               <w:rPr>
                 <w:rStyle w:val="Hipervnculo"/>
@@ -10700,7 +10704,7 @@
                 <w:noProof/>
                 <w:webHidden/>
               </w:rPr>
-              <w:instrText xml:space="preserve"> PAGEREF _Toc203732457 \h </w:instrText>
+              <w:instrText xml:space="preserve"> PAGEREF _Toc203735783 \h </w:instrText>
             </w:r>
             <w:r>
               <w:rPr>
@@ -10720,7 +10724,7 @@
                 <w:noProof/>
                 <w:webHidden/>
               </w:rPr>
-              <w:t>99</w:t>
+              <w:t>98</w:t>
             </w:r>
             <w:r>
               <w:rPr>
@@ -10743,7 +10747,7 @@
               <w:lang w:eastAsia="es-AR"/>
             </w:rPr>
           </w:pPr>
-          <w:hyperlink w:anchor="_Toc203732458" w:history="1">
+          <w:hyperlink w:anchor="_Toc203735784" w:history="1">
             <w:r>
               <w:rPr>
                 <w:rStyle w:val="Hipervnculo"/>
@@ -10771,7 +10775,7 @@
                 <w:noProof/>
                 <w:webHidden/>
               </w:rPr>
-              <w:instrText xml:space="preserve"> PAGEREF _Toc203732458 \h </w:instrText>
+              <w:instrText xml:space="preserve"> PAGEREF _Toc203735784 \h </w:instrText>
             </w:r>
             <w:r>
               <w:rPr>
@@ -10791,7 +10795,7 @@
                 <w:noProof/>
                 <w:webHidden/>
               </w:rPr>
-              <w:t>100</w:t>
+              <w:t>99</w:t>
             </w:r>
             <w:r>
               <w:rPr>
@@ -10814,7 +10818,7 @@
               <w:lang w:eastAsia="es-AR"/>
             </w:rPr>
           </w:pPr>
-          <w:hyperlink w:anchor="_Toc203732459" w:history="1">
+          <w:hyperlink w:anchor="_Toc203735785" w:history="1">
             <w:r>
               <w:rPr>
                 <w:rStyle w:val="Hipervnculo"/>
@@ -10842,7 +10846,7 @@
                 <w:noProof/>
                 <w:webHidden/>
               </w:rPr>
-              <w:instrText xml:space="preserve"> PAGEREF _Toc203732459 \h </w:instrText>
+              <w:instrText xml:space="preserve"> PAGEREF _Toc203735785 \h </w:instrText>
             </w:r>
             <w:r>
               <w:rPr>
@@ -10862,7 +10866,7 @@
                 <w:noProof/>
                 <w:webHidden/>
               </w:rPr>
-              <w:t>101</w:t>
+              <w:t>100</w:t>
             </w:r>
             <w:r>
               <w:rPr>
@@ -10885,7 +10889,7 @@
               <w:lang w:eastAsia="es-AR"/>
             </w:rPr>
           </w:pPr>
-          <w:hyperlink w:anchor="_Toc203732460" w:history="1">
+          <w:hyperlink w:anchor="_Toc203735786" w:history="1">
             <w:r>
               <w:rPr>
                 <w:rStyle w:val="Hipervnculo"/>
@@ -10913,7 +10917,7 @@
                 <w:noProof/>
                 <w:webHidden/>
               </w:rPr>
-              <w:instrText xml:space="preserve"> PAGEREF _Toc203732460 \h </w:instrText>
+              <w:instrText xml:space="preserve"> PAGEREF _Toc203735786 \h </w:instrText>
             </w:r>
             <w:r>
               <w:rPr>
@@ -10933,7 +10937,7 @@
                 <w:noProof/>
                 <w:webHidden/>
               </w:rPr>
-              <w:t>101</w:t>
+              <w:t>100</w:t>
             </w:r>
             <w:r>
               <w:rPr>
@@ -10953,7 +10957,7 @@
               <w:lang w:eastAsia="es-AR"/>
             </w:rPr>
           </w:pPr>
-          <w:hyperlink w:anchor="_Toc203732461" w:history="1">
+          <w:hyperlink w:anchor="_Toc203735787" w:history="1">
             <w:r>
               <w:rPr>
                 <w:rStyle w:val="Hipervnculo"/>
@@ -10981,7 +10985,7 @@
                 <w:noProof/>
                 <w:webHidden/>
               </w:rPr>
-              <w:instrText xml:space="preserve"> PAGEREF _Toc203732461 \h </w:instrText>
+              <w:instrText xml:space="preserve"> PAGEREF _Toc203735787 \h </w:instrText>
             </w:r>
             <w:r>
               <w:rPr>
@@ -11001,7 +11005,7 @@
                 <w:noProof/>
                 <w:webHidden/>
               </w:rPr>
-              <w:t>102</w:t>
+              <w:t>101</w:t>
             </w:r>
             <w:r>
               <w:rPr>
@@ -11024,7 +11028,7 @@
               <w:lang w:eastAsia="es-AR"/>
             </w:rPr>
           </w:pPr>
-          <w:hyperlink w:anchor="_Toc203732462" w:history="1">
+          <w:hyperlink w:anchor="_Toc203735788" w:history="1">
             <w:r>
               <w:rPr>
                 <w:rStyle w:val="Hipervnculo"/>
@@ -11052,7 +11056,7 @@
                 <w:noProof/>
                 <w:webHidden/>
               </w:rPr>
-              <w:instrText xml:space="preserve"> PAGEREF _Toc203732462 \h </w:instrText>
+              <w:instrText xml:space="preserve"> PAGEREF _Toc203735788 \h </w:instrText>
             </w:r>
             <w:r>
               <w:rPr>
@@ -11072,7 +11076,7 @@
                 <w:noProof/>
                 <w:webHidden/>
               </w:rPr>
-              <w:t>102</w:t>
+              <w:t>101</w:t>
             </w:r>
             <w:r>
               <w:rPr>
@@ -11095,7 +11099,7 @@
               <w:lang w:eastAsia="es-AR"/>
             </w:rPr>
           </w:pPr>
-          <w:hyperlink w:anchor="_Toc203732463" w:history="1">
+          <w:hyperlink w:anchor="_Toc203735789" w:history="1">
             <w:r>
               <w:rPr>
                 <w:rStyle w:val="Hipervnculo"/>
@@ -11123,7 +11127,7 @@
                 <w:noProof/>
                 <w:webHidden/>
               </w:rPr>
-              <w:instrText xml:space="preserve"> PAGEREF _Toc203732463 \h </w:instrText>
+              <w:instrText xml:space="preserve"> PAGEREF _Toc203735789 \h </w:instrText>
             </w:r>
             <w:r>
               <w:rPr>
@@ -11143,7 +11147,7 @@
                 <w:noProof/>
                 <w:webHidden/>
               </w:rPr>
-              <w:t>102</w:t>
+              <w:t>101</w:t>
             </w:r>
             <w:r>
               <w:rPr>
@@ -11166,7 +11170,7 @@
               <w:lang w:eastAsia="es-AR"/>
             </w:rPr>
           </w:pPr>
-          <w:hyperlink w:anchor="_Toc203732464" w:history="1">
+          <w:hyperlink w:anchor="_Toc203735790" w:history="1">
             <w:r>
               <w:rPr>
                 <w:rStyle w:val="Hipervnculo"/>
@@ -11194,7 +11198,7 @@
                 <w:noProof/>
                 <w:webHidden/>
               </w:rPr>
-              <w:instrText xml:space="preserve"> PAGEREF _Toc203732464 \h </w:instrText>
+              <w:instrText xml:space="preserve"> PAGEREF _Toc203735790 \h </w:instrText>
             </w:r>
             <w:r>
               <w:rPr>
@@ -11214,7 +11218,7 @@
                 <w:noProof/>
                 <w:webHidden/>
               </w:rPr>
-              <w:t>104</w:t>
+              <w:t>103</w:t>
             </w:r>
             <w:r>
               <w:rPr>
@@ -11234,7 +11238,7 @@
               <w:lang w:eastAsia="es-AR"/>
             </w:rPr>
           </w:pPr>
-          <w:hyperlink w:anchor="_Toc203732465" w:history="1">
+          <w:hyperlink w:anchor="_Toc203735791" w:history="1">
             <w:r>
               <w:rPr>
                 <w:rStyle w:val="Hipervnculo"/>
@@ -11262,7 +11266,7 @@
                 <w:noProof/>
                 <w:webHidden/>
               </w:rPr>
-              <w:instrText xml:space="preserve"> PAGEREF _Toc203732465 \h </w:instrText>
+              <w:instrText xml:space="preserve"> PAGEREF _Toc203735791 \h </w:instrText>
             </w:r>
             <w:r>
               <w:rPr>
@@ -11282,7 +11286,7 @@
                 <w:noProof/>
                 <w:webHidden/>
               </w:rPr>
-              <w:t>104</w:t>
+              <w:t>103</w:t>
             </w:r>
             <w:r>
               <w:rPr>
@@ -11302,7 +11306,7 @@
               <w:lang w:eastAsia="es-AR"/>
             </w:rPr>
           </w:pPr>
-          <w:hyperlink w:anchor="_Toc203732466" w:history="1">
+          <w:hyperlink w:anchor="_Toc203735792" w:history="1">
             <w:r>
               <w:rPr>
                 <w:rStyle w:val="Hipervnculo"/>
@@ -11330,7 +11334,7 @@
                 <w:noProof/>
                 <w:webHidden/>
               </w:rPr>
-              <w:instrText xml:space="preserve"> PAGEREF _Toc203732466 \h </w:instrText>
+              <w:instrText xml:space="preserve"> PAGEREF _Toc203735792 \h </w:instrText>
             </w:r>
             <w:r>
               <w:rPr>
@@ -11350,7 +11354,7 @@
                 <w:noProof/>
                 <w:webHidden/>
               </w:rPr>
-              <w:t>105</w:t>
+              <w:t>104</w:t>
             </w:r>
             <w:r>
               <w:rPr>
@@ -11370,7 +11374,7 @@
               <w:lang w:eastAsia="es-AR"/>
             </w:rPr>
           </w:pPr>
-          <w:hyperlink w:anchor="_Toc203732467" w:history="1">
+          <w:hyperlink w:anchor="_Toc203735793" w:history="1">
             <w:r>
               <w:rPr>
                 <w:rStyle w:val="Hipervnculo"/>
@@ -11398,7 +11402,7 @@
                 <w:noProof/>
                 <w:webHidden/>
               </w:rPr>
-              <w:instrText xml:space="preserve"> PAGEREF _Toc203732467 \h </w:instrText>
+              <w:instrText xml:space="preserve"> PAGEREF _Toc203735793 \h </w:instrText>
             </w:r>
             <w:r>
               <w:rPr>
@@ -11418,7 +11422,7 @@
                 <w:noProof/>
                 <w:webHidden/>
               </w:rPr>
-              <w:t>106</w:t>
+              <w:t>105</w:t>
             </w:r>
             <w:r>
               <w:rPr>
@@ -11438,7 +11442,7 @@
               <w:lang w:eastAsia="es-AR"/>
             </w:rPr>
           </w:pPr>
-          <w:hyperlink w:anchor="_Toc203732468" w:history="1">
+          <w:hyperlink w:anchor="_Toc203735794" w:history="1">
             <w:r>
               <w:rPr>
                 <w:rStyle w:val="Hipervnculo"/>
@@ -11466,7 +11470,7 @@
                 <w:noProof/>
                 <w:webHidden/>
               </w:rPr>
-              <w:instrText xml:space="preserve"> PAGEREF _Toc203732468 \h </w:instrText>
+              <w:instrText xml:space="preserve"> PAGEREF _Toc203735794 \h </w:instrText>
             </w:r>
             <w:r>
               <w:rPr>
@@ -11486,7 +11490,7 @@
                 <w:noProof/>
                 <w:webHidden/>
               </w:rPr>
-              <w:t>106</w:t>
+              <w:t>105</w:t>
             </w:r>
             <w:r>
               <w:rPr>
@@ -11509,7 +11513,7 @@
               <w:lang w:eastAsia="es-AR"/>
             </w:rPr>
           </w:pPr>
-          <w:hyperlink w:anchor="_Toc203732469" w:history="1">
+          <w:hyperlink w:anchor="_Toc203735795" w:history="1">
             <w:r>
               <w:rPr>
                 <w:rStyle w:val="Hipervnculo"/>
@@ -11536,7 +11540,7 @@
                 <w:noProof/>
                 <w:webHidden/>
               </w:rPr>
-              <w:instrText xml:space="preserve"> PAGEREF _Toc203732469 \h </w:instrText>
+              <w:instrText xml:space="preserve"> PAGEREF _Toc203735795 \h </w:instrText>
             </w:r>
             <w:r>
               <w:rPr>
@@ -11556,7 +11560,7 @@
                 <w:noProof/>
                 <w:webHidden/>
               </w:rPr>
-              <w:t>106</w:t>
+              <w:t>105</w:t>
             </w:r>
             <w:r>
               <w:rPr>
@@ -11579,7 +11583,7 @@
               <w:lang w:eastAsia="es-AR"/>
             </w:rPr>
           </w:pPr>
-          <w:hyperlink w:anchor="_Toc203732470" w:history="1">
+          <w:hyperlink w:anchor="_Toc203735796" w:history="1">
             <w:r>
               <w:rPr>
                 <w:rStyle w:val="Hipervnculo"/>
@@ -11606,7 +11610,7 @@
                 <w:noProof/>
                 <w:webHidden/>
               </w:rPr>
-              <w:instrText xml:space="preserve"> PAGEREF _Toc203732470 \h </w:instrText>
+              <w:instrText xml:space="preserve"> PAGEREF _Toc203735796 \h </w:instrText>
             </w:r>
             <w:r>
               <w:rPr>
@@ -11626,7 +11630,7 @@
                 <w:noProof/>
                 <w:webHidden/>
               </w:rPr>
-              <w:t>107</w:t>
+              <w:t>106</w:t>
             </w:r>
             <w:r>
               <w:rPr>
@@ -11649,7 +11653,7 @@
               <w:lang w:eastAsia="es-AR"/>
             </w:rPr>
           </w:pPr>
-          <w:hyperlink w:anchor="_Toc203732471" w:history="1">
+          <w:hyperlink w:anchor="_Toc203735797" w:history="1">
             <w:r>
               <w:rPr>
                 <w:rStyle w:val="Hipervnculo"/>
@@ -11676,7 +11680,7 @@
                 <w:noProof/>
                 <w:webHidden/>
               </w:rPr>
-              <w:instrText xml:space="preserve"> PAGEREF _Toc203732471 \h </w:instrText>
+              <w:instrText xml:space="preserve"> PAGEREF _Toc203735797 \h </w:instrText>
             </w:r>
             <w:r>
               <w:rPr>
@@ -11696,7 +11700,7 @@
                 <w:noProof/>
                 <w:webHidden/>
               </w:rPr>
-              <w:t>108</w:t>
+              <w:t>107</w:t>
             </w:r>
             <w:r>
               <w:rPr>
@@ -11719,7 +11723,7 @@
               <w:lang w:eastAsia="es-AR"/>
             </w:rPr>
           </w:pPr>
-          <w:hyperlink w:anchor="_Toc203732472" w:history="1">
+          <w:hyperlink w:anchor="_Toc203735798" w:history="1">
             <w:r>
               <w:rPr>
                 <w:rStyle w:val="Hipervnculo"/>
@@ -11746,7 +11750,7 @@
                 <w:noProof/>
                 <w:webHidden/>
               </w:rPr>
-              <w:instrText xml:space="preserve"> PAGEREF _Toc203732472 \h </w:instrText>
+              <w:instrText xml:space="preserve"> PAGEREF _Toc203735798 \h </w:instrText>
             </w:r>
             <w:r>
               <w:rPr>
@@ -11766,7 +11770,7 @@
                 <w:noProof/>
                 <w:webHidden/>
               </w:rPr>
-              <w:t>109</w:t>
+              <w:t>108</w:t>
             </w:r>
             <w:r>
               <w:rPr>
@@ -11789,7 +11793,7 @@
               <w:lang w:eastAsia="es-AR"/>
             </w:rPr>
           </w:pPr>
-          <w:hyperlink w:anchor="_Toc203732473" w:history="1">
+          <w:hyperlink w:anchor="_Toc203735799" w:history="1">
             <w:r>
               <w:rPr>
                 <w:rStyle w:val="Hipervnculo"/>
@@ -11816,7 +11820,7 @@
                 <w:noProof/>
                 <w:webHidden/>
               </w:rPr>
-              <w:instrText xml:space="preserve"> PAGEREF _Toc203732473 \h </w:instrText>
+              <w:instrText xml:space="preserve"> PAGEREF _Toc203735799 \h </w:instrText>
             </w:r>
             <w:r>
               <w:rPr>
@@ -11836,7 +11840,7 @@
                 <w:noProof/>
                 <w:webHidden/>
               </w:rPr>
-              <w:t>110</w:t>
+              <w:t>109</w:t>
             </w:r>
             <w:r>
               <w:rPr>
@@ -11859,7 +11863,7 @@
               <w:lang w:eastAsia="es-AR"/>
             </w:rPr>
           </w:pPr>
-          <w:hyperlink w:anchor="_Toc203732474" w:history="1">
+          <w:hyperlink w:anchor="_Toc203735800" w:history="1">
             <w:r>
               <w:rPr>
                 <w:rStyle w:val="Hipervnculo"/>
@@ -11886,7 +11890,7 @@
                 <w:noProof/>
                 <w:webHidden/>
               </w:rPr>
-              <w:instrText xml:space="preserve"> PAGEREF _Toc203732474 \h </w:instrText>
+              <w:instrText xml:space="preserve"> PAGEREF _Toc203735800 \h </w:instrText>
             </w:r>
             <w:r>
               <w:rPr>
@@ -11906,7 +11910,7 @@
                 <w:noProof/>
                 <w:webHidden/>
               </w:rPr>
-              <w:t>110</w:t>
+              <w:t>109</w:t>
             </w:r>
             <w:r>
               <w:rPr>
@@ -11929,7 +11933,7 @@
               <w:lang w:eastAsia="es-AR"/>
             </w:rPr>
           </w:pPr>
-          <w:hyperlink w:anchor="_Toc203732475" w:history="1">
+          <w:hyperlink w:anchor="_Toc203735801" w:history="1">
             <w:r>
               <w:rPr>
                 <w:rStyle w:val="Hipervnculo"/>
@@ -11956,7 +11960,7 @@
                 <w:noProof/>
                 <w:webHidden/>
               </w:rPr>
-              <w:instrText xml:space="preserve"> PAGEREF _Toc203732475 \h </w:instrText>
+              <w:instrText xml:space="preserve"> PAGEREF _Toc203735801 \h </w:instrText>
             </w:r>
             <w:r>
               <w:rPr>
@@ -11976,7 +11980,7 @@
                 <w:noProof/>
                 <w:webHidden/>
               </w:rPr>
-              <w:t>111</w:t>
+              <w:t>110</w:t>
             </w:r>
             <w:r>
               <w:rPr>
@@ -11999,7 +12003,7 @@
               <w:lang w:eastAsia="es-AR"/>
             </w:rPr>
           </w:pPr>
-          <w:hyperlink w:anchor="_Toc203732476" w:history="1">
+          <w:hyperlink w:anchor="_Toc203735802" w:history="1">
             <w:r>
               <w:rPr>
                 <w:rStyle w:val="Hipervnculo"/>
@@ -12026,7 +12030,7 @@
                 <w:noProof/>
                 <w:webHidden/>
               </w:rPr>
-              <w:instrText xml:space="preserve"> PAGEREF _Toc203732476 \h </w:instrText>
+              <w:instrText xml:space="preserve"> PAGEREF _Toc203735802 \h </w:instrText>
             </w:r>
             <w:r>
               <w:rPr>
@@ -12046,7 +12050,7 @@
                 <w:noProof/>
                 <w:webHidden/>
               </w:rPr>
-              <w:t>112</w:t>
+              <w:t>111</w:t>
             </w:r>
             <w:r>
               <w:rPr>
@@ -12069,7 +12073,7 @@
               <w:lang w:eastAsia="es-AR"/>
             </w:rPr>
           </w:pPr>
-          <w:hyperlink w:anchor="_Toc203732477" w:history="1">
+          <w:hyperlink w:anchor="_Toc203735803" w:history="1">
             <w:r>
               <w:rPr>
                 <w:rStyle w:val="Hipervnculo"/>
@@ -12096,7 +12100,7 @@
                 <w:noProof/>
                 <w:webHidden/>
               </w:rPr>
-              <w:instrText xml:space="preserve"> PAGEREF _Toc203732477 \h </w:instrText>
+              <w:instrText xml:space="preserve"> PAGEREF _Toc203735803 \h </w:instrText>
             </w:r>
             <w:r>
               <w:rPr>
@@ -12116,7 +12120,7 @@
                 <w:noProof/>
                 <w:webHidden/>
               </w:rPr>
-              <w:t>112</w:t>
+              <w:t>111</w:t>
             </w:r>
             <w:r>
               <w:rPr>
@@ -12139,7 +12143,7 @@
               <w:lang w:eastAsia="es-AR"/>
             </w:rPr>
           </w:pPr>
-          <w:hyperlink w:anchor="_Toc203732478" w:history="1">
+          <w:hyperlink w:anchor="_Toc203735804" w:history="1">
             <w:r>
               <w:rPr>
                 <w:rStyle w:val="Hipervnculo"/>
@@ -12166,7 +12170,7 @@
                 <w:noProof/>
                 <w:webHidden/>
               </w:rPr>
-              <w:instrText xml:space="preserve"> PAGEREF _Toc203732478 \h </w:instrText>
+              <w:instrText xml:space="preserve"> PAGEREF _Toc203735804 \h </w:instrText>
             </w:r>
             <w:r>
               <w:rPr>
@@ -12186,7 +12190,7 @@
                 <w:noProof/>
                 <w:webHidden/>
               </w:rPr>
-              <w:t>113</w:t>
+              <w:t>112</w:t>
             </w:r>
             <w:r>
               <w:rPr>
@@ -12209,7 +12213,7 @@
               <w:lang w:eastAsia="es-AR"/>
             </w:rPr>
           </w:pPr>
-          <w:hyperlink w:anchor="_Toc203732479" w:history="1">
+          <w:hyperlink w:anchor="_Toc203735805" w:history="1">
             <w:r>
               <w:rPr>
                 <w:rStyle w:val="Hipervnculo"/>
@@ -12236,7 +12240,7 @@
                 <w:noProof/>
                 <w:webHidden/>
               </w:rPr>
-              <w:instrText xml:space="preserve"> PAGEREF _Toc203732479 \h </w:instrText>
+              <w:instrText xml:space="preserve"> PAGEREF _Toc203735805 \h </w:instrText>
             </w:r>
             <w:r>
               <w:rPr>
@@ -12256,7 +12260,7 @@
                 <w:noProof/>
                 <w:webHidden/>
               </w:rPr>
-              <w:t>114</w:t>
+              <w:t>113</w:t>
             </w:r>
             <w:r>
               <w:rPr>
@@ -12279,7 +12283,7 @@
               <w:lang w:eastAsia="es-AR"/>
             </w:rPr>
           </w:pPr>
-          <w:hyperlink w:anchor="_Toc203732480" w:history="1">
+          <w:hyperlink w:anchor="_Toc203735806" w:history="1">
             <w:r>
               <w:rPr>
                 <w:rStyle w:val="Hipervnculo"/>
@@ -12306,7 +12310,7 @@
                 <w:noProof/>
                 <w:webHidden/>
               </w:rPr>
-              <w:instrText xml:space="preserve"> PAGEREF _Toc203732480 \h </w:instrText>
+              <w:instrText xml:space="preserve"> PAGEREF _Toc203735806 \h </w:instrText>
             </w:r>
             <w:r>
               <w:rPr>
@@ -12326,7 +12330,7 @@
                 <w:noProof/>
                 <w:webHidden/>
               </w:rPr>
-              <w:t>115</w:t>
+              <w:t>114</w:t>
             </w:r>
             <w:r>
               <w:rPr>
@@ -12349,7 +12353,7 @@
               <w:lang w:eastAsia="es-AR"/>
             </w:rPr>
           </w:pPr>
-          <w:hyperlink w:anchor="_Toc203732481" w:history="1">
+          <w:hyperlink w:anchor="_Toc203735807" w:history="1">
             <w:r>
               <w:rPr>
                 <w:rStyle w:val="Hipervnculo"/>
@@ -12376,7 +12380,7 @@
                 <w:noProof/>
                 <w:webHidden/>
               </w:rPr>
-              <w:instrText xml:space="preserve"> PAGEREF _Toc203732481 \h </w:instrText>
+              <w:instrText xml:space="preserve"> PAGEREF _Toc203735807 \h </w:instrText>
             </w:r>
             <w:r>
               <w:rPr>
@@ -12396,7 +12400,7 @@
                 <w:noProof/>
                 <w:webHidden/>
               </w:rPr>
-              <w:t>115</w:t>
+              <w:t>114</w:t>
             </w:r>
             <w:r>
               <w:rPr>
@@ -12419,7 +12423,7 @@
               <w:lang w:eastAsia="es-AR"/>
             </w:rPr>
           </w:pPr>
-          <w:hyperlink w:anchor="_Toc203732482" w:history="1">
+          <w:hyperlink w:anchor="_Toc203735808" w:history="1">
             <w:r>
               <w:rPr>
                 <w:rStyle w:val="Hipervnculo"/>
@@ -12446,7 +12450,7 @@
                 <w:noProof/>
                 <w:webHidden/>
               </w:rPr>
-              <w:instrText xml:space="preserve"> PAGEREF _Toc203732482 \h </w:instrText>
+              <w:instrText xml:space="preserve"> PAGEREF _Toc203735808 \h </w:instrText>
             </w:r>
             <w:r>
               <w:rPr>
@@ -12466,7 +12470,7 @@
                 <w:noProof/>
                 <w:webHidden/>
               </w:rPr>
-              <w:t>116</w:t>
+              <w:t>115</w:t>
             </w:r>
             <w:r>
               <w:rPr>
@@ -12489,7 +12493,7 @@
               <w:lang w:eastAsia="es-AR"/>
             </w:rPr>
           </w:pPr>
-          <w:hyperlink w:anchor="_Toc203732483" w:history="1">
+          <w:hyperlink w:anchor="_Toc203735809" w:history="1">
             <w:r>
               <w:rPr>
                 <w:rStyle w:val="Hipervnculo"/>
@@ -12516,7 +12520,7 @@
                 <w:noProof/>
                 <w:webHidden/>
               </w:rPr>
-              <w:instrText xml:space="preserve"> PAGEREF _Toc203732483 \h </w:instrText>
+              <w:instrText xml:space="preserve"> PAGEREF _Toc203735809 \h </w:instrText>
             </w:r>
             <w:r>
               <w:rPr>
@@ -12536,7 +12540,7 @@
                 <w:noProof/>
                 <w:webHidden/>
               </w:rPr>
-              <w:t>116</w:t>
+              <w:t>115</w:t>
             </w:r>
             <w:r>
               <w:rPr>
@@ -12568,7 +12572,7 @@
           <w:szCs w:val="28"/>
         </w:rPr>
       </w:pPr>
-      <w:bookmarkStart w:id="1" w:name="_Toc203732308"/>
+      <w:bookmarkStart w:id="0" w:name="_Toc203735634"/>
       <w:r>
         <w:rPr>
           <w:rFonts w:ascii="Arial" w:hAnsi="Arial" w:cs="Arial"/>
@@ -12593,7 +12597,7 @@
         </w:rPr>
         <w:t>:</w:t>
       </w:r>
-      <w:bookmarkEnd w:id="1"/>
+      <w:bookmarkEnd w:id="0"/>
       <w:r>
         <w:rPr>
           <w:rFonts w:ascii="Arial" w:hAnsi="Arial" w:cs="Arial"/>
@@ -13120,7 +13124,7 @@
           <w:szCs w:val="28"/>
         </w:rPr>
       </w:pPr>
-      <w:bookmarkStart w:id="2" w:name="_Toc203732309"/>
+      <w:bookmarkStart w:id="1" w:name="_Toc203735635"/>
       <w:r>
         <w:rPr>
           <w:rFonts w:ascii="Arial" w:hAnsi="Arial" w:cs="Arial"/>
@@ -13129,7 +13133,7 @@
         </w:rPr>
         <w:t>Abreviaturas:</w:t>
       </w:r>
-      <w:bookmarkEnd w:id="2"/>
+      <w:bookmarkEnd w:id="1"/>
     </w:p>
     <w:p>
       <w:pPr>
@@ -13297,7 +13301,7 @@
           <w:szCs w:val="28"/>
         </w:rPr>
       </w:pPr>
-      <w:bookmarkStart w:id="3" w:name="_Toc203732310"/>
+      <w:bookmarkStart w:id="2" w:name="_Toc203735636"/>
       <w:r>
         <w:rPr>
           <w:rFonts w:ascii="Arial" w:hAnsi="Arial" w:cs="Arial"/>
@@ -13307,7 +13311,7 @@
         </w:rPr>
         <w:t>Resumen</w:t>
       </w:r>
-      <w:bookmarkEnd w:id="3"/>
+      <w:bookmarkEnd w:id="2"/>
       <w:r>
         <w:rPr>
           <w:rFonts w:ascii="Arial" w:hAnsi="Arial" w:cs="Arial"/>
@@ -13455,42 +13459,42 @@
           <w:b/>
         </w:rPr>
       </w:pPr>
-      <w:bookmarkStart w:id="4" w:name="_Toc203732311"/>
+      <w:bookmarkStart w:id="3" w:name="_Toc203735637"/>
       <w:r>
         <w:t>Motivación</w:t>
       </w:r>
+      <w:bookmarkEnd w:id="3"/>
+      <w:r>
+        <w:rPr>
+          <w:b/>
+        </w:rPr>
+        <w:t xml:space="preserve"> </w:t>
+      </w:r>
+    </w:p>
+    <w:p>
+      <w:pPr>
+        <w:rPr>
+          <w:rFonts w:ascii="Arial" w:hAnsi="Arial" w:cs="Arial"/>
+          <w:sz w:val="24"/>
+        </w:rPr>
+      </w:pPr>
+      <w:r>
+        <w:rPr>
+          <w:rFonts w:ascii="Arial" w:hAnsi="Arial" w:cs="Arial"/>
+          <w:sz w:val="24"/>
+        </w:rPr>
+        <w:t>La motivación principal para desarrollar este sistema surgió del interés por mejorar la gestión de un emprendimiento de venta de productos electrónicos. Dado que este tipo de comercio requiere controlar inventario, atender pedidos, emitir facturas y mantener contacto con clientes, el sistema se pensó como una solución integral que centralice todos estos procesos y permita escalar el negocio incorporando ventas en línea.</w:t>
+      </w:r>
+    </w:p>
+    <w:p>
+      <w:pPr>
+        <w:pStyle w:val="Ttulo2"/>
+      </w:pPr>
+      <w:bookmarkStart w:id="4" w:name="_Toc203735638"/>
+      <w:r>
+        <w:t>Descripción Funcional y Alcance</w:t>
+      </w:r>
       <w:bookmarkEnd w:id="4"/>
-      <w:r>
-        <w:rPr>
-          <w:b/>
-        </w:rPr>
-        <w:t xml:space="preserve"> </w:t>
-      </w:r>
-    </w:p>
-    <w:p>
-      <w:pPr>
-        <w:rPr>
-          <w:rFonts w:ascii="Arial" w:hAnsi="Arial" w:cs="Arial"/>
-          <w:sz w:val="24"/>
-        </w:rPr>
-      </w:pPr>
-      <w:r>
-        <w:rPr>
-          <w:rFonts w:ascii="Arial" w:hAnsi="Arial" w:cs="Arial"/>
-          <w:sz w:val="24"/>
-        </w:rPr>
-        <w:t>La motivación principal para desarrollar este sistema surgió del interés por mejorar la gestión de un emprendimiento de venta de productos electrónicos. Dado que este tipo de comercio requiere controlar inventario, atender pedidos, emitir facturas y mantener contacto con clientes, el sistema se pensó como una solución integral que centralice todos estos procesos y permita escalar el negocio incorporando ventas en línea.</w:t>
-      </w:r>
-    </w:p>
-    <w:p>
-      <w:pPr>
-        <w:pStyle w:val="Ttulo2"/>
-      </w:pPr>
-      <w:bookmarkStart w:id="5" w:name="_Toc203732312"/>
-      <w:r>
-        <w:t>Descripción Funcional y Alcance</w:t>
-      </w:r>
-      <w:bookmarkEnd w:id="5"/>
       <w:r>
         <w:t xml:space="preserve"> </w:t>
       </w:r>
@@ -13574,173 +13578,173 @@
       <w:pPr>
         <w:pStyle w:val="Ttulo2"/>
       </w:pPr>
-      <w:bookmarkStart w:id="6" w:name="_Toc203732313"/>
+      <w:bookmarkStart w:id="5" w:name="_Toc203735639"/>
       <w:r>
         <w:t>Procesos de Negocios Involucrados</w:t>
       </w:r>
+      <w:bookmarkEnd w:id="5"/>
+    </w:p>
+    <w:p>
+      <w:pPr>
+        <w:rPr>
+          <w:rFonts w:ascii="Arial" w:hAnsi="Arial" w:cs="Arial"/>
+          <w:sz w:val="24"/>
+        </w:rPr>
+      </w:pPr>
+      <w:r>
+        <w:rPr>
+          <w:rFonts w:ascii="Arial" w:hAnsi="Arial" w:cs="Arial"/>
+          <w:sz w:val="24"/>
+        </w:rPr>
+        <w:t>Gestión de ventas (presenciales y web).</w:t>
+      </w:r>
+    </w:p>
+    <w:p>
+      <w:pPr>
+        <w:rPr>
+          <w:rFonts w:ascii="Arial" w:hAnsi="Arial" w:cs="Arial"/>
+          <w:sz w:val="24"/>
+        </w:rPr>
+      </w:pPr>
+      <w:r>
+        <w:rPr>
+          <w:rFonts w:ascii="Arial" w:hAnsi="Arial" w:cs="Arial"/>
+          <w:sz w:val="24"/>
+        </w:rPr>
+        <w:t>Gestión de clientes.</w:t>
+      </w:r>
+    </w:p>
+    <w:p>
+      <w:pPr>
+        <w:rPr>
+          <w:rFonts w:ascii="Arial" w:hAnsi="Arial" w:cs="Arial"/>
+          <w:sz w:val="24"/>
+        </w:rPr>
+      </w:pPr>
+      <w:r>
+        <w:rPr>
+          <w:rFonts w:ascii="Arial" w:hAnsi="Arial" w:cs="Arial"/>
+          <w:sz w:val="24"/>
+        </w:rPr>
+        <w:t>Gestión de productos.</w:t>
+      </w:r>
+    </w:p>
+    <w:p>
+      <w:pPr>
+        <w:rPr>
+          <w:rFonts w:ascii="Arial" w:hAnsi="Arial" w:cs="Arial"/>
+          <w:sz w:val="24"/>
+        </w:rPr>
+      </w:pPr>
+      <w:r>
+        <w:rPr>
+          <w:rFonts w:ascii="Arial" w:hAnsi="Arial" w:cs="Arial"/>
+          <w:sz w:val="24"/>
+        </w:rPr>
+        <w:t>Control y monitoreo de stock.</w:t>
+      </w:r>
+    </w:p>
+    <w:p>
+      <w:pPr>
+        <w:rPr>
+          <w:rFonts w:ascii="Arial" w:hAnsi="Arial" w:cs="Arial"/>
+          <w:sz w:val="24"/>
+        </w:rPr>
+      </w:pPr>
+      <w:r>
+        <w:rPr>
+          <w:rFonts w:ascii="Arial" w:hAnsi="Arial" w:cs="Arial"/>
+          <w:sz w:val="24"/>
+        </w:rPr>
+        <w:t>Generación de facturas.</w:t>
+      </w:r>
+    </w:p>
+    <w:p>
+      <w:pPr>
+        <w:rPr>
+          <w:rFonts w:ascii="Arial" w:hAnsi="Arial" w:cs="Arial"/>
+          <w:sz w:val="24"/>
+        </w:rPr>
+      </w:pPr>
+      <w:r>
+        <w:rPr>
+          <w:rFonts w:ascii="Arial" w:hAnsi="Arial" w:cs="Arial"/>
+          <w:sz w:val="24"/>
+        </w:rPr>
+        <w:t>Notificaciones por email.</w:t>
+      </w:r>
+    </w:p>
+    <w:p>
+      <w:pPr>
+        <w:rPr>
+          <w:rFonts w:ascii="Arial" w:hAnsi="Arial" w:cs="Arial"/>
+          <w:sz w:val="24"/>
+        </w:rPr>
+      </w:pPr>
+      <w:r>
+        <w:rPr>
+          <w:rFonts w:ascii="Arial" w:hAnsi="Arial" w:cs="Arial"/>
+          <w:sz w:val="24"/>
+        </w:rPr>
+        <w:t>Gestión de órdenes de compra a proveedores.</w:t>
+      </w:r>
+    </w:p>
+    <w:p>
+      <w:pPr>
+        <w:rPr>
+          <w:rFonts w:ascii="Arial" w:hAnsi="Arial" w:cs="Arial"/>
+          <w:sz w:val="24"/>
+        </w:rPr>
+      </w:pPr>
+      <w:r>
+        <w:rPr>
+          <w:rFonts w:ascii="Arial" w:hAnsi="Arial" w:cs="Arial"/>
+          <w:sz w:val="24"/>
+        </w:rPr>
+        <w:t>Reportes e informes de ventas y stock crítico.</w:t>
+      </w:r>
+    </w:p>
+    <w:p>
+      <w:pPr>
+        <w:rPr>
+          <w:rFonts w:ascii="Arial" w:hAnsi="Arial" w:cs="Arial"/>
+          <w:sz w:val="24"/>
+        </w:rPr>
+      </w:pPr>
+      <w:r>
+        <w:rPr>
+          <w:rFonts w:ascii="Arial" w:hAnsi="Arial" w:cs="Arial"/>
+          <w:sz w:val="24"/>
+        </w:rPr>
+        <w:t>Integración con servicios externos (</w:t>
+      </w:r>
+      <w:r>
+        <w:rPr>
+          <w:rFonts w:ascii="Arial" w:hAnsi="Arial" w:cs="Arial"/>
+          <w:sz w:val="24"/>
+        </w:rPr>
+        <w:t>Mercado Pago</w:t>
+      </w:r>
+      <w:r>
+        <w:rPr>
+          <w:rFonts w:ascii="Arial" w:hAnsi="Arial" w:cs="Arial"/>
+          <w:sz w:val="24"/>
+        </w:rPr>
+        <w:t>, SMTP, Web API).</w:t>
+      </w:r>
+    </w:p>
+    <w:p>
+      <w:pPr>
+        <w:pStyle w:val="Ttulo2"/>
+        <w:rPr>
+          <w:u w:val="single"/>
+        </w:rPr>
+      </w:pPr>
+      <w:bookmarkStart w:id="6" w:name="_Toc203735640"/>
+      <w:r>
+        <w:t>Información Procesada por el Sistema</w:t>
+      </w:r>
       <w:bookmarkEnd w:id="6"/>
-    </w:p>
-    <w:p>
-      <w:pPr>
-        <w:rPr>
-          <w:rFonts w:ascii="Arial" w:hAnsi="Arial" w:cs="Arial"/>
-          <w:sz w:val="24"/>
-        </w:rPr>
-      </w:pPr>
-      <w:r>
-        <w:rPr>
-          <w:rFonts w:ascii="Arial" w:hAnsi="Arial" w:cs="Arial"/>
-          <w:sz w:val="24"/>
-        </w:rPr>
-        <w:t>Gestión de ventas (presenciales y web).</w:t>
-      </w:r>
-    </w:p>
-    <w:p>
-      <w:pPr>
-        <w:rPr>
-          <w:rFonts w:ascii="Arial" w:hAnsi="Arial" w:cs="Arial"/>
-          <w:sz w:val="24"/>
-        </w:rPr>
-      </w:pPr>
-      <w:r>
-        <w:rPr>
-          <w:rFonts w:ascii="Arial" w:hAnsi="Arial" w:cs="Arial"/>
-          <w:sz w:val="24"/>
-        </w:rPr>
-        <w:t>Gestión de clientes.</w:t>
-      </w:r>
-    </w:p>
-    <w:p>
-      <w:pPr>
-        <w:rPr>
-          <w:rFonts w:ascii="Arial" w:hAnsi="Arial" w:cs="Arial"/>
-          <w:sz w:val="24"/>
-        </w:rPr>
-      </w:pPr>
-      <w:r>
-        <w:rPr>
-          <w:rFonts w:ascii="Arial" w:hAnsi="Arial" w:cs="Arial"/>
-          <w:sz w:val="24"/>
-        </w:rPr>
-        <w:t>Gestión de productos.</w:t>
-      </w:r>
-    </w:p>
-    <w:p>
-      <w:pPr>
-        <w:rPr>
-          <w:rFonts w:ascii="Arial" w:hAnsi="Arial" w:cs="Arial"/>
-          <w:sz w:val="24"/>
-        </w:rPr>
-      </w:pPr>
-      <w:r>
-        <w:rPr>
-          <w:rFonts w:ascii="Arial" w:hAnsi="Arial" w:cs="Arial"/>
-          <w:sz w:val="24"/>
-        </w:rPr>
-        <w:t>Control y monitoreo de stock.</w:t>
-      </w:r>
-    </w:p>
-    <w:p>
-      <w:pPr>
-        <w:rPr>
-          <w:rFonts w:ascii="Arial" w:hAnsi="Arial" w:cs="Arial"/>
-          <w:sz w:val="24"/>
-        </w:rPr>
-      </w:pPr>
-      <w:r>
-        <w:rPr>
-          <w:rFonts w:ascii="Arial" w:hAnsi="Arial" w:cs="Arial"/>
-          <w:sz w:val="24"/>
-        </w:rPr>
-        <w:t>Generación de facturas.</w:t>
-      </w:r>
-    </w:p>
-    <w:p>
-      <w:pPr>
-        <w:rPr>
-          <w:rFonts w:ascii="Arial" w:hAnsi="Arial" w:cs="Arial"/>
-          <w:sz w:val="24"/>
-        </w:rPr>
-      </w:pPr>
-      <w:r>
-        <w:rPr>
-          <w:rFonts w:ascii="Arial" w:hAnsi="Arial" w:cs="Arial"/>
-          <w:sz w:val="24"/>
-        </w:rPr>
-        <w:t>Notificaciones por email.</w:t>
-      </w:r>
-    </w:p>
-    <w:p>
-      <w:pPr>
-        <w:rPr>
-          <w:rFonts w:ascii="Arial" w:hAnsi="Arial" w:cs="Arial"/>
-          <w:sz w:val="24"/>
-        </w:rPr>
-      </w:pPr>
-      <w:r>
-        <w:rPr>
-          <w:rFonts w:ascii="Arial" w:hAnsi="Arial" w:cs="Arial"/>
-          <w:sz w:val="24"/>
-        </w:rPr>
-        <w:t>Gestión de órdenes de compra a proveedores.</w:t>
-      </w:r>
-    </w:p>
-    <w:p>
-      <w:pPr>
-        <w:rPr>
-          <w:rFonts w:ascii="Arial" w:hAnsi="Arial" w:cs="Arial"/>
-          <w:sz w:val="24"/>
-        </w:rPr>
-      </w:pPr>
-      <w:r>
-        <w:rPr>
-          <w:rFonts w:ascii="Arial" w:hAnsi="Arial" w:cs="Arial"/>
-          <w:sz w:val="24"/>
-        </w:rPr>
-        <w:t>Reportes e informes de ventas y stock crítico.</w:t>
-      </w:r>
-    </w:p>
-    <w:p>
-      <w:pPr>
-        <w:rPr>
-          <w:rFonts w:ascii="Arial" w:hAnsi="Arial" w:cs="Arial"/>
-          <w:sz w:val="24"/>
-        </w:rPr>
-      </w:pPr>
-      <w:r>
-        <w:rPr>
-          <w:rFonts w:ascii="Arial" w:hAnsi="Arial" w:cs="Arial"/>
-          <w:sz w:val="24"/>
-        </w:rPr>
-        <w:t>Integración con servicios externos (</w:t>
-      </w:r>
-      <w:r>
-        <w:rPr>
-          <w:rFonts w:ascii="Arial" w:hAnsi="Arial" w:cs="Arial"/>
-          <w:sz w:val="24"/>
-        </w:rPr>
-        <w:t>Mercado Pago</w:t>
-      </w:r>
-      <w:r>
-        <w:rPr>
-          <w:rFonts w:ascii="Arial" w:hAnsi="Arial" w:cs="Arial"/>
-          <w:sz w:val="24"/>
-        </w:rPr>
-        <w:t>, SMTP, Web API).</w:t>
-      </w:r>
-    </w:p>
-    <w:p>
-      <w:pPr>
-        <w:pStyle w:val="Ttulo2"/>
-        <w:rPr>
-          <w:u w:val="single"/>
-        </w:rPr>
-      </w:pPr>
-      <w:bookmarkStart w:id="7" w:name="_Toc203732314"/>
-      <w:r>
-        <w:t>Información Procesada por el Sistema</w:t>
-      </w:r>
-      <w:bookmarkEnd w:id="7"/>
     </w:p>
     <w:p>
       <w:pPr>
@@ -13790,7 +13794,7 @@
           <w:szCs w:val="28"/>
         </w:rPr>
       </w:pPr>
-      <w:bookmarkStart w:id="8" w:name="_Toc203732315"/>
+      <w:bookmarkStart w:id="7" w:name="_Toc203735641"/>
       <w:r>
         <w:rPr>
           <w:rFonts w:ascii="Arial" w:hAnsi="Arial" w:cs="Arial"/>
@@ -13807,7 +13811,7 @@
         </w:rPr>
         <w:t>:</w:t>
       </w:r>
-      <w:bookmarkEnd w:id="8"/>
+      <w:bookmarkEnd w:id="7"/>
     </w:p>
     <w:p/>
     <w:p>
@@ -13819,7 +13823,7 @@
           <w:szCs w:val="26"/>
         </w:rPr>
       </w:pPr>
-      <w:bookmarkStart w:id="9" w:name="_Toc203732316"/>
+      <w:bookmarkStart w:id="8" w:name="_Toc203735642"/>
       <w:r>
         <w:rPr>
           <w:rFonts w:ascii="Arial" w:hAnsi="Arial" w:cs="Arial"/>
@@ -13828,7 +13832,7 @@
         </w:rPr>
         <w:t>BMP:</w:t>
       </w:r>
-      <w:bookmarkEnd w:id="9"/>
+      <w:bookmarkEnd w:id="8"/>
     </w:p>
     <w:p>
       <w:pPr>
@@ -13839,9 +13843,9 @@
           <w:szCs w:val="26"/>
         </w:rPr>
       </w:pPr>
-      <w:bookmarkStart w:id="10" w:name="_Hlk172185349"/>
-      <w:bookmarkStart w:id="11" w:name="_Hlk172185456"/>
-      <w:bookmarkStart w:id="12" w:name="_Toc203732317"/>
+      <w:bookmarkStart w:id="9" w:name="_Hlk172185349"/>
+      <w:bookmarkStart w:id="10" w:name="_Hlk172185456"/>
+      <w:bookmarkStart w:id="11" w:name="_Toc203735643"/>
       <w:r>
         <w:rPr>
           <w:rFonts w:ascii="Arial" w:hAnsi="Arial" w:cs="Arial"/>
@@ -13850,7 +13854,7 @@
         </w:rPr>
         <w:t>Bitácora:</w:t>
       </w:r>
-      <w:bookmarkEnd w:id="12"/>
+      <w:bookmarkEnd w:id="11"/>
       <w:r>
         <w:rPr>
           <w:rFonts w:ascii="Arial" w:hAnsi="Arial" w:cs="Arial"/>
@@ -13907,7 +13911,7 @@
           <w:szCs w:val="24"/>
         </w:rPr>
       </w:pPr>
-      <w:bookmarkStart w:id="13" w:name="_Toc203732318"/>
+      <w:bookmarkStart w:id="12" w:name="_Toc203735644"/>
       <w:r>
         <w:rPr>
           <w:rFonts w:ascii="Arial" w:hAnsi="Arial" w:cs="Arial"/>
@@ -13916,7 +13920,7 @@
         </w:rPr>
         <w:t>Clientes:</w:t>
       </w:r>
-      <w:bookmarkEnd w:id="13"/>
+      <w:bookmarkEnd w:id="12"/>
     </w:p>
     <w:p>
       <w:pPr>
@@ -13977,7 +13981,7 @@
           <w:szCs w:val="24"/>
         </w:rPr>
       </w:pPr>
-      <w:bookmarkStart w:id="14" w:name="_Toc203732319"/>
+      <w:bookmarkStart w:id="13" w:name="_Toc203735645"/>
       <w:r>
         <w:rPr>
           <w:rFonts w:ascii="Arial" w:hAnsi="Arial" w:cs="Arial"/>
@@ -13986,7 +13990,7 @@
         </w:rPr>
         <w:t>ABM (Alta, Baja y Modificación):</w:t>
       </w:r>
-      <w:bookmarkEnd w:id="14"/>
+      <w:bookmarkEnd w:id="13"/>
     </w:p>
     <w:p>
       <w:pPr>
@@ -14032,7 +14036,7 @@
           <w:szCs w:val="24"/>
         </w:rPr>
       </w:pPr>
-      <w:bookmarkStart w:id="15" w:name="_Toc203732320"/>
+      <w:bookmarkStart w:id="14" w:name="_Toc203735646"/>
       <w:r>
         <w:rPr>
           <w:rFonts w:ascii="Arial" w:hAnsi="Arial" w:cs="Arial"/>
@@ -14041,7 +14045,7 @@
         </w:rPr>
         <w:t>Base de datos:</w:t>
       </w:r>
-      <w:bookmarkEnd w:id="15"/>
+      <w:bookmarkEnd w:id="14"/>
     </w:p>
     <w:p>
       <w:pPr>
@@ -14091,7 +14095,7 @@
           <w:szCs w:val="24"/>
         </w:rPr>
       </w:pPr>
-      <w:bookmarkStart w:id="16" w:name="_Toc203732321"/>
+      <w:bookmarkStart w:id="15" w:name="_Toc203735647"/>
       <w:r>
         <w:rPr>
           <w:rFonts w:ascii="Arial" w:hAnsi="Arial" w:cs="Arial"/>
@@ -14100,7 +14104,7 @@
         </w:rPr>
         <w:t>Casos de uso:</w:t>
       </w:r>
-      <w:bookmarkEnd w:id="16"/>
+      <w:bookmarkEnd w:id="15"/>
     </w:p>
     <w:p>
       <w:pPr>
@@ -14148,7 +14152,7 @@
           <w:szCs w:val="24"/>
         </w:rPr>
       </w:pPr>
-      <w:bookmarkStart w:id="17" w:name="_Toc203732322"/>
+      <w:bookmarkStart w:id="16" w:name="_Toc203735648"/>
       <w:r>
         <w:rPr>
           <w:rFonts w:ascii="Arial" w:hAnsi="Arial" w:cs="Arial"/>
@@ -14158,7 +14162,7 @@
         <w:lastRenderedPageBreak/>
         <w:t>Requerimientos:</w:t>
       </w:r>
-      <w:bookmarkEnd w:id="17"/>
+      <w:bookmarkEnd w:id="16"/>
     </w:p>
     <w:p>
       <w:pPr>
@@ -14191,7 +14195,7 @@
           <w:szCs w:val="24"/>
         </w:rPr>
       </w:pPr>
-      <w:bookmarkStart w:id="18" w:name="_Toc203732323"/>
+      <w:bookmarkStart w:id="17" w:name="_Toc203735649"/>
       <w:r>
         <w:rPr>
           <w:rFonts w:ascii="Arial" w:hAnsi="Arial" w:cs="Arial"/>
@@ -14200,7 +14204,7 @@
         </w:rPr>
         <w:t>Actor:</w:t>
       </w:r>
-      <w:bookmarkEnd w:id="18"/>
+      <w:bookmarkEnd w:id="17"/>
     </w:p>
     <w:p>
       <w:pPr>
@@ -14241,7 +14245,7 @@
           <w:szCs w:val="24"/>
         </w:rPr>
       </w:pPr>
-      <w:bookmarkStart w:id="19" w:name="_Toc203732324"/>
+      <w:bookmarkStart w:id="18" w:name="_Toc203735650"/>
       <w:r>
         <w:rPr>
           <w:rFonts w:ascii="Arial" w:hAnsi="Arial" w:cs="Arial"/>
@@ -14250,10 +14254,10 @@
         </w:rPr>
         <w:t>Definición de Roles:</w:t>
       </w:r>
-      <w:bookmarkEnd w:id="19"/>
-    </w:p>
+      <w:bookmarkEnd w:id="18"/>
+    </w:p>
+    <w:bookmarkEnd w:id="9"/>
     <w:bookmarkEnd w:id="10"/>
-    <w:bookmarkEnd w:id="11"/>
     <w:p>
       <w:pPr>
         <w:pStyle w:val="Prrafodelista"/>
@@ -14295,15 +14299,6 @@
     </w:p>
     <w:p>
       <w:pPr>
-        <w:rPr>
-          <w:rFonts w:ascii="Arial" w:hAnsi="Arial" w:cs="Arial"/>
-          <w:sz w:val="24"/>
-          <w:szCs w:val="24"/>
-        </w:rPr>
-      </w:pPr>
-    </w:p>
-    <w:p>
-      <w:pPr>
         <w:pStyle w:val="Prrafodelista"/>
         <w:numPr>
           <w:ilvl w:val="0"/>
@@ -14313,101 +14308,53 @@
           <w:rFonts w:ascii="Arial" w:hAnsi="Arial" w:cs="Arial"/>
           <w:sz w:val="24"/>
           <w:szCs w:val="24"/>
-        </w:rPr>
-      </w:pPr>
-      <w:r>
-        <w:rPr>
-          <w:rFonts w:ascii="Arial" w:hAnsi="Arial" w:cs="Arial"/>
-          <w:sz w:val="24"/>
-          <w:szCs w:val="24"/>
-        </w:rPr>
-        <w:t>Encargado:</w:t>
-      </w:r>
-    </w:p>
-    <w:p>
-      <w:pPr>
-        <w:rPr>
-          <w:rFonts w:ascii="Arial" w:hAnsi="Arial" w:cs="Arial"/>
-          <w:sz w:val="24"/>
-          <w:szCs w:val="24"/>
-        </w:rPr>
-      </w:pPr>
-      <w:r>
-        <w:rPr>
-          <w:rFonts w:ascii="Arial" w:hAnsi="Arial" w:cs="Arial"/>
-          <w:sz w:val="24"/>
-          <w:szCs w:val="24"/>
-        </w:rPr>
-        <w:t>Usuario interno (usualmente en la aplicación de escritorio) que procesa pedidos (tanto web como presencial), emite facturas, controla y actualiza el stock, genera órdenes de compra a proveedores y envía notificaciones a clientes.</w:t>
-      </w:r>
-    </w:p>
-    <w:p>
-      <w:pPr>
-        <w:rPr>
-          <w:rFonts w:ascii="Arial" w:hAnsi="Arial" w:cs="Arial"/>
-          <w:sz w:val="24"/>
-          <w:szCs w:val="24"/>
-        </w:rPr>
-      </w:pPr>
-    </w:p>
-    <w:p>
-      <w:pPr>
-        <w:pStyle w:val="Prrafodelista"/>
-        <w:numPr>
-          <w:ilvl w:val="0"/>
-          <w:numId w:val="2"/>
-        </w:numPr>
+          <w:u w:val="single"/>
+        </w:rPr>
+      </w:pPr>
+      <w:r>
         <w:rPr>
           <w:rFonts w:ascii="Arial" w:hAnsi="Arial" w:cs="Arial"/>
           <w:sz w:val="24"/>
           <w:szCs w:val="24"/>
           <w:u w:val="single"/>
         </w:rPr>
+        <w:t>Cliente:</w:t>
+      </w:r>
+    </w:p>
+    <w:p>
+      <w:pPr>
+        <w:rPr>
+          <w:rFonts w:ascii="Arial" w:hAnsi="Arial" w:cs="Arial"/>
+        </w:rPr>
       </w:pPr>
       <w:r>
         <w:rPr>
           <w:rFonts w:ascii="Arial" w:hAnsi="Arial" w:cs="Arial"/>
           <w:sz w:val="24"/>
           <w:szCs w:val="24"/>
-          <w:u w:val="single"/>
-        </w:rPr>
-        <w:t>Cliente:</w:t>
-      </w:r>
-    </w:p>
-    <w:p>
-      <w:pPr>
-        <w:rPr>
-          <w:rFonts w:ascii="Arial" w:hAnsi="Arial" w:cs="Arial"/>
-        </w:rPr>
-      </w:pPr>
-      <w:r>
+        </w:rPr>
+        <w:t>Usuario externo que accede a la página web para registrarse, navegar el catálogo de componentes, agregar productos al carrito, confirmar pedidos y consultar el estado de sus compras.</w:t>
+      </w:r>
+    </w:p>
+    <w:p>
+      <w:pPr>
+        <w:pStyle w:val="Ttulo3"/>
         <w:rPr>
           <w:rFonts w:ascii="Arial" w:hAnsi="Arial" w:cs="Arial"/>
           <w:sz w:val="24"/>
           <w:szCs w:val="24"/>
         </w:rPr>
-        <w:t>Usuario externo que accede a la página web para registrarse, navegar el catálogo de componentes, agregar productos al carrito, confirmar pedidos y consultar el estado de sus compras.</w:t>
-      </w:r>
-    </w:p>
-    <w:p>
-      <w:pPr>
-        <w:pStyle w:val="Ttulo3"/>
+      </w:pPr>
+      <w:bookmarkStart w:id="19" w:name="_Toc203735651"/>
+      <w:r>
         <w:rPr>
           <w:rFonts w:ascii="Arial" w:hAnsi="Arial" w:cs="Arial"/>
           <w:sz w:val="24"/>
           <w:szCs w:val="24"/>
         </w:rPr>
-      </w:pPr>
-      <w:bookmarkStart w:id="20" w:name="_Toc203732325"/>
-      <w:r>
-        <w:rPr>
-          <w:rFonts w:ascii="Arial" w:hAnsi="Arial" w:cs="Arial"/>
-          <w:sz w:val="24"/>
-          <w:szCs w:val="24"/>
-        </w:rPr>
         <w:t>Roles:</w:t>
       </w:r>
-      <w:bookmarkEnd w:id="20"/>
+      <w:bookmarkEnd w:id="19"/>
     </w:p>
     <w:p>
       <w:pPr>
@@ -14543,11 +14490,7 @@
               </w:rPr>
             </w:pPr>
             <w:r>
-              <w:t xml:space="preserve">Registrarse/login, consultar catálogo, agregar al carrito, confirmar pedidos y </w:t>
-            </w:r>
-            <w:r>
-              <w:lastRenderedPageBreak/>
-              <w:t>ver el estado de los mismos.</w:t>
+              <w:t>Registrarse/login, consultar catálogo, agregar al carrito, confirmar pedidos y ver el estado de los mismos.</w:t>
             </w:r>
           </w:p>
         </w:tc>
@@ -14566,8 +14509,7 @@
               </w:rPr>
             </w:pPr>
             <w:r>
-              <w:lastRenderedPageBreak/>
-              <w:t>Encargado</w:t>
+              <w:t>Administrador</w:t>
             </w:r>
           </w:p>
         </w:tc>
@@ -14584,7 +14526,7 @@
               </w:rPr>
             </w:pPr>
             <w:r>
-              <w:t>Operador interno que utiliza la aplicación de escritorio para procesar pedidos y gestionar stock.</w:t>
+              <w:t>Usuario con todos los privilegios de configuración y administración del sistema.</w:t>
             </w:r>
           </w:p>
         </w:tc>
@@ -14601,60 +14543,11 @@
               </w:rPr>
             </w:pPr>
             <w:r>
-              <w:t>Procesar pedidos (web y mostrador), emitir facturas, actualizar stock, generar órdenes de compra y notificar clientes.</w:t>
-            </w:r>
-          </w:p>
-        </w:tc>
-      </w:tr>
-      <w:tr>
-        <w:tc>
-          <w:tcPr>
-            <w:tcW w:w="2207" w:type="dxa"/>
-          </w:tcPr>
-          <w:p>
-            <w:pPr>
-              <w:rPr>
-                <w:rFonts w:ascii="Arial" w:hAnsi="Arial" w:cs="Arial"/>
-                <w:sz w:val="24"/>
-                <w:szCs w:val="24"/>
-              </w:rPr>
-            </w:pPr>
-            <w:r>
-              <w:t>Administrador</w:t>
-            </w:r>
-          </w:p>
-        </w:tc>
-        <w:tc>
-          <w:tcPr>
-            <w:tcW w:w="2207" w:type="dxa"/>
-          </w:tcPr>
-          <w:p>
-            <w:pPr>
-              <w:rPr>
-                <w:rFonts w:ascii="Arial" w:hAnsi="Arial" w:cs="Arial"/>
-                <w:sz w:val="24"/>
-                <w:szCs w:val="24"/>
-              </w:rPr>
-            </w:pPr>
-            <w:r>
-              <w:t>Usuario con todos los privilegios de configuración y administración del sistema.</w:t>
-            </w:r>
-          </w:p>
-        </w:tc>
-        <w:tc>
-          <w:tcPr>
-            <w:tcW w:w="2209" w:type="dxa"/>
-          </w:tcPr>
-          <w:p>
-            <w:pPr>
-              <w:rPr>
-                <w:rFonts w:ascii="Arial" w:hAnsi="Arial" w:cs="Arial"/>
-                <w:sz w:val="24"/>
-                <w:szCs w:val="24"/>
-              </w:rPr>
-            </w:pPr>
-            <w:r>
-              <w:t>Crear/editar/eliminar usuarios y roles, configurar multidioma, revisar bitácoras, gestionar parámetros de seguridad (encriptación) y supervisar reportes.</w:t>
+              <w:t xml:space="preserve">Crear/editar/eliminar usuarios y roles, configurar multidioma, revisar bitácoras, gestionar parámetros de seguridad </w:t>
+            </w:r>
+            <w:r>
+              <w:lastRenderedPageBreak/>
+              <w:t>(encriptación) y supervisar reportes.</w:t>
             </w:r>
           </w:p>
         </w:tc>
@@ -14671,11 +14564,11 @@
       <w:pPr>
         <w:pStyle w:val="Ttulo2"/>
       </w:pPr>
-      <w:bookmarkStart w:id="21" w:name="_Toc203732326"/>
+      <w:bookmarkStart w:id="20" w:name="_Toc203735652"/>
       <w:r>
         <w:t>Entorno del usuario a la aplicación</w:t>
       </w:r>
-      <w:bookmarkEnd w:id="21"/>
+      <w:bookmarkEnd w:id="20"/>
     </w:p>
     <w:p>
       <w:pPr>
@@ -14706,7 +14599,7 @@
           <w:sz w:val="24"/>
           <w:szCs w:val="24"/>
         </w:rPr>
-        <w:t>Los usuarios (Administradores y Encargados de Ventas) accederán a la aplicación de escritorio instalando el ejecutable en Windows (32 o 64 bits).</w:t>
+        <w:t>Los usuarios (Administradores) accederán a la aplicación de escritorio instalando el ejecutable en Windows (32 o 64 bits).</w:t>
       </w:r>
     </w:p>
     <w:p>
@@ -14787,11 +14680,11 @@
       <w:pPr>
         <w:pStyle w:val="Ttulo2"/>
       </w:pPr>
-      <w:bookmarkStart w:id="22" w:name="_Toc203732327"/>
+      <w:bookmarkStart w:id="21" w:name="_Toc203735653"/>
       <w:r>
         <w:t>Descripción Global del producto</w:t>
       </w:r>
-      <w:bookmarkEnd w:id="22"/>
+      <w:bookmarkEnd w:id="21"/>
     </w:p>
     <w:p>
       <w:pPr>
@@ -14840,7 +14733,6 @@
           <w:sz w:val="24"/>
           <w:szCs w:val="24"/>
         </w:rPr>
-        <w:lastRenderedPageBreak/>
         <w:t xml:space="preserve">Web Cliente: Registro/login, navegación de catálogo dinámico (se sincroniza con el inventario), armado de carrito y pago vía </w:t>
       </w:r>
       <w:r>
@@ -14970,11 +14862,12 @@
       <w:pPr>
         <w:pStyle w:val="Ttulo2"/>
       </w:pPr>
-      <w:bookmarkStart w:id="23" w:name="_Toc203732328"/>
-      <w:r>
+      <w:bookmarkStart w:id="22" w:name="_Toc203735654"/>
+      <w:r>
+        <w:lastRenderedPageBreak/>
         <w:t>Suposiciones y dependencias</w:t>
       </w:r>
-      <w:bookmarkEnd w:id="23"/>
+      <w:bookmarkEnd w:id="22"/>
     </w:p>
     <w:p>
       <w:pPr>
@@ -15005,7 +14898,7 @@
           <w:sz w:val="24"/>
           <w:szCs w:val="24"/>
         </w:rPr>
-        <w:t>El personal (Administradores, Encargados) está capacitado en Windows y entiende la navegación de formularios e interfaces web.</w:t>
+        <w:t>El personal (Administradores) está capacitado en Windows y entiende la navegación de formularios e interfaces web.</w:t>
       </w:r>
     </w:p>
     <w:p>
@@ -15134,11 +15027,11 @@
       <w:pPr>
         <w:pStyle w:val="Ttulo2"/>
       </w:pPr>
-      <w:bookmarkStart w:id="24" w:name="_Toc203732329"/>
+      <w:bookmarkStart w:id="23" w:name="_Toc203735655"/>
       <w:r>
         <w:t>Requisitos de sistema</w:t>
       </w:r>
-      <w:bookmarkEnd w:id="24"/>
+      <w:bookmarkEnd w:id="23"/>
     </w:p>
     <w:p>
       <w:pPr>
@@ -15201,7 +15094,6 @@
           <w:sz w:val="24"/>
           <w:szCs w:val="24"/>
         </w:rPr>
-        <w:lastRenderedPageBreak/>
         <w:t>Web Frontend: Cualquier navegador moderno (Chrome ≥ v80, Firefox ≥ v75, Edge ≥ v80).</w:t>
       </w:r>
     </w:p>
@@ -15299,11 +15191,11 @@
       <w:pPr>
         <w:pStyle w:val="Ttulo2"/>
       </w:pPr>
-      <w:bookmarkStart w:id="25" w:name="_Toc203732330"/>
+      <w:bookmarkStart w:id="24" w:name="_Toc203735656"/>
       <w:r>
         <w:t>Riesgos</w:t>
       </w:r>
-      <w:bookmarkEnd w:id="25"/>
+      <w:bookmarkEnd w:id="24"/>
     </w:p>
     <w:p>
       <w:pPr>
@@ -15470,7 +15362,7 @@
           <w:szCs w:val="26"/>
         </w:rPr>
       </w:pPr>
-      <w:bookmarkStart w:id="26" w:name="_Toc203732331"/>
+      <w:bookmarkStart w:id="25" w:name="_Toc203735657"/>
       <w:r>
         <w:rPr>
           <w:rFonts w:ascii="Arial" w:hAnsi="Arial" w:cs="Arial"/>
@@ -15479,7 +15371,7 @@
         </w:rPr>
         <w:t>Descripción detallada del producto:</w:t>
       </w:r>
-      <w:bookmarkEnd w:id="26"/>
+      <w:bookmarkEnd w:id="25"/>
       <w:r>
         <w:rPr>
           <w:rFonts w:ascii="Arial" w:hAnsi="Arial" w:cs="Arial"/>
@@ -15538,7 +15430,7 @@
           <w:szCs w:val="28"/>
         </w:rPr>
       </w:pPr>
-      <w:bookmarkStart w:id="27" w:name="_Toc203732332"/>
+      <w:bookmarkStart w:id="26" w:name="_Toc203735658"/>
       <w:r>
         <w:rPr>
           <w:rFonts w:ascii="Arial" w:hAnsi="Arial" w:cs="Arial"/>
@@ -15547,7 +15439,7 @@
         </w:rPr>
         <w:t>Matriz de riesgo:</w:t>
       </w:r>
-      <w:bookmarkEnd w:id="27"/>
+      <w:bookmarkEnd w:id="26"/>
     </w:p>
     <w:p>
       <w:pPr>
@@ -15689,11 +15581,7 @@
               </w:rPr>
             </w:pPr>
             <w:r>
-              <w:t xml:space="preserve">Cliente no completa el formulario o </w:t>
-            </w:r>
-            <w:r>
-              <w:lastRenderedPageBreak/>
-              <w:t>abandona el registro</w:t>
+              <w:t>Cliente no completa el formulario o abandona el registro</w:t>
             </w:r>
           </w:p>
         </w:tc>
@@ -15710,7 +15598,6 @@
               </w:rPr>
             </w:pPr>
             <w:r>
-              <w:lastRenderedPageBreak/>
               <w:t>Media</w:t>
             </w:r>
           </w:p>
@@ -15747,7 +15634,6 @@
               </w:rPr>
             </w:pPr>
             <w:r>
-              <w:lastRenderedPageBreak/>
               <w:t>Realización de Pedido</w:t>
             </w:r>
           </w:p>
@@ -16188,7 +16074,11 @@
               </w:rPr>
             </w:pPr>
             <w:r>
-              <w:t>Datos incongruentes o incompletos en los reportes</w:t>
+              <w:t xml:space="preserve">Datos incongruentes o </w:t>
+            </w:r>
+            <w:r>
+              <w:lastRenderedPageBreak/>
+              <w:t>incompletos en los reportes</w:t>
             </w:r>
           </w:p>
         </w:tc>
@@ -16205,6 +16095,7 @@
               </w:rPr>
             </w:pPr>
             <w:r>
+              <w:lastRenderedPageBreak/>
               <w:t>Baja</w:t>
             </w:r>
           </w:p>
@@ -16245,7 +16136,7 @@
           <w:szCs w:val="26"/>
         </w:rPr>
       </w:pPr>
-      <w:bookmarkStart w:id="28" w:name="_Toc203732333"/>
+      <w:bookmarkStart w:id="27" w:name="_Toc203735659"/>
       <w:r>
         <w:rPr>
           <w:rFonts w:ascii="Arial" w:hAnsi="Arial" w:cs="Arial"/>
@@ -16253,24 +16144,24 @@
         </w:rPr>
         <w:t>Mitigación de riesgos:</w:t>
       </w:r>
+      <w:bookmarkEnd w:id="27"/>
+    </w:p>
+    <w:p>
+      <w:pPr>
+        <w:rPr>
+          <w:rFonts w:ascii="Arial" w:hAnsi="Arial" w:cs="Arial"/>
+        </w:rPr>
+      </w:pPr>
+    </w:p>
+    <w:p>
+      <w:pPr>
+        <w:pStyle w:val="Ttulo3"/>
+      </w:pPr>
+      <w:bookmarkStart w:id="28" w:name="_Toc203735660"/>
+      <w:r>
+        <w:t>Registro/Login Web</w:t>
+      </w:r>
       <w:bookmarkEnd w:id="28"/>
-    </w:p>
-    <w:p>
-      <w:pPr>
-        <w:rPr>
-          <w:rFonts w:ascii="Arial" w:hAnsi="Arial" w:cs="Arial"/>
-        </w:rPr>
-      </w:pPr>
-    </w:p>
-    <w:p>
-      <w:pPr>
-        <w:pStyle w:val="Ttulo3"/>
-      </w:pPr>
-      <w:bookmarkStart w:id="29" w:name="_Toc203732334"/>
-      <w:r>
-        <w:t>Registro/Login Web</w:t>
-      </w:r>
-      <w:bookmarkEnd w:id="29"/>
     </w:p>
     <w:p>
       <w:pPr>
@@ -16344,11 +16235,11 @@
       <w:pPr>
         <w:pStyle w:val="Ttulo3"/>
       </w:pPr>
-      <w:bookmarkStart w:id="30" w:name="_Toc203732335"/>
+      <w:bookmarkStart w:id="29" w:name="_Toc203735661"/>
       <w:r>
         <w:t>Realización de Pedido</w:t>
       </w:r>
-      <w:bookmarkEnd w:id="30"/>
+      <w:bookmarkEnd w:id="29"/>
     </w:p>
     <w:p>
       <w:pPr>
@@ -16422,11 +16313,11 @@
       <w:pPr>
         <w:pStyle w:val="Ttulo3"/>
       </w:pPr>
-      <w:bookmarkStart w:id="31" w:name="_Toc203732336"/>
+      <w:bookmarkStart w:id="30" w:name="_Toc203735662"/>
       <w:r>
         <w:t>Procesamiento de Pago</w:t>
       </w:r>
-      <w:bookmarkEnd w:id="31"/>
+      <w:bookmarkEnd w:id="30"/>
     </w:p>
     <w:p>
       <w:pPr>
@@ -16518,11 +16409,12 @@
       <w:pPr>
         <w:pStyle w:val="Ttulo3"/>
       </w:pPr>
-      <w:bookmarkStart w:id="32" w:name="_Toc203732337"/>
-      <w:r>
+      <w:bookmarkStart w:id="31" w:name="_Toc203735663"/>
+      <w:r>
+        <w:lastRenderedPageBreak/>
         <w:t>Generación de Factura</w:t>
       </w:r>
-      <w:bookmarkEnd w:id="32"/>
+      <w:bookmarkEnd w:id="31"/>
     </w:p>
     <w:p>
       <w:pPr>
@@ -16596,11 +16488,11 @@
       <w:pPr>
         <w:pStyle w:val="Ttulo3"/>
       </w:pPr>
-      <w:bookmarkStart w:id="33" w:name="_Toc203732338"/>
+      <w:bookmarkStart w:id="32" w:name="_Toc203735664"/>
       <w:r>
         <w:t>Control de Stock</w:t>
       </w:r>
-      <w:bookmarkEnd w:id="33"/>
+      <w:bookmarkEnd w:id="32"/>
     </w:p>
     <w:p>
       <w:pPr>
@@ -16674,12 +16566,11 @@
       <w:pPr>
         <w:pStyle w:val="Ttulo3"/>
       </w:pPr>
-      <w:bookmarkStart w:id="34" w:name="_Toc203732339"/>
-      <w:r>
-        <w:lastRenderedPageBreak/>
+      <w:bookmarkStart w:id="33" w:name="_Toc203735665"/>
+      <w:r>
         <w:t>Órdenes a Proveedores</w:t>
       </w:r>
-      <w:bookmarkEnd w:id="34"/>
+      <w:bookmarkEnd w:id="33"/>
     </w:p>
     <w:p>
       <w:pPr>
@@ -16753,11 +16644,11 @@
       <w:pPr>
         <w:pStyle w:val="Ttulo3"/>
       </w:pPr>
-      <w:bookmarkStart w:id="35" w:name="_Toc203732340"/>
+      <w:bookmarkStart w:id="34" w:name="_Toc203735666"/>
       <w:r>
         <w:t>Notificaciones &amp; Alertas</w:t>
       </w:r>
-      <w:bookmarkEnd w:id="35"/>
+      <w:bookmarkEnd w:id="34"/>
     </w:p>
     <w:p>
       <w:pPr>
@@ -16814,6 +16705,7 @@
           <w:sz w:val="24"/>
           <w:szCs w:val="44"/>
         </w:rPr>
+        <w:lastRenderedPageBreak/>
         <w:t>Monitorizar la cola de notificaciones y alertar si hay acumulación de mensajes pendientes.</w:t>
       </w:r>
     </w:p>
@@ -16831,11 +16723,11 @@
       <w:pPr>
         <w:pStyle w:val="Ttulo3"/>
       </w:pPr>
-      <w:bookmarkStart w:id="36" w:name="_Toc203732341"/>
+      <w:bookmarkStart w:id="35" w:name="_Toc203735667"/>
       <w:r>
         <w:t>Reportes &amp; Estadísticas</w:t>
       </w:r>
-      <w:bookmarkEnd w:id="36"/>
+      <w:bookmarkEnd w:id="35"/>
     </w:p>
     <w:p>
       <w:pPr>
@@ -16904,17 +16796,18 @@
           <w:szCs w:val="28"/>
         </w:rPr>
       </w:pPr>
-      <w:bookmarkStart w:id="37" w:name="_Toc203732342"/>
+      <w:bookmarkStart w:id="36" w:name="_Toc203735668"/>
+      <w:bookmarkStart w:id="37" w:name="_GoBack"/>
+      <w:bookmarkEnd w:id="37"/>
       <w:r>
         <w:rPr>
           <w:rFonts w:ascii="Arial" w:hAnsi="Arial" w:cs="Arial"/>
           <w:sz w:val="28"/>
           <w:szCs w:val="28"/>
         </w:rPr>
-        <w:lastRenderedPageBreak/>
         <w:t>Diagrama de contexto:</w:t>
       </w:r>
-      <w:bookmarkEnd w:id="37"/>
+      <w:bookmarkEnd w:id="36"/>
       <w:r>
         <w:rPr>
           <w:rFonts w:ascii="Arial" w:hAnsi="Arial" w:cs="Arial"/>
@@ -17015,13 +16908,14 @@
           <w:szCs w:val="28"/>
         </w:rPr>
       </w:pPr>
-      <w:bookmarkStart w:id="38" w:name="_Toc203732343"/>
+      <w:bookmarkStart w:id="38" w:name="_Toc203735669"/>
       <w:r>
         <w:rPr>
           <w:rFonts w:ascii="Arial" w:hAnsi="Arial" w:cs="Arial"/>
           <w:sz w:val="28"/>
           <w:szCs w:val="28"/>
         </w:rPr>
+        <w:lastRenderedPageBreak/>
         <w:t>Diagrama de caso de uso del negocio:</w:t>
       </w:r>
       <w:bookmarkEnd w:id="38"/>
@@ -17046,7 +16940,6 @@
           <w:szCs w:val="0"/>
           <w:lang w:eastAsia="es-AR"/>
         </w:rPr>
-        <w:lastRenderedPageBreak/>
         <w:drawing>
           <wp:inline distT="0" distB="0" distL="0" distR="0" wp14:anchorId="2E7790D6" wp14:editId="25627FE7">
             <wp:extent cx="5612130" cy="5572328"/>
@@ -17098,7 +16991,7 @@
           <w:sz w:val="28"/>
         </w:rPr>
       </w:pPr>
-      <w:bookmarkStart w:id="39" w:name="_Toc203732344"/>
+      <w:bookmarkStart w:id="39" w:name="_Toc203735670"/>
       <w:r>
         <w:rPr>
           <w:sz w:val="28"/>
@@ -17112,7 +17005,7 @@
       <w:pPr>
         <w:pStyle w:val="Ttulo2"/>
       </w:pPr>
-      <w:bookmarkStart w:id="40" w:name="_Toc203732345"/>
+      <w:bookmarkStart w:id="40" w:name="_Toc203735671"/>
       <w:r>
         <w:t>Abastecimiento</w:t>
       </w:r>
@@ -17174,7 +17067,7 @@
       <w:pPr>
         <w:pStyle w:val="Ttulo2"/>
       </w:pPr>
-      <w:bookmarkStart w:id="41" w:name="_Toc203732346"/>
+      <w:bookmarkStart w:id="41" w:name="_Toc203735672"/>
       <w:r>
         <w:lastRenderedPageBreak/>
         <w:t>Gestión</w:t>
@@ -17240,7 +17133,7 @@
       <w:pPr>
         <w:pStyle w:val="Ttulo2"/>
       </w:pPr>
-      <w:bookmarkStart w:id="42" w:name="_Toc203732347"/>
+      <w:bookmarkStart w:id="42" w:name="_Toc203735673"/>
       <w:r>
         <w:lastRenderedPageBreak/>
         <w:t>Gestión</w:t>
@@ -17306,7 +17199,7 @@
       <w:pPr>
         <w:pStyle w:val="Ttulo2"/>
       </w:pPr>
-      <w:bookmarkStart w:id="43" w:name="_Toc203732348"/>
+      <w:bookmarkStart w:id="43" w:name="_Toc203735674"/>
       <w:r>
         <w:lastRenderedPageBreak/>
         <w:t>Gestión</w:t>
@@ -17372,7 +17265,7 @@
       <w:pPr>
         <w:pStyle w:val="Ttulo2"/>
       </w:pPr>
-      <w:bookmarkStart w:id="44" w:name="_Toc203732349"/>
+      <w:bookmarkStart w:id="44" w:name="_Toc203735675"/>
       <w:r>
         <w:lastRenderedPageBreak/>
         <w:t>Gestión de Estadísticas y Reportes:</w:t>
@@ -17438,7 +17331,7 @@
           <w:sz w:val="28"/>
         </w:rPr>
       </w:pPr>
-      <w:bookmarkStart w:id="45" w:name="_Toc203732350"/>
+      <w:bookmarkStart w:id="45" w:name="_Toc203735676"/>
       <w:r>
         <w:rPr>
           <w:sz w:val="28"/>
@@ -17516,7 +17409,7 @@
         </w:rPr>
       </w:pPr>
       <w:bookmarkStart w:id="46" w:name="_Hlk172243408"/>
-      <w:bookmarkStart w:id="47" w:name="_Toc203732351"/>
+      <w:bookmarkStart w:id="47" w:name="_Toc203735677"/>
       <w:r>
         <w:rPr>
           <w:rFonts w:ascii="Arial" w:hAnsi="Arial" w:cs="Arial"/>
@@ -17540,7 +17433,7 @@
       <w:pPr>
         <w:pStyle w:val="Ttulo2"/>
       </w:pPr>
-      <w:bookmarkStart w:id="48" w:name="_Toc203732352"/>
+      <w:bookmarkStart w:id="48" w:name="_Toc203735678"/>
       <w:r>
         <w:t>Clientes</w:t>
       </w:r>
@@ -17609,7 +17502,7 @@
       <w:pPr>
         <w:pStyle w:val="Ttulo3"/>
       </w:pPr>
-      <w:bookmarkStart w:id="49" w:name="_Toc203732353"/>
+      <w:bookmarkStart w:id="49" w:name="_Toc203735679"/>
       <w:r>
         <w:t>RF-1.1 Alta de Cliente</w:t>
       </w:r>
@@ -17645,7 +17538,7 @@
       <w:pPr>
         <w:pStyle w:val="Ttulo3"/>
       </w:pPr>
-      <w:bookmarkStart w:id="50" w:name="_Toc203732354"/>
+      <w:bookmarkStart w:id="50" w:name="_Toc203735680"/>
       <w:r>
         <w:t>RF-1.2 Modificación de Cliente</w:t>
       </w:r>
@@ -17681,7 +17574,7 @@
       <w:pPr>
         <w:pStyle w:val="Ttulo3"/>
       </w:pPr>
-      <w:bookmarkStart w:id="51" w:name="_Toc203732355"/>
+      <w:bookmarkStart w:id="51" w:name="_Toc203735681"/>
       <w:r>
         <w:lastRenderedPageBreak/>
         <w:t>RF-1.3 Baja de Cliente</w:t>
@@ -17718,7 +17611,7 @@
       <w:pPr>
         <w:pStyle w:val="Ttulo3"/>
       </w:pPr>
-      <w:bookmarkStart w:id="52" w:name="_Toc203732356"/>
+      <w:bookmarkStart w:id="52" w:name="_Toc203735682"/>
       <w:r>
         <w:t>RF-1.4 Listado y Consulta de Clientes</w:t>
       </w:r>
@@ -17754,7 +17647,7 @@
       <w:pPr>
         <w:pStyle w:val="Ttulo3"/>
       </w:pPr>
-      <w:bookmarkStart w:id="53" w:name="_Toc203732357"/>
+      <w:bookmarkStart w:id="53" w:name="_Toc203735683"/>
       <w:r>
         <w:t>RF-1: Gestión de Clientes</w:t>
       </w:r>
@@ -17790,7 +17683,7 @@
       <w:pPr>
         <w:pStyle w:val="Ttulo2"/>
       </w:pPr>
-      <w:bookmarkStart w:id="54" w:name="_Toc203732358"/>
+      <w:bookmarkStart w:id="54" w:name="_Toc203735684"/>
       <w:r>
         <w:t>Productos</w:t>
       </w:r>
@@ -17859,7 +17752,7 @@
       <w:pPr>
         <w:pStyle w:val="Ttulo3"/>
       </w:pPr>
-      <w:bookmarkStart w:id="55" w:name="_Toc203732359"/>
+      <w:bookmarkStart w:id="55" w:name="_Toc203735685"/>
       <w:r>
         <w:lastRenderedPageBreak/>
         <w:t>RF-2.1 Alta de Producto</w:t>
@@ -17896,7 +17789,7 @@
       <w:pPr>
         <w:pStyle w:val="Ttulo3"/>
       </w:pPr>
-      <w:bookmarkStart w:id="56" w:name="_Toc203732360"/>
+      <w:bookmarkStart w:id="56" w:name="_Toc203735686"/>
       <w:r>
         <w:t>RF-2.2 Modificación de Producto</w:t>
       </w:r>
@@ -17932,7 +17825,7 @@
       <w:pPr>
         <w:pStyle w:val="Ttulo3"/>
       </w:pPr>
-      <w:bookmarkStart w:id="57" w:name="_Toc203732361"/>
+      <w:bookmarkStart w:id="57" w:name="_Toc203735687"/>
       <w:r>
         <w:t>RF-2.3 Baja de Producto</w:t>
       </w:r>
@@ -17968,7 +17861,7 @@
       <w:pPr>
         <w:pStyle w:val="Ttulo3"/>
       </w:pPr>
-      <w:bookmarkStart w:id="58" w:name="_Toc203732362"/>
+      <w:bookmarkStart w:id="58" w:name="_Toc203735688"/>
       <w:r>
         <w:t>RF-2.4 Listado de Productos</w:t>
       </w:r>
@@ -18004,7 +17897,7 @@
       <w:pPr>
         <w:pStyle w:val="Ttulo3"/>
       </w:pPr>
-      <w:bookmarkStart w:id="59" w:name="_Toc203732363"/>
+      <w:bookmarkStart w:id="59" w:name="_Toc203735689"/>
       <w:r>
         <w:t>RF-2: Catálogo de Productos</w:t>
       </w:r>
@@ -18040,7 +17933,7 @@
       <w:pPr>
         <w:pStyle w:val="Ttulo2"/>
       </w:pPr>
-      <w:bookmarkStart w:id="60" w:name="_Toc203732364"/>
+      <w:bookmarkStart w:id="60" w:name="_Toc203735690"/>
       <w:r>
         <w:lastRenderedPageBreak/>
         <w:t>Pedidos y Ventas</w:t>
@@ -18110,7 +18003,7 @@
       <w:pPr>
         <w:pStyle w:val="Ttulo3"/>
       </w:pPr>
-      <w:bookmarkStart w:id="61" w:name="_Toc203732365"/>
+      <w:bookmarkStart w:id="61" w:name="_Toc203735691"/>
       <w:r>
         <w:t>RF-3.1 Realizar Pedido (Web)</w:t>
       </w:r>
@@ -18146,7 +18039,7 @@
       <w:pPr>
         <w:pStyle w:val="Ttulo3"/>
       </w:pPr>
-      <w:bookmarkStart w:id="62" w:name="_Toc203732366"/>
+      <w:bookmarkStart w:id="62" w:name="_Toc203735692"/>
       <w:r>
         <w:t>RF-3.2 Venta Presencial (Escritorio)</w:t>
       </w:r>
@@ -18166,44 +18059,43 @@
           <w:sz w:val="24"/>
           <w:szCs w:val="24"/>
         </w:rPr>
-        <w:t>El encargado podrá registrar manualmente pedidos de mostrador utilizando la misma lógica de verificación de stock, generando una nota de pedido interna.</w:t>
-      </w:r>
-    </w:p>
-    <w:p>
-      <w:pPr>
+        <w:t xml:space="preserve">El </w:t>
+      </w:r>
+      <w:r>
         <w:rPr>
           <w:rFonts w:ascii="Arial" w:hAnsi="Arial" w:cs="Arial"/>
           <w:sz w:val="24"/>
           <w:szCs w:val="24"/>
         </w:rPr>
-      </w:pPr>
-    </w:p>
-    <w:p>
-      <w:pPr>
-        <w:pStyle w:val="Ttulo3"/>
-      </w:pPr>
-      <w:bookmarkStart w:id="63" w:name="_Toc203732367"/>
-      <w:r>
-        <w:t>RF-3.3 Listado de Pedidos Pendientes</w:t>
-      </w:r>
-      <w:bookmarkEnd w:id="63"/>
-    </w:p>
-    <w:p>
-      <w:pPr>
+        <w:t>administrador</w:t>
+      </w:r>
+      <w:r>
         <w:rPr>
           <w:rFonts w:ascii="Arial" w:hAnsi="Arial" w:cs="Arial"/>
           <w:sz w:val="24"/>
           <w:szCs w:val="24"/>
         </w:rPr>
-      </w:pPr>
-      <w:r>
+        <w:t xml:space="preserve"> podrá registrar manualmente pedidos de mostrador utilizando la misma lógica de verificación de stock, generando una nota de pedido interna.</w:t>
+      </w:r>
+    </w:p>
+    <w:p>
+      <w:pPr>
         <w:rPr>
           <w:rFonts w:ascii="Arial" w:hAnsi="Arial" w:cs="Arial"/>
           <w:sz w:val="24"/>
           <w:szCs w:val="24"/>
         </w:rPr>
-        <w:t>El sistema presentará un listado de todas las notas de pedido aún no facturadas, indicando su origen (web o mostrador), fecha y estado.</w:t>
-      </w:r>
+      </w:pPr>
+    </w:p>
+    <w:p>
+      <w:pPr>
+        <w:pStyle w:val="Ttulo3"/>
+      </w:pPr>
+      <w:bookmarkStart w:id="63" w:name="_Toc203735693"/>
+      <w:r>
+        <w:t>RF-3.3 Listado de Pedidos Pendientes</w:t>
+      </w:r>
+      <w:bookmarkEnd w:id="63"/>
     </w:p>
     <w:p>
       <w:pPr>
@@ -18213,33 +18105,33 @@
           <w:szCs w:val="24"/>
         </w:rPr>
       </w:pPr>
-    </w:p>
-    <w:p>
-      <w:pPr>
-        <w:pStyle w:val="Ttulo3"/>
-      </w:pPr>
-      <w:bookmarkStart w:id="64" w:name="_Toc203732368"/>
-      <w:r>
-        <w:t>RF-3: Gestión de Pedidos y Ventas</w:t>
-      </w:r>
-      <w:bookmarkEnd w:id="64"/>
-    </w:p>
-    <w:p>
-      <w:pPr>
+      <w:r>
         <w:rPr>
           <w:rFonts w:ascii="Arial" w:hAnsi="Arial" w:cs="Arial"/>
           <w:sz w:val="24"/>
           <w:szCs w:val="24"/>
         </w:rPr>
-      </w:pPr>
-      <w:r>
+        <w:t>El sistema presentará un listado de todas las notas de pedido aún no facturadas, indicando su origen (web o mostrador), fecha y estado.</w:t>
+      </w:r>
+    </w:p>
+    <w:p>
+      <w:pPr>
         <w:rPr>
           <w:rFonts w:ascii="Arial" w:hAnsi="Arial" w:cs="Arial"/>
           <w:sz w:val="24"/>
           <w:szCs w:val="24"/>
         </w:rPr>
-        <w:t>Coordina la recepción de solicitudes de compra desde la web y en mostrador, controlando disponibilidad.</w:t>
-      </w:r>
+      </w:pPr>
+    </w:p>
+    <w:p>
+      <w:pPr>
+        <w:pStyle w:val="Ttulo3"/>
+      </w:pPr>
+      <w:bookmarkStart w:id="64" w:name="_Toc203735694"/>
+      <w:r>
+        <w:t>RF-3: Gestión de Pedidos y Ventas</w:t>
+      </w:r>
+      <w:bookmarkEnd w:id="64"/>
     </w:p>
     <w:p>
       <w:pPr>
@@ -18249,12 +18141,29 @@
           <w:szCs w:val="24"/>
         </w:rPr>
       </w:pPr>
+      <w:r>
+        <w:rPr>
+          <w:rFonts w:ascii="Arial" w:hAnsi="Arial" w:cs="Arial"/>
+          <w:sz w:val="24"/>
+          <w:szCs w:val="24"/>
+        </w:rPr>
+        <w:t>Coordina la recepción de solicitudes de compra desde la web y en mostrador, controlando disponibilidad.</w:t>
+      </w:r>
+    </w:p>
+    <w:p>
+      <w:pPr>
+        <w:rPr>
+          <w:rFonts w:ascii="Arial" w:hAnsi="Arial" w:cs="Arial"/>
+          <w:sz w:val="24"/>
+          <w:szCs w:val="24"/>
+        </w:rPr>
+      </w:pPr>
     </w:p>
     <w:p>
       <w:pPr>
         <w:pStyle w:val="Ttulo2"/>
       </w:pPr>
-      <w:bookmarkStart w:id="65" w:name="_Toc203732369"/>
+      <w:bookmarkStart w:id="65" w:name="_Toc203735695"/>
       <w:r>
         <w:lastRenderedPageBreak/>
         <w:t>Facturas</w:t>
@@ -18324,7 +18233,7 @@
       <w:pPr>
         <w:pStyle w:val="Ttulo3"/>
       </w:pPr>
-      <w:bookmarkStart w:id="66" w:name="_Toc203732370"/>
+      <w:bookmarkStart w:id="66" w:name="_Toc203735696"/>
       <w:r>
         <w:t>RF-4.1 Generar Factura Electrónica</w:t>
       </w:r>
@@ -18360,7 +18269,7 @@
       <w:pPr>
         <w:pStyle w:val="Ttulo3"/>
       </w:pPr>
-      <w:bookmarkStart w:id="67" w:name="_Toc203732371"/>
+      <w:bookmarkStart w:id="67" w:name="_Toc203735697"/>
       <w:r>
         <w:t>RF-4.2 Facturación Manual (Mostrador)</w:t>
       </w:r>
@@ -18380,44 +18289,43 @@
           <w:sz w:val="24"/>
           <w:szCs w:val="24"/>
         </w:rPr>
-        <w:t>Permite al encargado generar facturas de forma manual para ventas presenciales, ingresando productos y cantidades, con numeración y formato equivalente al automático.</w:t>
-      </w:r>
-    </w:p>
-    <w:p>
-      <w:pPr>
+        <w:t xml:space="preserve">Permite al </w:t>
+      </w:r>
+      <w:r>
         <w:rPr>
           <w:rFonts w:ascii="Arial" w:hAnsi="Arial" w:cs="Arial"/>
           <w:sz w:val="24"/>
           <w:szCs w:val="24"/>
         </w:rPr>
-      </w:pPr>
-    </w:p>
-    <w:p>
-      <w:pPr>
-        <w:pStyle w:val="Ttulo3"/>
-      </w:pPr>
-      <w:bookmarkStart w:id="68" w:name="_Toc203732372"/>
-      <w:r>
-        <w:t>RF-4.3 Envío de Factura por Email</w:t>
-      </w:r>
-      <w:bookmarkEnd w:id="68"/>
-    </w:p>
-    <w:p>
-      <w:pPr>
+        <w:t>administrador</w:t>
+      </w:r>
+      <w:r>
         <w:rPr>
           <w:rFonts w:ascii="Arial" w:hAnsi="Arial" w:cs="Arial"/>
           <w:sz w:val="24"/>
           <w:szCs w:val="24"/>
         </w:rPr>
-      </w:pPr>
-      <w:r>
+        <w:t xml:space="preserve"> generar facturas de forma manual para ventas presenciales, ingresando productos y cantidades, con numeración y formato equivalente al automático.</w:t>
+      </w:r>
+    </w:p>
+    <w:p>
+      <w:pPr>
         <w:rPr>
           <w:rFonts w:ascii="Arial" w:hAnsi="Arial" w:cs="Arial"/>
           <w:sz w:val="24"/>
           <w:szCs w:val="24"/>
         </w:rPr>
-        <w:t>Una vez emitida la factura, el sistema enviará automáticamente el PDF al correo del cliente y actualizará su registro de ventas.</w:t>
-      </w:r>
+      </w:pPr>
+    </w:p>
+    <w:p>
+      <w:pPr>
+        <w:pStyle w:val="Ttulo3"/>
+      </w:pPr>
+      <w:bookmarkStart w:id="68" w:name="_Toc203735698"/>
+      <w:r>
+        <w:t>RF-4.3 Envío de Factura por Email</w:t>
+      </w:r>
+      <w:bookmarkEnd w:id="68"/>
     </w:p>
     <w:p>
       <w:pPr>
@@ -18427,33 +18335,33 @@
           <w:szCs w:val="24"/>
         </w:rPr>
       </w:pPr>
-    </w:p>
-    <w:p>
-      <w:pPr>
-        <w:pStyle w:val="Ttulo3"/>
-      </w:pPr>
-      <w:bookmarkStart w:id="69" w:name="_Toc203732373"/>
-      <w:r>
-        <w:t>RF-4: Facturación</w:t>
-      </w:r>
-      <w:bookmarkEnd w:id="69"/>
-    </w:p>
-    <w:p>
-      <w:pPr>
+      <w:r>
         <w:rPr>
           <w:rFonts w:ascii="Arial" w:hAnsi="Arial" w:cs="Arial"/>
           <w:sz w:val="24"/>
           <w:szCs w:val="24"/>
         </w:rPr>
-      </w:pPr>
-      <w:r>
+        <w:t>Una vez emitida la factura, el sistema enviará automáticamente el PDF al correo del cliente y actualizará su registro de ventas.</w:t>
+      </w:r>
+    </w:p>
+    <w:p>
+      <w:pPr>
         <w:rPr>
           <w:rFonts w:ascii="Arial" w:hAnsi="Arial" w:cs="Arial"/>
           <w:sz w:val="24"/>
           <w:szCs w:val="24"/>
         </w:rPr>
-        <w:t>Emite comprobantes fiscales y asocia cada venta a un documento legal.</w:t>
-      </w:r>
+      </w:pPr>
+    </w:p>
+    <w:p>
+      <w:pPr>
+        <w:pStyle w:val="Ttulo3"/>
+      </w:pPr>
+      <w:bookmarkStart w:id="69" w:name="_Toc203735699"/>
+      <w:r>
+        <w:t>RF-4: Facturación</w:t>
+      </w:r>
+      <w:bookmarkEnd w:id="69"/>
     </w:p>
     <w:p>
       <w:pPr>
@@ -18463,12 +18371,29 @@
           <w:szCs w:val="24"/>
         </w:rPr>
       </w:pPr>
+      <w:r>
+        <w:rPr>
+          <w:rFonts w:ascii="Arial" w:hAnsi="Arial" w:cs="Arial"/>
+          <w:sz w:val="24"/>
+          <w:szCs w:val="24"/>
+        </w:rPr>
+        <w:t>Emite comprobantes fiscales y asocia cada venta a un documento legal.</w:t>
+      </w:r>
+    </w:p>
+    <w:p>
+      <w:pPr>
+        <w:rPr>
+          <w:rFonts w:ascii="Arial" w:hAnsi="Arial" w:cs="Arial"/>
+          <w:sz w:val="24"/>
+          <w:szCs w:val="24"/>
+        </w:rPr>
+      </w:pPr>
     </w:p>
     <w:p>
       <w:pPr>
         <w:pStyle w:val="Ttulo2"/>
       </w:pPr>
-      <w:bookmarkStart w:id="70" w:name="_Toc203732374"/>
+      <w:bookmarkStart w:id="70" w:name="_Toc203735700"/>
       <w:r>
         <w:lastRenderedPageBreak/>
         <w:t>Stock</w:t>
@@ -18540,7 +18465,7 @@
       <w:pPr>
         <w:pStyle w:val="Ttulo3"/>
       </w:pPr>
-      <w:bookmarkStart w:id="71" w:name="_Toc203732375"/>
+      <w:bookmarkStart w:id="71" w:name="_Toc203735701"/>
       <w:r>
         <w:t>RF-5.1 Descontar Stock al Facturar</w:t>
       </w:r>
@@ -18576,7 +18501,7 @@
       <w:pPr>
         <w:pStyle w:val="Ttulo3"/>
       </w:pPr>
-      <w:bookmarkStart w:id="72" w:name="_Toc203732376"/>
+      <w:bookmarkStart w:id="72" w:name="_Toc203735702"/>
       <w:r>
         <w:t>RF-5.2 Actualizar Stock Manualmente</w:t>
       </w:r>
@@ -18596,44 +18521,45 @@
           <w:sz w:val="24"/>
           <w:szCs w:val="24"/>
         </w:rPr>
-        <w:t>El encargado podrá registrar entradas de mercancía (nuevas compras a proveedores) o ajustes de inventario desde el módulo de escritorio.</w:t>
-      </w:r>
-    </w:p>
-    <w:p>
-      <w:pPr>
+        <w:t xml:space="preserve">El </w:t>
+      </w:r>
+      <w:proofErr w:type="spellStart"/>
+      <w:r>
         <w:rPr>
           <w:rFonts w:ascii="Arial" w:hAnsi="Arial" w:cs="Arial"/>
           <w:sz w:val="24"/>
           <w:szCs w:val="24"/>
         </w:rPr>
-      </w:pPr>
-    </w:p>
-    <w:p>
-      <w:pPr>
-        <w:pStyle w:val="Ttulo3"/>
-      </w:pPr>
-      <w:bookmarkStart w:id="73" w:name="_Toc203732377"/>
-      <w:r>
-        <w:t>RF-5.3 Alertas de Stock Crítico</w:t>
-      </w:r>
-      <w:bookmarkEnd w:id="73"/>
-    </w:p>
-    <w:p>
-      <w:pPr>
+        <w:t>adminstrador</w:t>
+      </w:r>
+      <w:proofErr w:type="spellEnd"/>
+      <w:r>
         <w:rPr>
           <w:rFonts w:ascii="Arial" w:hAnsi="Arial" w:cs="Arial"/>
           <w:sz w:val="24"/>
           <w:szCs w:val="24"/>
         </w:rPr>
-      </w:pPr>
-      <w:r>
+        <w:t xml:space="preserve"> podrá registrar entradas de mercancía (nuevas compras a proveedores) o ajustes de inventario desde el módulo de escritorio.</w:t>
+      </w:r>
+    </w:p>
+    <w:p>
+      <w:pPr>
         <w:rPr>
           <w:rFonts w:ascii="Arial" w:hAnsi="Arial" w:cs="Arial"/>
           <w:sz w:val="24"/>
           <w:szCs w:val="24"/>
         </w:rPr>
-        <w:t>Cuando la existencia de un producto caiga por debajo de un umbral definido, el sistema marcará el ítem como "crítico" y disparará el proceso de abastecimiento.</w:t>
-      </w:r>
+      </w:pPr>
+    </w:p>
+    <w:p>
+      <w:pPr>
+        <w:pStyle w:val="Ttulo3"/>
+      </w:pPr>
+      <w:bookmarkStart w:id="73" w:name="_Toc203735703"/>
+      <w:r>
+        <w:t>RF-5.3 Alertas de Stock Crítico</w:t>
+      </w:r>
+      <w:bookmarkEnd w:id="73"/>
     </w:p>
     <w:p>
       <w:pPr>
@@ -18643,33 +18569,33 @@
           <w:szCs w:val="24"/>
         </w:rPr>
       </w:pPr>
-    </w:p>
-    <w:p>
-      <w:pPr>
-        <w:pStyle w:val="Ttulo3"/>
-      </w:pPr>
-      <w:bookmarkStart w:id="74" w:name="_Toc203732378"/>
-      <w:r>
-        <w:t>RF-5: Gestión de Stock</w:t>
-      </w:r>
-      <w:bookmarkEnd w:id="74"/>
-    </w:p>
-    <w:p>
-      <w:pPr>
+      <w:r>
         <w:rPr>
           <w:rFonts w:ascii="Arial" w:hAnsi="Arial" w:cs="Arial"/>
           <w:sz w:val="24"/>
           <w:szCs w:val="24"/>
         </w:rPr>
-      </w:pPr>
-      <w:r>
+        <w:t>Cuando la existencia de un producto caiga por debajo de un umbral definido, el sistema marcará el ítem como "crítico" y disparará el proceso de abastecimiento.</w:t>
+      </w:r>
+    </w:p>
+    <w:p>
+      <w:pPr>
         <w:rPr>
           <w:rFonts w:ascii="Arial" w:hAnsi="Arial" w:cs="Arial"/>
           <w:sz w:val="24"/>
           <w:szCs w:val="24"/>
         </w:rPr>
-        <w:t>Controla el inventario actualizado en tiempo real y alerta reposición.</w:t>
-      </w:r>
+      </w:pPr>
+    </w:p>
+    <w:p>
+      <w:pPr>
+        <w:pStyle w:val="Ttulo3"/>
+      </w:pPr>
+      <w:bookmarkStart w:id="74" w:name="_Toc203735704"/>
+      <w:r>
+        <w:t>RF-5: Gestión de Stock</w:t>
+      </w:r>
+      <w:bookmarkEnd w:id="74"/>
     </w:p>
     <w:p>
       <w:pPr>
@@ -18679,12 +18605,29 @@
           <w:szCs w:val="24"/>
         </w:rPr>
       </w:pPr>
+      <w:r>
+        <w:rPr>
+          <w:rFonts w:ascii="Arial" w:hAnsi="Arial" w:cs="Arial"/>
+          <w:sz w:val="24"/>
+          <w:szCs w:val="24"/>
+        </w:rPr>
+        <w:t>Controla el inventario actualizado en tiempo real y alerta reposición.</w:t>
+      </w:r>
+    </w:p>
+    <w:p>
+      <w:pPr>
+        <w:rPr>
+          <w:rFonts w:ascii="Arial" w:hAnsi="Arial" w:cs="Arial"/>
+          <w:sz w:val="24"/>
+          <w:szCs w:val="24"/>
+        </w:rPr>
+      </w:pPr>
     </w:p>
     <w:p>
       <w:pPr>
         <w:pStyle w:val="Ttulo2"/>
       </w:pPr>
-      <w:bookmarkStart w:id="75" w:name="_Toc203732379"/>
+      <w:bookmarkStart w:id="75" w:name="_Toc203735705"/>
       <w:r>
         <w:lastRenderedPageBreak/>
         <w:t>Abastecimiento</w:t>
@@ -18754,7 +18697,7 @@
       <w:pPr>
         <w:pStyle w:val="Ttulo3"/>
       </w:pPr>
-      <w:bookmarkStart w:id="76" w:name="_Toc203732380"/>
+      <w:bookmarkStart w:id="76" w:name="_Toc203735706"/>
       <w:r>
         <w:t>RF-6.1 Generación Automática de Órdenes de Compra</w:t>
       </w:r>
@@ -18790,7 +18733,7 @@
       <w:pPr>
         <w:pStyle w:val="Ttulo3"/>
       </w:pPr>
-      <w:bookmarkStart w:id="77" w:name="_Toc203732381"/>
+      <w:bookmarkStart w:id="77" w:name="_Toc203735707"/>
       <w:r>
         <w:t>RF-6.2 Gestión Manual de Órdenes</w:t>
       </w:r>
@@ -18826,7 +18769,7 @@
       <w:pPr>
         <w:pStyle w:val="Ttulo3"/>
       </w:pPr>
-      <w:bookmarkStart w:id="78" w:name="_Toc203732382"/>
+      <w:bookmarkStart w:id="78" w:name="_Toc203735708"/>
       <w:r>
         <w:t>RF-6.3 Listado de Órdenes de Compra</w:t>
       </w:r>
@@ -18862,7 +18805,7 @@
       <w:pPr>
         <w:pStyle w:val="Ttulo3"/>
       </w:pPr>
-      <w:bookmarkStart w:id="79" w:name="_Toc203732383"/>
+      <w:bookmarkStart w:id="79" w:name="_Toc203735709"/>
       <w:r>
         <w:t>RF-6: Abastecimiento y Órdenes de Compra</w:t>
       </w:r>
@@ -18898,7 +18841,7 @@
       <w:pPr>
         <w:pStyle w:val="Ttulo2"/>
       </w:pPr>
-      <w:bookmarkStart w:id="80" w:name="_Toc203732384"/>
+      <w:bookmarkStart w:id="80" w:name="_Toc203735710"/>
       <w:r>
         <w:lastRenderedPageBreak/>
         <w:t>Reportes</w:t>
@@ -18968,7 +18911,7 @@
       <w:pPr>
         <w:pStyle w:val="Ttulo3"/>
       </w:pPr>
-      <w:bookmarkStart w:id="81" w:name="_Toc203732385"/>
+      <w:bookmarkStart w:id="81" w:name="_Toc203735711"/>
       <w:r>
         <w:t>RF-7.1 Reporte de Ventas</w:t>
       </w:r>
@@ -19004,7 +18947,7 @@
       <w:pPr>
         <w:pStyle w:val="Ttulo3"/>
       </w:pPr>
-      <w:bookmarkStart w:id="82" w:name="_Toc203732386"/>
+      <w:bookmarkStart w:id="82" w:name="_Toc203735712"/>
       <w:r>
         <w:t>RF-7.2 Reporte de Stock Crítico</w:t>
       </w:r>
@@ -19040,7 +18983,7 @@
       <w:pPr>
         <w:pStyle w:val="Ttulo3"/>
       </w:pPr>
-      <w:bookmarkStart w:id="83" w:name="_Toc203732387"/>
+      <w:bookmarkStart w:id="83" w:name="_Toc203735713"/>
       <w:r>
         <w:t>RF-7.3 Exportación a PDF/Excel</w:t>
       </w:r>
@@ -19076,7 +19019,7 @@
       <w:pPr>
         <w:pStyle w:val="Ttulo3"/>
       </w:pPr>
-      <w:bookmarkStart w:id="84" w:name="_Toc203732388"/>
+      <w:bookmarkStart w:id="84" w:name="_Toc203735714"/>
       <w:r>
         <w:t>RF-7: Estadísticas y Reportes</w:t>
       </w:r>
@@ -19121,7 +19064,7 @@
       <w:pPr>
         <w:pStyle w:val="Ttulo1"/>
       </w:pPr>
-      <w:bookmarkStart w:id="85" w:name="_Toc203732389"/>
+      <w:bookmarkStart w:id="85" w:name="_Toc203735715"/>
       <w:r>
         <w:lastRenderedPageBreak/>
         <w:t>Requerimientos No Funcionales</w:t>
@@ -19191,7 +19134,7 @@
       <w:pPr>
         <w:pStyle w:val="Ttulo3"/>
       </w:pPr>
-      <w:bookmarkStart w:id="86" w:name="_Toc203732390"/>
+      <w:bookmarkStart w:id="86" w:name="_Toc203735716"/>
       <w:r>
         <w:t>RNF-1 Usabilidad</w:t>
       </w:r>
@@ -19227,7 +19170,7 @@
       <w:pPr>
         <w:pStyle w:val="Ttulo3"/>
       </w:pPr>
-      <w:bookmarkStart w:id="87" w:name="_Toc203732391"/>
+      <w:bookmarkStart w:id="87" w:name="_Toc203735717"/>
       <w:r>
         <w:t>RNF-2 Rendimiento</w:t>
       </w:r>
@@ -19263,7 +19206,7 @@
       <w:pPr>
         <w:pStyle w:val="Ttulo3"/>
       </w:pPr>
-      <w:bookmarkStart w:id="88" w:name="_Toc203732392"/>
+      <w:bookmarkStart w:id="88" w:name="_Toc203735718"/>
       <w:r>
         <w:t>RNF-3 Disponibilidad</w:t>
       </w:r>
@@ -19299,7 +19242,7 @@
       <w:pPr>
         <w:pStyle w:val="Ttulo3"/>
       </w:pPr>
-      <w:bookmarkStart w:id="89" w:name="_Toc203732393"/>
+      <w:bookmarkStart w:id="89" w:name="_Toc203735719"/>
       <w:r>
         <w:t>RNF-4 Seguridad Lógica</w:t>
       </w:r>
@@ -19335,7 +19278,7 @@
       <w:pPr>
         <w:pStyle w:val="Ttulo3"/>
       </w:pPr>
-      <w:bookmarkStart w:id="90" w:name="_Toc203732394"/>
+      <w:bookmarkStart w:id="90" w:name="_Toc203735720"/>
       <w:r>
         <w:t>RNF-5 Escalabilidad</w:t>
       </w:r>
@@ -19371,7 +19314,7 @@
       <w:pPr>
         <w:pStyle w:val="Ttulo3"/>
       </w:pPr>
-      <w:bookmarkStart w:id="91" w:name="_Toc203732395"/>
+      <w:bookmarkStart w:id="91" w:name="_Toc203735721"/>
       <w:r>
         <w:t>RNF-6 Mantenibilidad</w:t>
       </w:r>
@@ -19407,7 +19350,7 @@
       <w:pPr>
         <w:pStyle w:val="Ttulo3"/>
       </w:pPr>
-      <w:bookmarkStart w:id="92" w:name="_Toc203732396"/>
+      <w:bookmarkStart w:id="92" w:name="_Toc203735722"/>
       <w:r>
         <w:t>RNF-7 Portabilidad</w:t>
       </w:r>
@@ -19443,7 +19386,7 @@
       <w:pPr>
         <w:pStyle w:val="Ttulo3"/>
       </w:pPr>
-      <w:bookmarkStart w:id="93" w:name="_Toc203732397"/>
+      <w:bookmarkStart w:id="93" w:name="_Toc203735723"/>
       <w:r>
         <w:t>RNF-8 Localización</w:t>
       </w:r>
@@ -19497,7 +19440,7 @@
       <w:pPr>
         <w:pStyle w:val="Ttulo3"/>
       </w:pPr>
-      <w:bookmarkStart w:id="94" w:name="_Toc203732398"/>
+      <w:bookmarkStart w:id="94" w:name="_Toc203735724"/>
       <w:r>
         <w:t>RNF-9 Accesibilidad</w:t>
       </w:r>
@@ -19533,7 +19476,7 @@
       <w:pPr>
         <w:pStyle w:val="Ttulo3"/>
       </w:pPr>
-      <w:bookmarkStart w:id="95" w:name="_Toc203732399"/>
+      <w:bookmarkStart w:id="95" w:name="_Toc203735725"/>
       <w:r>
         <w:t>RNF-10 Confiabilidad</w:t>
       </w:r>
@@ -19569,7 +19512,7 @@
       <w:pPr>
         <w:pStyle w:val="Ttulo1"/>
       </w:pPr>
-      <w:bookmarkStart w:id="96" w:name="_Toc203732400"/>
+      <w:bookmarkStart w:id="96" w:name="_Toc203735726"/>
       <w:r>
         <w:lastRenderedPageBreak/>
         <w:t>Arquitectura Base</w:t>
@@ -19639,7 +19582,7 @@
       <w:pPr>
         <w:pStyle w:val="Ttulo3"/>
       </w:pPr>
-      <w:bookmarkStart w:id="97" w:name="_Toc203732401"/>
+      <w:bookmarkStart w:id="97" w:name="_Toc203735727"/>
       <w:r>
         <w:t>REQ002 - Criptografía</w:t>
       </w:r>
@@ -19675,7 +19618,7 @@
       <w:pPr>
         <w:pStyle w:val="Ttulo3"/>
       </w:pPr>
-      <w:bookmarkStart w:id="98" w:name="_Toc203732402"/>
+      <w:bookmarkStart w:id="98" w:name="_Toc203735728"/>
       <w:r>
         <w:t>REQ003 - Seguridad</w:t>
       </w:r>
@@ -19711,7 +19654,7 @@
       <w:pPr>
         <w:pStyle w:val="Ttulo3"/>
       </w:pPr>
-      <w:bookmarkStart w:id="99" w:name="_Toc203732403"/>
+      <w:bookmarkStart w:id="99" w:name="_Toc203735729"/>
       <w:r>
         <w:t>REQ004 - Bitácora</w:t>
       </w:r>
@@ -19747,7 +19690,7 @@
       <w:pPr>
         <w:pStyle w:val="Ttulo3"/>
       </w:pPr>
-      <w:bookmarkStart w:id="100" w:name="_Toc203732404"/>
+      <w:bookmarkStart w:id="100" w:name="_Toc203735730"/>
       <w:r>
         <w:lastRenderedPageBreak/>
         <w:t>REQ005 - Gestión de Excepciones</w:t>
@@ -19784,7 +19727,7 @@
       <w:pPr>
         <w:pStyle w:val="Ttulo3"/>
       </w:pPr>
-      <w:bookmarkStart w:id="101" w:name="_Toc203732405"/>
+      <w:bookmarkStart w:id="101" w:name="_Toc203735731"/>
       <w:r>
         <w:t>REQ006 - Respaldo de Datos</w:t>
       </w:r>
@@ -19831,7 +19774,7 @@
         </w:rPr>
       </w:pPr>
       <w:bookmarkStart w:id="102" w:name="_Hlk172243716"/>
-      <w:bookmarkStart w:id="103" w:name="_Toc203732406"/>
+      <w:bookmarkStart w:id="103" w:name="_Toc203735732"/>
       <w:r>
         <w:rPr>
           <w:rFonts w:ascii="Arial" w:hAnsi="Arial" w:cs="Arial"/>
@@ -19912,7 +19855,7 @@
           <w:szCs w:val="28"/>
         </w:rPr>
       </w:pPr>
-      <w:bookmarkStart w:id="104" w:name="_Toc203732407"/>
+      <w:bookmarkStart w:id="104" w:name="_Toc203735733"/>
       <w:bookmarkEnd w:id="102"/>
       <w:r>
         <w:rPr>
@@ -19935,7 +19878,7 @@
         </w:rPr>
       </w:pPr>
       <w:bookmarkStart w:id="105" w:name="_Hlk172243813"/>
-      <w:bookmarkStart w:id="106" w:name="_Toc203732408"/>
+      <w:bookmarkStart w:id="106" w:name="_Toc203735734"/>
       <w:r>
         <w:rPr>
           <w:rFonts w:ascii="Arial" w:hAnsi="Arial" w:cs="Arial"/>
@@ -20038,7 +19981,7 @@
       <w:pPr>
         <w:pStyle w:val="Ttulo3"/>
       </w:pPr>
-      <w:bookmarkStart w:id="107" w:name="_Toc203732409"/>
+      <w:bookmarkStart w:id="107" w:name="_Toc203735735"/>
       <w:r>
         <w:lastRenderedPageBreak/>
         <w:t>Gestión de Clientes:</w:t>
@@ -20109,7 +20052,7 @@
       <w:pPr>
         <w:pStyle w:val="Ttulo3"/>
       </w:pPr>
-      <w:bookmarkStart w:id="108" w:name="_Toc203732410"/>
+      <w:bookmarkStart w:id="108" w:name="_Toc203735736"/>
       <w:r>
         <w:lastRenderedPageBreak/>
         <w:t>Gestión de</w:t>
@@ -20181,7 +20124,7 @@
       <w:pPr>
         <w:pStyle w:val="Ttulo3"/>
       </w:pPr>
-      <w:bookmarkStart w:id="109" w:name="_Toc203732411"/>
+      <w:bookmarkStart w:id="109" w:name="_Toc203735737"/>
       <w:r>
         <w:lastRenderedPageBreak/>
         <w:t xml:space="preserve">Gestión de </w:t>
@@ -20250,7 +20193,7 @@
       <w:pPr>
         <w:pStyle w:val="Ttulo3"/>
       </w:pPr>
-      <w:bookmarkStart w:id="110" w:name="_Toc203732412"/>
+      <w:bookmarkStart w:id="110" w:name="_Toc203735738"/>
       <w:r>
         <w:lastRenderedPageBreak/>
         <w:t>Gestión de Pedidos:</w:t>
@@ -20313,7 +20256,7 @@
       <w:pPr>
         <w:pStyle w:val="Ttulo3"/>
       </w:pPr>
-      <w:bookmarkStart w:id="111" w:name="_Toc203732413"/>
+      <w:bookmarkStart w:id="111" w:name="_Toc203735739"/>
       <w:r>
         <w:lastRenderedPageBreak/>
         <w:t>Gestión de Productos:</w:t>
@@ -20376,7 +20319,7 @@
       <w:pPr>
         <w:pStyle w:val="Ttulo3"/>
       </w:pPr>
-      <w:bookmarkStart w:id="112" w:name="_Toc203732414"/>
+      <w:bookmarkStart w:id="112" w:name="_Toc203735740"/>
       <w:r>
         <w:lastRenderedPageBreak/>
         <w:t>Gestión de Proveedores:</w:t>
@@ -20439,7 +20382,7 @@
       <w:pPr>
         <w:pStyle w:val="Ttulo3"/>
       </w:pPr>
-      <w:bookmarkStart w:id="113" w:name="_Toc203732415"/>
+      <w:bookmarkStart w:id="113" w:name="_Toc203735741"/>
       <w:r>
         <w:t>Gestión Stock Y Reportes:</w:t>
       </w:r>
@@ -20520,7 +20463,7 @@
           <w:szCs w:val="26"/>
         </w:rPr>
       </w:pPr>
-      <w:bookmarkStart w:id="114" w:name="_Toc203732416"/>
+      <w:bookmarkStart w:id="114" w:name="_Toc203735742"/>
       <w:r>
         <w:rPr>
           <w:rFonts w:ascii="Arial" w:hAnsi="Arial" w:cs="Arial"/>
@@ -20600,7 +20543,7 @@
           <w:szCs w:val="28"/>
         </w:rPr>
       </w:pPr>
-      <w:bookmarkStart w:id="115" w:name="_Toc203732417"/>
+      <w:bookmarkStart w:id="115" w:name="_Toc203735743"/>
       <w:r>
         <w:rPr>
           <w:rFonts w:ascii="Arial" w:hAnsi="Arial" w:cs="Arial"/>
@@ -20623,7 +20566,7 @@
       <w:pPr>
         <w:pStyle w:val="Ttulo2"/>
       </w:pPr>
-      <w:bookmarkStart w:id="116" w:name="_Toc203732418"/>
+      <w:bookmarkStart w:id="116" w:name="_Toc203735744"/>
       <w:r>
         <w:t>Gestión de Clientes</w:t>
       </w:r>
@@ -20633,7 +20576,7 @@
       <w:pPr>
         <w:pStyle w:val="Ttulo3"/>
       </w:pPr>
-      <w:bookmarkStart w:id="117" w:name="_Toc203732419"/>
+      <w:bookmarkStart w:id="117" w:name="_Toc203735745"/>
       <w:r>
         <w:t>CU001 – Registro de Cliente</w:t>
       </w:r>
@@ -20908,7 +20851,7 @@
       <w:pPr>
         <w:pStyle w:val="Ttulo3"/>
       </w:pPr>
-      <w:bookmarkStart w:id="118" w:name="_Toc203732420"/>
+      <w:bookmarkStart w:id="118" w:name="_Toc203735746"/>
       <w:r>
         <w:t>CU002 – Login de Cliente</w:t>
       </w:r>
@@ -21232,7 +21175,7 @@
       <w:pPr>
         <w:pStyle w:val="Ttulo3"/>
       </w:pPr>
-      <w:bookmarkStart w:id="119" w:name="_Toc203732421"/>
+      <w:bookmarkStart w:id="119" w:name="_Toc203735747"/>
       <w:r>
         <w:t>CU00</w:t>
       </w:r>
@@ -21494,7 +21437,7 @@
       <w:pPr>
         <w:pStyle w:val="Ttulo3"/>
       </w:pPr>
-      <w:bookmarkStart w:id="120" w:name="_Toc203732422"/>
+      <w:bookmarkStart w:id="120" w:name="_Toc203735748"/>
       <w:r>
         <w:t>CU00</w:t>
       </w:r>
@@ -21844,7 +21787,7 @@
       <w:pPr>
         <w:pStyle w:val="Ttulo3"/>
       </w:pPr>
-      <w:bookmarkStart w:id="121" w:name="_Toc203732423"/>
+      <w:bookmarkStart w:id="121" w:name="_Toc203735749"/>
       <w:r>
         <w:lastRenderedPageBreak/>
         <w:t>CU00</w:t>
@@ -22163,7 +22106,7 @@
       <w:pPr>
         <w:pStyle w:val="Ttulo2"/>
       </w:pPr>
-      <w:bookmarkStart w:id="122" w:name="_Toc203732424"/>
+      <w:bookmarkStart w:id="122" w:name="_Toc203735750"/>
       <w:r>
         <w:lastRenderedPageBreak/>
         <w:t>Gestión de Productos</w:t>
@@ -22174,7 +22117,7 @@
       <w:pPr>
         <w:pStyle w:val="Ttulo3"/>
       </w:pPr>
-      <w:bookmarkStart w:id="123" w:name="_Toc203732425"/>
+      <w:bookmarkStart w:id="123" w:name="_Toc203735751"/>
       <w:r>
         <w:t>CU00</w:t>
       </w:r>
@@ -22485,7 +22428,7 @@
       <w:pPr>
         <w:pStyle w:val="Ttulo3"/>
       </w:pPr>
-      <w:bookmarkStart w:id="124" w:name="_Toc203732426"/>
+      <w:bookmarkStart w:id="124" w:name="_Toc203735752"/>
       <w:r>
         <w:t>CU00</w:t>
       </w:r>
@@ -22742,7 +22685,7 @@
       <w:pPr>
         <w:pStyle w:val="Ttulo3"/>
       </w:pPr>
-      <w:bookmarkStart w:id="125" w:name="_Toc203732427"/>
+      <w:bookmarkStart w:id="125" w:name="_Toc203735753"/>
       <w:r>
         <w:lastRenderedPageBreak/>
         <w:t>CU00</w:t>
@@ -23048,7 +22991,7 @@
       <w:pPr>
         <w:pStyle w:val="Ttulo3"/>
       </w:pPr>
-      <w:bookmarkStart w:id="126" w:name="_Toc203732428"/>
+      <w:bookmarkStart w:id="126" w:name="_Toc203735754"/>
       <w:r>
         <w:lastRenderedPageBreak/>
         <w:t>CU00</w:t>
@@ -23355,7 +23298,7 @@
       <w:pPr>
         <w:pStyle w:val="Ttulo2"/>
       </w:pPr>
-      <w:bookmarkStart w:id="127" w:name="_Toc203732429"/>
+      <w:bookmarkStart w:id="127" w:name="_Toc203735755"/>
       <w:r>
         <w:lastRenderedPageBreak/>
         <w:t>Gestión de Proveedores</w:t>
@@ -23366,11 +23309,17 @@
       <w:pPr>
         <w:pStyle w:val="Ttulo3"/>
       </w:pPr>
-      <w:bookmarkStart w:id="128" w:name="_Toc203732430"/>
-      <w:r>
-        <w:t>CU00</w:t>
-      </w:r>
-      <w:r>
+      <w:bookmarkStart w:id="128" w:name="_Toc203735756"/>
+      <w:r>
+        <w:rPr>
+          <w:u w:val="single"/>
+        </w:rPr>
+        <w:t>CU0</w:t>
+      </w:r>
+      <w:r>
+        <w:rPr>
+          <w:u w:val="single"/>
+        </w:rPr>
         <w:t>10</w:t>
       </w:r>
       <w:r>
@@ -23673,7 +23622,7 @@
       <w:pPr>
         <w:pStyle w:val="Ttulo3"/>
       </w:pPr>
-      <w:bookmarkStart w:id="129" w:name="_Toc203732431"/>
+      <w:bookmarkStart w:id="129" w:name="_Toc203735757"/>
       <w:r>
         <w:t>CU01</w:t>
       </w:r>
@@ -23931,7 +23880,7 @@
       <w:pPr>
         <w:pStyle w:val="Ttulo3"/>
       </w:pPr>
-      <w:bookmarkStart w:id="130" w:name="_Toc203732432"/>
+      <w:bookmarkStart w:id="130" w:name="_Toc203735758"/>
       <w:r>
         <w:t>CU01</w:t>
       </w:r>
@@ -24249,7 +24198,7 @@
       <w:pPr>
         <w:pStyle w:val="Ttulo3"/>
       </w:pPr>
-      <w:bookmarkStart w:id="131" w:name="_Toc203732433"/>
+      <w:bookmarkStart w:id="131" w:name="_Toc203735759"/>
       <w:r>
         <w:lastRenderedPageBreak/>
         <w:t>CU01</w:t>
@@ -24548,7 +24497,7 @@
       <w:pPr>
         <w:pStyle w:val="Ttulo2"/>
       </w:pPr>
-      <w:bookmarkStart w:id="132" w:name="_Toc203732434"/>
+      <w:bookmarkStart w:id="132" w:name="_Toc203735760"/>
       <w:r>
         <w:lastRenderedPageBreak/>
         <w:t>Gestión de Pedidos</w:t>
@@ -24559,7 +24508,7 @@
       <w:pPr>
         <w:pStyle w:val="Ttulo3"/>
       </w:pPr>
-      <w:bookmarkStart w:id="133" w:name="_Toc203732435"/>
+      <w:bookmarkStart w:id="133" w:name="_Toc203735761"/>
       <w:r>
         <w:t>CU01</w:t>
       </w:r>
@@ -24599,7 +24548,13 @@
         <w:t>Descripción:</w:t>
       </w:r>
       <w:r>
-        <w:t xml:space="preserve"> Permite generar un nuevo Pedido, ya sea desde la web (Cliente) o de forma presencial por el Encargado.</w:t>
+        <w:t xml:space="preserve"> Permite generar un nuevo Pedido, ya sea desde la web (Cliente) o de forma presencial por el </w:t>
+      </w:r>
+      <w:r>
+        <w:t>Administrador</w:t>
+      </w:r>
+      <w:r>
+        <w:t>.</w:t>
       </w:r>
       <w:r>
         <w:br/>
@@ -24848,7 +24803,7 @@
       <w:pPr>
         <w:pStyle w:val="Ttulo3"/>
       </w:pPr>
-      <w:bookmarkStart w:id="134" w:name="_Toc203732436"/>
+      <w:bookmarkStart w:id="134" w:name="_Toc203735762"/>
       <w:r>
         <w:lastRenderedPageBreak/>
         <w:t>CU01</w:t>
@@ -25082,7 +25037,7 @@
       <w:pPr>
         <w:pStyle w:val="Ttulo3"/>
       </w:pPr>
-      <w:bookmarkStart w:id="135" w:name="_Toc203732437"/>
+      <w:bookmarkStart w:id="135" w:name="_Toc203735763"/>
       <w:r>
         <w:t>CU01</w:t>
       </w:r>
@@ -25380,7 +25335,7 @@
       <w:pPr>
         <w:pStyle w:val="Ttulo3"/>
       </w:pPr>
-      <w:bookmarkStart w:id="136" w:name="_Toc203732438"/>
+      <w:bookmarkStart w:id="136" w:name="_Toc203735764"/>
       <w:r>
         <w:lastRenderedPageBreak/>
         <w:t>CU01</w:t>
@@ -25658,7 +25613,7 @@
       <w:pPr>
         <w:pStyle w:val="Ttulo2"/>
       </w:pPr>
-      <w:bookmarkStart w:id="137" w:name="_Toc203732439"/>
+      <w:bookmarkStart w:id="137" w:name="_Toc203735765"/>
       <w:r>
         <w:lastRenderedPageBreak/>
         <w:t>Gestión de Facturas</w:t>
@@ -25669,7 +25624,7 @@
       <w:pPr>
         <w:pStyle w:val="Ttulo3"/>
       </w:pPr>
-      <w:bookmarkStart w:id="138" w:name="_Toc203732440"/>
+      <w:bookmarkStart w:id="138" w:name="_Toc203735766"/>
       <w:r>
         <w:t>CU01</w:t>
       </w:r>
@@ -25950,7 +25905,7 @@
       <w:pPr>
         <w:pStyle w:val="Ttulo3"/>
       </w:pPr>
-      <w:bookmarkStart w:id="139" w:name="_Toc203732441"/>
+      <w:bookmarkStart w:id="139" w:name="_Toc203735767"/>
       <w:r>
         <w:lastRenderedPageBreak/>
         <w:t>CU01</w:t>
@@ -26184,7 +26139,7 @@
       <w:pPr>
         <w:pStyle w:val="Ttulo3"/>
       </w:pPr>
-      <w:bookmarkStart w:id="140" w:name="_Toc203732442"/>
+      <w:bookmarkStart w:id="140" w:name="_Toc203735768"/>
       <w:r>
         <w:t>CU0</w:t>
       </w:r>
@@ -26482,7 +26437,7 @@
       <w:pPr>
         <w:pStyle w:val="Ttulo3"/>
       </w:pPr>
-      <w:bookmarkStart w:id="141" w:name="_Toc203732443"/>
+      <w:bookmarkStart w:id="141" w:name="_Toc203735769"/>
       <w:r>
         <w:lastRenderedPageBreak/>
         <w:t>CU02</w:t>
@@ -26760,7 +26715,7 @@
       <w:pPr>
         <w:pStyle w:val="Ttulo2"/>
       </w:pPr>
-      <w:bookmarkStart w:id="142" w:name="_Toc203732444"/>
+      <w:bookmarkStart w:id="142" w:name="_Toc203735770"/>
       <w:r>
         <w:lastRenderedPageBreak/>
         <w:t>Gestión de Órdenes de Compra</w:t>
@@ -26771,7 +26726,7 @@
       <w:pPr>
         <w:pStyle w:val="Ttulo3"/>
       </w:pPr>
-      <w:bookmarkStart w:id="143" w:name="_Toc203732445"/>
+      <w:bookmarkStart w:id="143" w:name="_Toc203735771"/>
       <w:r>
         <w:t>CU02</w:t>
       </w:r>
@@ -27040,7 +26995,7 @@
       <w:pPr>
         <w:pStyle w:val="Ttulo3"/>
       </w:pPr>
-      <w:bookmarkStart w:id="144" w:name="_Toc203732446"/>
+      <w:bookmarkStart w:id="144" w:name="_Toc203735772"/>
       <w:r>
         <w:lastRenderedPageBreak/>
         <w:t>CU02</w:t>
@@ -27274,7 +27229,7 @@
       <w:pPr>
         <w:pStyle w:val="Ttulo3"/>
       </w:pPr>
-      <w:bookmarkStart w:id="145" w:name="_Toc203732447"/>
+      <w:bookmarkStart w:id="145" w:name="_Toc203735773"/>
       <w:r>
         <w:t>CU02</w:t>
       </w:r>
@@ -27564,7 +27519,7 @@
       <w:pPr>
         <w:pStyle w:val="Ttulo3"/>
       </w:pPr>
-      <w:bookmarkStart w:id="146" w:name="_Toc203732448"/>
+      <w:bookmarkStart w:id="146" w:name="_Toc203735774"/>
       <w:r>
         <w:lastRenderedPageBreak/>
         <w:t>CU02</w:t>
@@ -27839,7 +27794,7 @@
       <w:pPr>
         <w:pStyle w:val="Ttulo2"/>
       </w:pPr>
-      <w:bookmarkStart w:id="147" w:name="_Toc203732449"/>
+      <w:bookmarkStart w:id="147" w:name="_Toc203735775"/>
       <w:r>
         <w:lastRenderedPageBreak/>
         <w:t>Stock y Reportes</w:t>
@@ -27850,7 +27805,7 @@
       <w:pPr>
         <w:pStyle w:val="Ttulo3"/>
       </w:pPr>
-      <w:bookmarkStart w:id="148" w:name="_Toc203732450"/>
+      <w:bookmarkStart w:id="148" w:name="_Toc203735776"/>
       <w:r>
         <w:t>CU02</w:t>
       </w:r>
@@ -28119,7 +28074,7 @@
       <w:pPr>
         <w:pStyle w:val="Ttulo3"/>
       </w:pPr>
-      <w:bookmarkStart w:id="149" w:name="_Toc203732451"/>
+      <w:bookmarkStart w:id="149" w:name="_Toc203735777"/>
       <w:r>
         <w:t>CU02</w:t>
       </w:r>
@@ -28357,7 +28312,7 @@
       <w:pPr>
         <w:pStyle w:val="Ttulo3"/>
       </w:pPr>
-      <w:bookmarkStart w:id="150" w:name="_Toc203732452"/>
+      <w:bookmarkStart w:id="150" w:name="_Toc203735778"/>
       <w:r>
         <w:t>CU02</w:t>
       </w:r>
@@ -28619,7 +28574,7 @@
       <w:pPr>
         <w:pStyle w:val="Ttulo3"/>
       </w:pPr>
-      <w:bookmarkStart w:id="151" w:name="_Toc203732453"/>
+      <w:bookmarkStart w:id="151" w:name="_Toc203735779"/>
       <w:r>
         <w:t>CU02</w:t>
       </w:r>
@@ -28868,7 +28823,7 @@
       <w:pPr>
         <w:pStyle w:val="Ttulo3"/>
       </w:pPr>
-      <w:bookmarkStart w:id="152" w:name="_Toc203732454"/>
+      <w:bookmarkStart w:id="152" w:name="_Toc203735780"/>
       <w:r>
         <w:t>CU0</w:t>
       </w:r>
@@ -29136,7 +29091,7 @@
         </w:rPr>
       </w:pPr>
       <w:bookmarkStart w:id="153" w:name="_Hlk173445025"/>
-      <w:bookmarkStart w:id="154" w:name="_Toc203732455"/>
+      <w:bookmarkStart w:id="154" w:name="_Toc203735781"/>
       <w:r>
         <w:rPr>
           <w:rFonts w:ascii="Arial" w:hAnsi="Arial" w:cs="Arial"/>
@@ -29158,7 +29113,7 @@
           <w:szCs w:val="26"/>
         </w:rPr>
       </w:pPr>
-      <w:bookmarkStart w:id="155" w:name="_Toc203732456"/>
+      <w:bookmarkStart w:id="155" w:name="_Toc203735782"/>
       <w:r>
         <w:rPr>
           <w:rFonts w:ascii="Arial" w:hAnsi="Arial" w:cs="Arial"/>
@@ -29230,7 +29185,7 @@
           <w:szCs w:val="26"/>
         </w:rPr>
       </w:pPr>
-      <w:bookmarkStart w:id="156" w:name="_Toc203732457"/>
+      <w:bookmarkStart w:id="156" w:name="_Toc203735783"/>
       <w:r>
         <w:rPr>
           <w:rFonts w:ascii="Arial" w:hAnsi="Arial" w:cs="Arial"/>
@@ -29313,7 +29268,7 @@
           <w:szCs w:val="26"/>
         </w:rPr>
       </w:pPr>
-      <w:bookmarkStart w:id="157" w:name="_Toc203732458"/>
+      <w:bookmarkStart w:id="157" w:name="_Toc203735784"/>
       <w:r>
         <w:rPr>
           <w:rFonts w:ascii="Arial" w:hAnsi="Arial" w:cs="Arial"/>
@@ -29402,7 +29357,7 @@
           <w:szCs w:val="26"/>
         </w:rPr>
       </w:pPr>
-      <w:bookmarkStart w:id="158" w:name="_Toc203732459"/>
+      <w:bookmarkStart w:id="158" w:name="_Toc203735785"/>
       <w:r>
         <w:rPr>
           <w:rFonts w:ascii="Arial" w:hAnsi="Arial" w:cs="Arial"/>
@@ -29492,7 +29447,7 @@
           <w:u w:val="single"/>
         </w:rPr>
       </w:pPr>
-      <w:bookmarkStart w:id="159" w:name="_Toc203732460"/>
+      <w:bookmarkStart w:id="159" w:name="_Toc203735786"/>
       <w:r>
         <w:rPr>
           <w:rFonts w:ascii="Arial" w:hAnsi="Arial" w:cs="Arial"/>
@@ -29572,7 +29527,7 @@
           <w:szCs w:val="28"/>
         </w:rPr>
       </w:pPr>
-      <w:bookmarkStart w:id="160" w:name="_Toc203732461"/>
+      <w:bookmarkStart w:id="160" w:name="_Toc203735787"/>
       <w:r>
         <w:rPr>
           <w:rFonts w:ascii="Arial" w:hAnsi="Arial" w:cs="Arial"/>
@@ -29594,7 +29549,7 @@
           <w:szCs w:val="26"/>
         </w:rPr>
       </w:pPr>
-      <w:bookmarkStart w:id="161" w:name="_Toc203732462"/>
+      <w:bookmarkStart w:id="161" w:name="_Toc203735788"/>
       <w:r>
         <w:rPr>
           <w:rFonts w:ascii="Arial" w:hAnsi="Arial" w:cs="Arial"/>
@@ -29679,7 +29634,7 @@
           <w:szCs w:val="26"/>
         </w:rPr>
       </w:pPr>
-      <w:bookmarkStart w:id="162" w:name="_Toc203732463"/>
+      <w:bookmarkStart w:id="162" w:name="_Toc203735789"/>
       <w:r>
         <w:rPr>
           <w:rFonts w:ascii="Arial" w:hAnsi="Arial" w:cs="Arial"/>
@@ -29765,7 +29720,7 @@
           <w:szCs w:val="26"/>
         </w:rPr>
       </w:pPr>
-      <w:bookmarkStart w:id="163" w:name="_Toc203732464"/>
+      <w:bookmarkStart w:id="163" w:name="_Toc203735790"/>
       <w:r>
         <w:rPr>
           <w:rFonts w:ascii="Arial" w:hAnsi="Arial" w:cs="Arial"/>
@@ -29843,7 +29798,7 @@
           <w:szCs w:val="28"/>
         </w:rPr>
       </w:pPr>
-      <w:bookmarkStart w:id="164" w:name="_Toc203732465"/>
+      <w:bookmarkStart w:id="164" w:name="_Toc203735791"/>
       <w:r>
         <w:rPr>
           <w:rFonts w:ascii="Arial" w:hAnsi="Arial" w:cs="Arial"/>
@@ -29938,7 +29893,7 @@
           <w:szCs w:val="28"/>
         </w:rPr>
       </w:pPr>
-      <w:bookmarkStart w:id="165" w:name="_Toc203732466"/>
+      <w:bookmarkStart w:id="165" w:name="_Toc203735792"/>
       <w:r>
         <w:rPr>
           <w:rFonts w:ascii="Arial" w:hAnsi="Arial" w:cs="Arial"/>
@@ -30037,7 +29992,7 @@
           <w:szCs w:val="28"/>
         </w:rPr>
       </w:pPr>
-      <w:bookmarkStart w:id="166" w:name="_Toc203732467"/>
+      <w:bookmarkStart w:id="166" w:name="_Toc203735793"/>
       <w:r>
         <w:rPr>
           <w:rFonts w:ascii="Arial" w:hAnsi="Arial" w:cs="Arial"/>
@@ -30128,7 +30083,7 @@
           <w:szCs w:val="28"/>
         </w:rPr>
       </w:pPr>
-      <w:bookmarkStart w:id="167" w:name="_Toc203732468"/>
+      <w:bookmarkStart w:id="167" w:name="_Toc203735794"/>
       <w:r>
         <w:rPr>
           <w:rFonts w:ascii="Arial" w:hAnsi="Arial" w:cs="Arial"/>
@@ -30151,7 +30106,7 @@
       <w:pPr>
         <w:pStyle w:val="Ttulo2"/>
       </w:pPr>
-      <w:bookmarkStart w:id="168" w:name="_Toc203732469"/>
+      <w:bookmarkStart w:id="168" w:name="_Toc203735795"/>
       <w:r>
         <w:t>I</w:t>
       </w:r>
@@ -30224,7 +30179,7 @@
       <w:pPr>
         <w:pStyle w:val="Ttulo2"/>
       </w:pPr>
-      <w:bookmarkStart w:id="169" w:name="_Toc203732470"/>
+      <w:bookmarkStart w:id="169" w:name="_Toc203735796"/>
       <w:r>
         <w:lastRenderedPageBreak/>
         <w:t>Carrito WEB</w:t>
@@ -30286,7 +30241,7 @@
       <w:pPr>
         <w:pStyle w:val="Ttulo2"/>
       </w:pPr>
-      <w:bookmarkStart w:id="170" w:name="_Toc203732471"/>
+      <w:bookmarkStart w:id="170" w:name="_Toc203735797"/>
       <w:r>
         <w:lastRenderedPageBreak/>
         <w:t>Login WEB</w:t>
@@ -30348,7 +30303,7 @@
       <w:pPr>
         <w:pStyle w:val="Ttulo2"/>
       </w:pPr>
-      <w:bookmarkStart w:id="171" w:name="_Toc203732472"/>
+      <w:bookmarkStart w:id="171" w:name="_Toc203735798"/>
       <w:r>
         <w:lastRenderedPageBreak/>
         <w:t>Contacto WEB</w:t>
@@ -30417,7 +30372,7 @@
           <w:u w:val="single"/>
         </w:rPr>
       </w:pPr>
-      <w:bookmarkStart w:id="172" w:name="_Toc203732473"/>
+      <w:bookmarkStart w:id="172" w:name="_Toc203735799"/>
       <w:r>
         <w:lastRenderedPageBreak/>
         <w:t>Login Form</w:t>
@@ -30431,7 +30386,7 @@
       <w:pPr>
         <w:pStyle w:val="Ttulo2"/>
       </w:pPr>
-      <w:bookmarkStart w:id="173" w:name="_Toc203732474"/>
+      <w:bookmarkStart w:id="173" w:name="_Toc203735800"/>
       <w:r>
         <w:rPr>
           <w:noProof/>
@@ -30540,7 +30495,7 @@
       <w:pPr>
         <w:pStyle w:val="Ttulo2"/>
       </w:pPr>
-      <w:bookmarkStart w:id="174" w:name="_Toc203732475"/>
+      <w:bookmarkStart w:id="174" w:name="_Toc203735801"/>
       <w:r>
         <w:t>Ordenes FORM</w:t>
       </w:r>
@@ -30593,7 +30548,7 @@
       <w:pPr>
         <w:pStyle w:val="Ttulo2"/>
       </w:pPr>
-      <w:bookmarkStart w:id="175" w:name="_Toc203732476"/>
+      <w:bookmarkStart w:id="175" w:name="_Toc203735802"/>
       <w:r>
         <w:lastRenderedPageBreak/>
         <w:t>Pedido Form</w:t>
@@ -30647,7 +30602,7 @@
       <w:pPr>
         <w:pStyle w:val="Ttulo2"/>
       </w:pPr>
-      <w:bookmarkStart w:id="176" w:name="_Toc203732477"/>
+      <w:bookmarkStart w:id="176" w:name="_Toc203735803"/>
       <w:r>
         <w:t>Producto FORM</w:t>
       </w:r>
@@ -30700,7 +30655,7 @@
       <w:pPr>
         <w:pStyle w:val="Ttulo2"/>
       </w:pPr>
-      <w:bookmarkStart w:id="177" w:name="_Toc203732478"/>
+      <w:bookmarkStart w:id="177" w:name="_Toc203735804"/>
       <w:r>
         <w:lastRenderedPageBreak/>
         <w:t>Proveedores Form</w:t>
@@ -30754,7 +30709,7 @@
       <w:pPr>
         <w:pStyle w:val="Ttulo2"/>
       </w:pPr>
-      <w:bookmarkStart w:id="178" w:name="_Toc203732479"/>
+      <w:bookmarkStart w:id="178" w:name="_Toc203735805"/>
       <w:r>
         <w:lastRenderedPageBreak/>
         <w:t>Reportes Form</w:t>
@@ -30860,7 +30815,7 @@
       <w:pPr>
         <w:pStyle w:val="Ttulo2"/>
       </w:pPr>
-      <w:bookmarkStart w:id="179" w:name="_Toc203732480"/>
+      <w:bookmarkStart w:id="179" w:name="_Toc203735806"/>
       <w:r>
         <w:lastRenderedPageBreak/>
         <w:t>Stock Monitor Form</w:t>
@@ -30914,7 +30869,7 @@
       <w:pPr>
         <w:pStyle w:val="Ttulo2"/>
       </w:pPr>
-      <w:bookmarkStart w:id="180" w:name="_Toc203732481"/>
+      <w:bookmarkStart w:id="180" w:name="_Toc203735807"/>
       <w:r>
         <w:t>Facturación Form</w:t>
       </w:r>
@@ -30967,7 +30922,7 @@
       <w:pPr>
         <w:pStyle w:val="Ttulo2"/>
       </w:pPr>
-      <w:bookmarkStart w:id="181" w:name="_Toc203732482"/>
+      <w:bookmarkStart w:id="181" w:name="_Toc203735808"/>
       <w:r>
         <w:lastRenderedPageBreak/>
         <w:t>Clientes Form</w:t>
@@ -31021,7 +30976,7 @@
       <w:pPr>
         <w:pStyle w:val="Ttulo2"/>
       </w:pPr>
-      <w:bookmarkStart w:id="182" w:name="_Toc203732483"/>
+      <w:bookmarkStart w:id="182" w:name="_Toc203735809"/>
       <w:r>
         <w:t>Bitácora Form</w:t>
       </w:r>
@@ -31147,7 +31102,6 @@
         <w:docPartUnique/>
       </w:docPartObj>
     </w:sdtPr>
-    <w:sdtEndPr/>
     <w:sdtContent>
       <w:p>
         <w:pPr>
@@ -31166,7 +31120,7 @@
           <w:rPr>
             <w:noProof/>
           </w:rPr>
-          <w:t>12</w:t>
+          <w:t>21</w:t>
         </w:r>
         <w:r>
           <w:fldChar w:fldCharType="end"/>
@@ -31360,7 +31314,14 @@
               <w:sz w:val="24"/>
               <w:szCs w:val="24"/>
             </w:rPr>
-            <w:t xml:space="preserve">Alumna: </w:t>
+            <w:t>Alumno</w:t>
+          </w:r>
+          <w:r>
+            <w:rPr>
+              <w:sz w:val="24"/>
+              <w:szCs w:val="24"/>
+            </w:rPr>
+            <w:t xml:space="preserve">: </w:t>
           </w:r>
           <w:r>
             <w:rPr>
@@ -31465,8 +31426,9 @@
           <w:pPr>
             <w:pStyle w:val="Encabezado"/>
             <w:rPr>
-              <w:sz w:val="32"/>
-              <w:szCs w:val="32"/>
+              <w:sz w:val="24"/>
+              <w:szCs w:val="24"/>
+              <w:u w:val="single"/>
             </w:rPr>
           </w:pPr>
           <w:r>
@@ -31474,7 +31436,7 @@
               <w:sz w:val="24"/>
               <w:szCs w:val="24"/>
             </w:rPr>
-            <w:t>Año: 2024</w:t>
+            <w:t>Año: 2025</w:t>
           </w:r>
         </w:p>
       </w:tc>
@@ -46760,7 +46722,7 @@
 </file>
 
 <file path=customXml/itemProps1.xml><?xml version="1.0" encoding="utf-8"?>
-<ds:datastoreItem xmlns:ds="http://schemas.openxmlformats.org/officeDocument/2006/customXml" ds:itemID="{3CF3873E-AC04-4313-89B2-AD53864046E8}">
+<ds:datastoreItem xmlns:ds="http://schemas.openxmlformats.org/officeDocument/2006/customXml" ds:itemID="{8AA581A7-BB87-44A2-B98B-CA753B71EB4E}">
   <ds:schemaRefs>
     <ds:schemaRef ds:uri="http://schemas.openxmlformats.org/officeDocument/2006/bibliography"/>
   </ds:schemaRefs>
